--- a/Words/New Words and Collocations.docx
+++ b/Words/New Words and Collocations.docx
@@ -1,6 +1,6 @@
 
 <file path=word/document.xml><?xml version="1.0" encoding="utf-8"?>
-<w:document xmlns:wpc="http://schemas.microsoft.com/office/word/2010/wordprocessingCanvas" xmlns:cx="http://schemas.microsoft.com/office/drawing/2014/chartex" xmlns:cx1="http://schemas.microsoft.com/office/drawing/2015/9/8/chartex" xmlns:cx2="http://schemas.microsoft.com/office/drawing/2015/10/21/chartex" xmlns:cx3="http://schemas.microsoft.com/office/drawing/2016/5/9/chartex" xmlns:cx4="http://schemas.microsoft.com/office/drawing/2016/5/10/chartex" xmlns:cx5="http://schemas.microsoft.com/office/drawing/2016/5/11/chartex" xmlns:cx6="http://schemas.microsoft.com/office/drawing/2016/5/12/chartex" xmlns:cx7="http://schemas.microsoft.com/office/drawing/2016/5/13/chartex" xmlns:cx8="http://schemas.microsoft.com/office/drawing/2016/5/14/chartex" xmlns:mc="http://schemas.openxmlformats.org/markup-compatibility/2006" xmlns:aink="http://schemas.microsoft.com/office/drawing/2016/ink" xmlns:am3d="http://schemas.microsoft.com/office/drawing/2017/model3d" xmlns:o="urn:schemas-microsoft-com:office:office" xmlns:oel="http://schemas.microsoft.com/office/2019/extlst" xmlns:r="http://schemas.openxmlformats.org/officeDocument/2006/relationships" xmlns:m="http://schemas.openxmlformats.org/officeDocument/2006/math" xmlns:v="urn:schemas-microsoft-com:vml" xmlns:wp14="http://schemas.microsoft.com/office/word/2010/wordprocessingDrawing" xmlns:wp="http://schemas.openxmlformats.org/drawingml/2006/wordprocessingDrawing" xmlns:w10="urn:schemas-microsoft-com:office:word" xmlns:w="http://schemas.openxmlformats.org/wordprocessingml/2006/main" xmlns:w14="http://schemas.microsoft.com/office/word/2010/wordml" xmlns:w15="http://schemas.microsoft.com/office/word/2012/wordml" xmlns:w16cex="http://schemas.microsoft.com/office/word/2018/wordml/cex" xmlns:w16cid="http://schemas.microsoft.com/office/word/2016/wordml/cid" xmlns:w16="http://schemas.microsoft.com/office/word/2018/wordml" xmlns:w16du="http://schemas.microsoft.com/office/word/2023/wordml/word16du" xmlns:w16sdtdh="http://schemas.microsoft.com/office/word/2020/wordml/sdtdatahash" xmlns:w16sdtfl="http://schemas.microsoft.com/office/word/2024/wordml/sdtformatlock" xmlns:w16se="http://schemas.microsoft.com/office/word/2015/wordml/symex" xmlns:wpg="http://schemas.microsoft.com/office/word/2010/wordprocessingGroup" xmlns:wpi="http://schemas.microsoft.com/office/word/2010/wordprocessingInk" xmlns:wne="http://schemas.microsoft.com/office/word/2006/wordml" xmlns:wps="http://schemas.microsoft.com/office/word/2010/wordprocessingShape" mc:Ignorable="w14 w15 w16se w16cid w16 w16cex w16sdtdh w16sdtfl w16du wp14">
+<w:document xmlns:wpc="http://schemas.microsoft.com/office/word/2010/wordprocessingCanvas" xmlns:mc="http://schemas.openxmlformats.org/markup-compatibility/2006" xmlns:o="urn:schemas-microsoft-com:office:office" xmlns:r="http://schemas.openxmlformats.org/officeDocument/2006/relationships" xmlns:m="http://schemas.openxmlformats.org/officeDocument/2006/math" xmlns:v="urn:schemas-microsoft-com:vml" xmlns:wp14="http://schemas.microsoft.com/office/word/2010/wordprocessingDrawing" xmlns:wp="http://schemas.openxmlformats.org/drawingml/2006/wordprocessingDrawing" xmlns:w10="urn:schemas-microsoft-com:office:word" xmlns:w="http://schemas.openxmlformats.org/wordprocessingml/2006/main" xmlns:w14="http://schemas.microsoft.com/office/word/2010/wordml" xmlns:wpg="http://schemas.microsoft.com/office/word/2010/wordprocessingGroup" xmlns:wpi="http://schemas.microsoft.com/office/word/2010/wordprocessingInk" xmlns:wne="http://schemas.microsoft.com/office/word/2006/wordml" xmlns:wps="http://schemas.microsoft.com/office/word/2010/wordprocessingShape" mc:Ignorable="w14 wp14">
   <w:body>
     <w:p>
       <w:pPr>
@@ -472,7 +472,6 @@
       <w:pPr>
         <w:jc w:val="left"/>
         <w:rPr>
-          <w:rFonts w:hint="eastAsia"/>
           <w:sz w:val="24"/>
           <w:szCs w:val="24"/>
         </w:rPr>
@@ -504,7 +503,6 @@
       <w:pPr>
         <w:jc w:val="left"/>
         <w:rPr>
-          <w:rFonts w:hint="eastAsia"/>
           <w:sz w:val="24"/>
           <w:szCs w:val="24"/>
         </w:rPr>
@@ -600,7 +598,6 @@
         <w:jc w:val="left"/>
         <w:rPr>
           <w:rStyle w:val="pron"/>
-          <w:rFonts w:hint="eastAsia"/>
         </w:rPr>
       </w:pPr>
       <w:r>
@@ -797,7 +794,6 @@
         <w:jc w:val="left"/>
         <w:rPr>
           <w:rStyle w:val="pron"/>
-          <w:rFonts w:hint="eastAsia"/>
         </w:rPr>
       </w:pPr>
       <w:r>
@@ -845,7 +841,6 @@
         <w:jc w:val="left"/>
         <w:rPr>
           <w:rStyle w:val="pron"/>
-          <w:rFonts w:hint="eastAsia"/>
         </w:rPr>
       </w:pPr>
       <w:r>
@@ -1036,7 +1031,6 @@
         <w:jc w:val="left"/>
         <w:rPr>
           <w:rStyle w:val="pron"/>
-          <w:rFonts w:hint="eastAsia"/>
         </w:rPr>
       </w:pPr>
       <w:r>
@@ -2163,7 +2157,6 @@
         <w:jc w:val="left"/>
         <w:rPr>
           <w:rStyle w:val="pron"/>
-          <w:rFonts w:hint="eastAsia"/>
         </w:rPr>
       </w:pPr>
       <w:r>
@@ -2226,7 +2219,6 @@
         <w:jc w:val="left"/>
         <w:rPr>
           <w:rStyle w:val="pron"/>
-          <w:rFonts w:hint="eastAsia"/>
         </w:rPr>
       </w:pPr>
       <w:r>
@@ -2484,7 +2476,6 @@
         <w:jc w:val="left"/>
         <w:rPr>
           <w:rStyle w:val="pron"/>
-          <w:rFonts w:hint="eastAsia"/>
         </w:rPr>
       </w:pPr>
       <w:r>
@@ -2963,15 +2954,24 @@
           <w:rStyle w:val="pron"/>
           <w:rFonts w:ascii="Arial" w:hAnsi="Arial" w:cs="Arial"/>
         </w:rPr>
-        <w:t xml:space="preserve"> [vt.] </w:t>
-      </w:r>
-      <w:r>
-        <w:rPr>
-          <w:rStyle w:val="pron"/>
-          <w:rFonts w:ascii="Arial" w:hAnsi="Arial" w:cs="Arial"/>
-        </w:rPr>
-        <w:br/>
-      </w:r>
+        <w:t xml:space="preserve"> </w:t>
+      </w:r>
+      <w:r>
+        <w:rPr>
+          <w:rStyle w:val="pron"/>
+          <w:rFonts w:ascii="Arial" w:hAnsi="Arial" w:cs="Arial" w:hint="eastAsia"/>
+        </w:rPr>
+        <w:br/>
+      </w:r>
+      <w:r>
+        <w:rPr>
+          <w:rStyle w:val="pron"/>
+          <w:rFonts w:ascii="Arial" w:hAnsi="Arial" w:cs="Arial"/>
+        </w:rPr>
+        <w:t xml:space="preserve">[vt.] </w:t>
+      </w:r>
+      <w:bookmarkStart w:id="0" w:name="_GoBack"/>
+      <w:bookmarkEnd w:id="0"/>
       <w:r>
         <w:rPr>
           <w:rStyle w:val="pron"/>
@@ -3734,7 +3734,6 @@
         <w:jc w:val="left"/>
         <w:rPr>
           <w:rStyle w:val="pron"/>
-          <w:rFonts w:hint="eastAsia"/>
         </w:rPr>
       </w:pPr>
       <w:r>
@@ -3815,7 +3814,6 @@
         <w:jc w:val="left"/>
         <w:rPr>
           <w:rStyle w:val="pron"/>
-          <w:rFonts w:hint="eastAsia"/>
         </w:rPr>
       </w:pPr>
       <w:r>
@@ -3966,7 +3964,6 @@
         <w:jc w:val="left"/>
         <w:rPr>
           <w:rStyle w:val="pron"/>
-          <w:rFonts w:hint="eastAsia"/>
         </w:rPr>
       </w:pPr>
       <w:r>
@@ -4051,7 +4048,6 @@
       <w:pPr>
         <w:jc w:val="left"/>
         <w:rPr>
-          <w:rFonts w:hint="eastAsia"/>
           <w:sz w:val="24"/>
           <w:szCs w:val="24"/>
         </w:rPr>
@@ -4205,9 +4201,6 @@
     <w:p>
       <w:pPr>
         <w:jc w:val="left"/>
-        <w:rPr>
-          <w:rFonts w:hint="eastAsia"/>
-        </w:rPr>
       </w:pPr>
       <w:r>
         <w:rPr>
@@ -4322,9 +4315,6 @@
     <w:p>
       <w:pPr>
         <w:jc w:val="left"/>
-        <w:rPr>
-          <w:rFonts w:hint="eastAsia"/>
-        </w:rPr>
       </w:pPr>
       <w:r>
         <w:rPr>
@@ -4373,9 +4363,6 @@
     <w:p>
       <w:pPr>
         <w:jc w:val="left"/>
-        <w:rPr>
-          <w:rFonts w:hint="eastAsia"/>
-        </w:rPr>
       </w:pPr>
       <w:r>
         <w:rPr>
@@ -4508,9 +4495,6 @@
     <w:p>
       <w:pPr>
         <w:jc w:val="left"/>
-        <w:rPr>
-          <w:rFonts w:hint="eastAsia"/>
-        </w:rPr>
       </w:pPr>
       <w:r>
         <w:rPr>
@@ -4538,9 +4522,6 @@
     <w:p>
       <w:pPr>
         <w:jc w:val="left"/>
-        <w:rPr>
-          <w:rFonts w:hint="eastAsia"/>
-        </w:rPr>
       </w:pPr>
       <w:r>
         <w:rPr>
@@ -5566,7 +5547,6 @@
         <w:jc w:val="left"/>
         <w:rPr>
           <w:rStyle w:val="pron"/>
-          <w:rFonts w:hint="eastAsia"/>
         </w:rPr>
       </w:pPr>
       <w:r>
@@ -5655,7 +5635,6 @@
         <w:jc w:val="left"/>
         <w:rPr>
           <w:rStyle w:val="pron"/>
-          <w:rFonts w:hint="eastAsia"/>
         </w:rPr>
       </w:pPr>
       <w:r>
@@ -5685,7 +5664,6 @@
         <w:jc w:val="left"/>
         <w:rPr>
           <w:rStyle w:val="pron"/>
-          <w:rFonts w:hint="eastAsia"/>
         </w:rPr>
       </w:pPr>
       <w:r>
@@ -5786,7 +5764,6 @@
         <w:jc w:val="left"/>
         <w:rPr>
           <w:rStyle w:val="pron"/>
-          <w:rFonts w:hint="eastAsia"/>
         </w:rPr>
       </w:pPr>
       <w:r>
@@ -5954,7 +5931,6 @@
         <w:jc w:val="left"/>
         <w:rPr>
           <w:rStyle w:val="pron"/>
-          <w:rFonts w:hint="eastAsia"/>
         </w:rPr>
       </w:pPr>
       <w:r>
@@ -6037,7 +6013,6 @@
         <w:jc w:val="left"/>
         <w:rPr>
           <w:rStyle w:val="pron"/>
-          <w:rFonts w:hint="eastAsia"/>
         </w:rPr>
       </w:pPr>
       <w:r>
@@ -6065,7 +6040,6 @@
         <w:jc w:val="left"/>
         <w:rPr>
           <w:rStyle w:val="pron"/>
-          <w:rFonts w:hint="eastAsia"/>
         </w:rPr>
       </w:pPr>
       <w:r>
@@ -6140,7 +6114,6 @@
         <w:jc w:val="left"/>
         <w:rPr>
           <w:rStyle w:val="pron"/>
-          <w:rFonts w:hint="eastAsia"/>
         </w:rPr>
       </w:pPr>
       <w:r>
@@ -6184,7 +6157,6 @@
         <w:jc w:val="left"/>
         <w:rPr>
           <w:rStyle w:val="pron"/>
-          <w:rFonts w:hint="eastAsia"/>
         </w:rPr>
       </w:pPr>
       <w:r>
@@ -6364,7 +6336,6 @@
         <w:jc w:val="left"/>
         <w:rPr>
           <w:rStyle w:val="pron"/>
-          <w:rFonts w:hint="eastAsia"/>
         </w:rPr>
       </w:pPr>
       <w:r>
@@ -6413,7 +6384,6 @@
         <w:jc w:val="left"/>
         <w:rPr>
           <w:rStyle w:val="pron"/>
-          <w:rFonts w:hint="eastAsia"/>
         </w:rPr>
       </w:pPr>
       <w:r>
@@ -6436,7 +6406,6 @@
         <w:jc w:val="left"/>
         <w:rPr>
           <w:rStyle w:val="pron"/>
-          <w:rFonts w:hint="eastAsia"/>
         </w:rPr>
       </w:pPr>
       <w:r>
@@ -6517,7 +6486,6 @@
         <w:jc w:val="left"/>
         <w:rPr>
           <w:rStyle w:val="pron"/>
-          <w:rFonts w:hint="eastAsia"/>
         </w:rPr>
       </w:pPr>
       <w:r>
@@ -6607,7 +6575,6 @@
         <w:jc w:val="left"/>
         <w:rPr>
           <w:rStyle w:val="pron"/>
-          <w:rFonts w:hint="eastAsia"/>
         </w:rPr>
       </w:pPr>
       <w:r>
@@ -6644,7 +6611,6 @@
         <w:jc w:val="left"/>
         <w:rPr>
           <w:rStyle w:val="pron"/>
-          <w:rFonts w:hint="eastAsia"/>
         </w:rPr>
       </w:pPr>
       <w:r>
@@ -6680,7 +6646,6 @@
         <w:jc w:val="left"/>
         <w:rPr>
           <w:rStyle w:val="pron"/>
-          <w:rFonts w:hint="eastAsia"/>
         </w:rPr>
       </w:pPr>
       <w:r>
@@ -6863,7 +6828,6 @@
         <w:jc w:val="left"/>
         <w:rPr>
           <w:rStyle w:val="pron"/>
-          <w:rFonts w:hint="eastAsia"/>
         </w:rPr>
       </w:pPr>
       <w:r>
@@ -7158,7 +7122,6 @@
         <w:jc w:val="left"/>
         <w:rPr>
           <w:rStyle w:val="pron"/>
-          <w:rFonts w:hint="eastAsia"/>
         </w:rPr>
       </w:pPr>
       <w:r>
@@ -7268,7 +7231,6 @@
         <w:jc w:val="left"/>
         <w:rPr>
           <w:rStyle w:val="pron"/>
-          <w:rFonts w:hint="eastAsia"/>
         </w:rPr>
       </w:pPr>
       <w:r>
@@ -7387,7 +7349,6 @@
         <w:jc w:val="left"/>
         <w:rPr>
           <w:rStyle w:val="pron"/>
-          <w:rFonts w:hint="eastAsia"/>
         </w:rPr>
       </w:pPr>
       <w:r>
@@ -7500,7 +7461,6 @@
         <w:jc w:val="left"/>
         <w:rPr>
           <w:rStyle w:val="pron"/>
-          <w:rFonts w:hint="eastAsia"/>
         </w:rPr>
       </w:pPr>
       <w:r>
@@ -7576,7 +7536,6 @@
         <w:jc w:val="left"/>
         <w:rPr>
           <w:rStyle w:val="pron"/>
-          <w:rFonts w:hint="eastAsia"/>
         </w:rPr>
       </w:pPr>
       <w:r>
@@ -8814,7 +8773,6 @@
         <w:jc w:val="left"/>
         <w:rPr>
           <w:rStyle w:val="pron"/>
-          <w:rFonts w:hint="eastAsia"/>
         </w:rPr>
       </w:pPr>
       <w:r>
@@ -18357,9 +18315,6 @@
     <w:p>
       <w:pPr>
         <w:jc w:val="left"/>
-        <w:rPr>
-          <w:rFonts w:hint="eastAsia"/>
-        </w:rPr>
       </w:pPr>
       <w:r>
         <w:rPr>
@@ -18382,7 +18337,7 @@
       </w:r>
       <w:r>
         <w:rPr>
-          <w:rStyle w:val="a7"/>
+          <w:rStyle w:val="a5"/>
         </w:rPr>
         <w:t>"be it"</w:t>
       </w:r>
@@ -18399,9 +18354,6 @@
     <w:p>
       <w:pPr>
         <w:jc w:val="left"/>
-        <w:rPr>
-          <w:rFonts w:hint="eastAsia"/>
-        </w:rPr>
       </w:pPr>
       <w:r>
         <w:rPr>
@@ -18426,9 +18378,6 @@
     <w:p>
       <w:pPr>
         <w:jc w:val="left"/>
-        <w:rPr>
-          <w:rFonts w:hint="eastAsia"/>
-        </w:rPr>
       </w:pPr>
       <w:r>
         <w:rPr>
@@ -18493,7 +18442,6 @@
         <w:jc w:val="left"/>
         <w:rPr>
           <w:rStyle w:val="pron"/>
-          <w:rFonts w:hint="eastAsia"/>
         </w:rPr>
       </w:pPr>
       <w:r>
@@ -18580,7 +18528,6 @@
         <w:jc w:val="left"/>
         <w:rPr>
           <w:rStyle w:val="pron"/>
-          <w:rFonts w:hint="eastAsia"/>
         </w:rPr>
       </w:pPr>
       <w:r>
@@ -21807,7 +21754,6 @@
         <w:jc w:val="left"/>
         <w:rPr>
           <w:rStyle w:val="pron"/>
-          <w:rFonts w:hint="eastAsia"/>
         </w:rPr>
       </w:pPr>
       <w:r>
@@ -21851,7 +21797,6 @@
         <w:jc w:val="left"/>
         <w:rPr>
           <w:rStyle w:val="pron"/>
-          <w:rFonts w:hint="eastAsia"/>
         </w:rPr>
       </w:pPr>
       <w:r>
@@ -21966,7 +21911,6 @@
         <w:jc w:val="left"/>
         <w:rPr>
           <w:rStyle w:val="pron"/>
-          <w:rFonts w:hint="eastAsia"/>
         </w:rPr>
       </w:pPr>
       <w:r>
@@ -22063,7 +22007,6 @@
         <w:jc w:val="left"/>
         <w:rPr>
           <w:rStyle w:val="pron"/>
-          <w:rFonts w:hint="eastAsia"/>
         </w:rPr>
       </w:pPr>
       <w:r>
@@ -22145,7 +22088,6 @@
         <w:jc w:val="left"/>
         <w:rPr>
           <w:rStyle w:val="pron"/>
-          <w:rFonts w:hint="eastAsia"/>
         </w:rPr>
       </w:pPr>
       <w:r>
@@ -22312,7 +22254,6 @@
         <w:jc w:val="left"/>
         <w:rPr>
           <w:rStyle w:val="pron"/>
-          <w:rFonts w:hint="eastAsia"/>
         </w:rPr>
       </w:pPr>
       <w:r>
@@ -22356,7 +22297,6 @@
         <w:jc w:val="left"/>
         <w:rPr>
           <w:rStyle w:val="pron"/>
-          <w:rFonts w:hint="eastAsia"/>
         </w:rPr>
       </w:pPr>
       <w:r>
@@ -22400,7 +22340,6 @@
         <w:jc w:val="left"/>
         <w:rPr>
           <w:rStyle w:val="pron"/>
-          <w:rFonts w:hint="eastAsia"/>
           <w:lang w:val="de-DE"/>
         </w:rPr>
       </w:pPr>
@@ -22542,7 +22481,6 @@
         <w:jc w:val="left"/>
         <w:rPr>
           <w:rStyle w:val="pron"/>
-          <w:rFonts w:hint="eastAsia"/>
           <w:lang w:val="de-DE"/>
         </w:rPr>
       </w:pPr>
@@ -25669,25 +25607,22 @@
         <w:jc w:val="left"/>
         <w:rPr>
           <w:rStyle w:val="pron"/>
-          <w:rFonts w:hint="eastAsia"/>
-        </w:rPr>
-      </w:pPr>
-    </w:p>
-    <w:p>
-      <w:pPr>
-        <w:jc w:val="left"/>
-        <w:rPr>
-          <w:rStyle w:val="pron"/>
-          <w:rFonts w:hint="eastAsia"/>
-        </w:rPr>
-      </w:pPr>
-    </w:p>
-    <w:p>
-      <w:pPr>
-        <w:jc w:val="left"/>
-        <w:rPr>
-          <w:rStyle w:val="pron"/>
-          <w:rFonts w:hint="eastAsia"/>
+        </w:rPr>
+      </w:pPr>
+    </w:p>
+    <w:p>
+      <w:pPr>
+        <w:jc w:val="left"/>
+        <w:rPr>
+          <w:rStyle w:val="pron"/>
+        </w:rPr>
+      </w:pPr>
+    </w:p>
+    <w:p>
+      <w:pPr>
+        <w:jc w:val="left"/>
+        <w:rPr>
+          <w:rStyle w:val="pron"/>
         </w:rPr>
       </w:pPr>
       <w:r>
@@ -25801,7 +25736,6 @@
         <w:jc w:val="left"/>
         <w:rPr>
           <w:rStyle w:val="pron"/>
-          <w:rFonts w:hint="eastAsia"/>
         </w:rPr>
       </w:pPr>
       <w:r>
@@ -25824,9 +25758,6 @@
     <w:p>
       <w:pPr>
         <w:jc w:val="left"/>
-        <w:rPr>
-          <w:rFonts w:hint="eastAsia"/>
-        </w:rPr>
       </w:pPr>
       <w:r>
         <w:rPr>
@@ -25928,9 +25859,6 @@
     <w:p>
       <w:pPr>
         <w:jc w:val="left"/>
-        <w:rPr>
-          <w:rFonts w:hint="eastAsia"/>
-        </w:rPr>
       </w:pPr>
       <w:r>
         <w:rPr>
@@ -26167,7 +26095,6 @@
         <w:jc w:val="left"/>
         <w:rPr>
           <w:rStyle w:val="pron"/>
-          <w:rFonts w:hint="eastAsia"/>
         </w:rPr>
       </w:pPr>
       <w:r>
@@ -26252,7 +26179,6 @@
         <w:jc w:val="left"/>
         <w:rPr>
           <w:rStyle w:val="pron"/>
-          <w:rFonts w:hint="eastAsia"/>
         </w:rPr>
       </w:pPr>
       <w:r>
@@ -26275,7 +26201,6 @@
         <w:jc w:val="left"/>
         <w:rPr>
           <w:rStyle w:val="pron"/>
-          <w:rFonts w:hint="eastAsia"/>
         </w:rPr>
       </w:pPr>
       <w:r>
@@ -26362,7 +26287,6 @@
         <w:jc w:val="left"/>
         <w:rPr>
           <w:rStyle w:val="pron"/>
-          <w:rFonts w:hint="eastAsia"/>
         </w:rPr>
       </w:pPr>
       <w:r>
@@ -26434,7 +26358,6 @@
         <w:jc w:val="left"/>
         <w:rPr>
           <w:rStyle w:val="pron"/>
-          <w:rFonts w:hint="eastAsia"/>
         </w:rPr>
       </w:pPr>
       <w:r>
@@ -26525,7 +26448,6 @@
         <w:jc w:val="left"/>
         <w:rPr>
           <w:rStyle w:val="pron"/>
-          <w:rFonts w:hint="eastAsia"/>
         </w:rPr>
       </w:pPr>
       <w:r>
@@ -26716,7 +26638,6 @@
         <w:jc w:val="left"/>
         <w:rPr>
           <w:rStyle w:val="pron"/>
-          <w:rFonts w:hint="eastAsia"/>
         </w:rPr>
       </w:pPr>
       <w:r>
@@ -26775,7 +26696,6 @@
         <w:jc w:val="left"/>
         <w:rPr>
           <w:rStyle w:val="pron"/>
-          <w:rFonts w:hint="eastAsia"/>
         </w:rPr>
       </w:pPr>
       <w:r>
@@ -26920,7 +26840,6 @@
         <w:jc w:val="left"/>
         <w:rPr>
           <w:rStyle w:val="pron"/>
-          <w:rFonts w:hint="eastAsia"/>
         </w:rPr>
       </w:pPr>
       <w:r>
@@ -26959,7 +26878,6 @@
         <w:jc w:val="left"/>
         <w:rPr>
           <w:rStyle w:val="pron"/>
-          <w:rFonts w:hint="eastAsia"/>
         </w:rPr>
       </w:pPr>
       <w:r>
@@ -27064,7 +26982,6 @@
         <w:jc w:val="left"/>
         <w:rPr>
           <w:rStyle w:val="pron"/>
-          <w:rFonts w:hint="eastAsia"/>
         </w:rPr>
       </w:pPr>
       <w:r>
@@ -27110,7 +27027,6 @@
         <w:jc w:val="left"/>
         <w:rPr>
           <w:rStyle w:val="pron"/>
-          <w:rFonts w:hint="eastAsia"/>
         </w:rPr>
       </w:pPr>
       <w:r>
@@ -27166,7 +27082,6 @@
         <w:jc w:val="left"/>
         <w:rPr>
           <w:rStyle w:val="pron"/>
-          <w:rFonts w:hint="eastAsia"/>
         </w:rPr>
       </w:pPr>
       <w:r>
@@ -27401,7 +27316,6 @@
         <w:jc w:val="left"/>
         <w:rPr>
           <w:rStyle w:val="pron"/>
-          <w:rFonts w:hint="eastAsia"/>
         </w:rPr>
       </w:pPr>
       <w:r>
@@ -27445,7 +27359,6 @@
         <w:jc w:val="left"/>
         <w:rPr>
           <w:rStyle w:val="pron"/>
-          <w:rFonts w:hint="eastAsia"/>
         </w:rPr>
       </w:pPr>
       <w:r>
@@ -27483,7 +27396,6 @@
         <w:jc w:val="left"/>
         <w:rPr>
           <w:rStyle w:val="pron"/>
-          <w:rFonts w:hint="eastAsia"/>
           <w:lang w:val="en-US"/>
         </w:rPr>
       </w:pPr>
@@ -27570,7 +27482,6 @@
         <w:jc w:val="left"/>
         <w:rPr>
           <w:rStyle w:val="pron"/>
-          <w:rFonts w:hint="eastAsia"/>
           <w:b/>
           <w:bCs/>
           <w:lang w:val="en-US"/>
@@ -27629,7 +27540,6 @@
         <w:jc w:val="left"/>
         <w:rPr>
           <w:rStyle w:val="pron"/>
-          <w:rFonts w:hint="eastAsia"/>
           <w:lang w:val="en-US"/>
         </w:rPr>
       </w:pPr>
@@ -27711,7 +27621,6 @@
         <w:jc w:val="left"/>
         <w:rPr>
           <w:rStyle w:val="pron"/>
-          <w:rFonts w:hint="eastAsia"/>
           <w:lang w:val="en-US"/>
         </w:rPr>
       </w:pPr>
@@ -27787,7 +27696,6 @@
         <w:jc w:val="left"/>
         <w:rPr>
           <w:rStyle w:val="pron"/>
-          <w:rFonts w:hint="eastAsia"/>
           <w:lang w:val="en-US"/>
         </w:rPr>
       </w:pPr>
@@ -27812,10 +27720,82 @@
       <w:r>
         <w:rPr>
           <w:rStyle w:val="pron"/>
-          <w:rFonts w:ascii="GWIPA" w:hAnsi="GWIPA" w:hint="eastAsia"/>
-          <w:lang w:val="en-US"/>
-        </w:rPr>
-        <w:t>E'sImEleIt</w:t>
+          <w:rFonts w:ascii="GWIPA" w:hAnsi="GWIPA"/>
+          <w:lang w:val="en-US"/>
+        </w:rPr>
+        <w:t></w:t>
+      </w:r>
+      <w:r>
+        <w:rPr>
+          <w:rStyle w:val="pron"/>
+          <w:rFonts w:ascii="GWIPA" w:hAnsi="GWIPA"/>
+          <w:lang w:val="en-US"/>
+        </w:rPr>
+        <w:t></w:t>
+      </w:r>
+      <w:r>
+        <w:rPr>
+          <w:rStyle w:val="pron"/>
+          <w:rFonts w:ascii="GWIPA" w:hAnsi="GWIPA"/>
+          <w:lang w:val="en-US"/>
+        </w:rPr>
+        <w:t></w:t>
+      </w:r>
+      <w:r>
+        <w:rPr>
+          <w:rStyle w:val="pron"/>
+          <w:rFonts w:ascii="GWIPA" w:hAnsi="GWIPA"/>
+          <w:lang w:val="en-US"/>
+        </w:rPr>
+        <w:t></w:t>
+      </w:r>
+      <w:r>
+        <w:rPr>
+          <w:rStyle w:val="pron"/>
+          <w:rFonts w:ascii="GWIPA" w:hAnsi="GWIPA"/>
+          <w:lang w:val="en-US"/>
+        </w:rPr>
+        <w:t></w:t>
+      </w:r>
+      <w:r>
+        <w:rPr>
+          <w:rStyle w:val="pron"/>
+          <w:rFonts w:ascii="GWIPA" w:hAnsi="GWIPA"/>
+          <w:lang w:val="en-US"/>
+        </w:rPr>
+        <w:t></w:t>
+      </w:r>
+      <w:r>
+        <w:rPr>
+          <w:rStyle w:val="pron"/>
+          <w:rFonts w:ascii="GWIPA" w:hAnsi="GWIPA"/>
+          <w:lang w:val="en-US"/>
+        </w:rPr>
+        <w:t></w:t>
+      </w:r>
+      <w:r>
+        <w:rPr>
+          <w:rStyle w:val="pron"/>
+          <w:rFonts w:ascii="GWIPA" w:hAnsi="GWIPA"/>
+          <w:lang w:val="en-US"/>
+        </w:rPr>
+        <w:t></w:t>
+      </w:r>
+      <w:r>
+        <w:rPr>
+          <w:rStyle w:val="pron"/>
+          <w:rFonts w:ascii="GWIPA" w:hAnsi="GWIPA"/>
+          <w:lang w:val="en-US"/>
+        </w:rPr>
+        <w:t></w:t>
+      </w:r>
+      <w:r>
+        <w:rPr>
+          <w:rStyle w:val="pron"/>
+          <w:rFonts w:ascii="GWIPA" w:hAnsi="GWIPA"/>
+          <w:lang w:val="en-US"/>
+        </w:rPr>
+        <w:t></w:t>
       </w:r>
       <w:r>
         <w:rPr>
@@ -27891,7 +27871,6 @@
         <w:jc w:val="left"/>
         <w:rPr>
           <w:rStyle w:val="pron"/>
-          <w:rFonts w:hint="eastAsia"/>
           <w:lang w:val="en-US"/>
         </w:rPr>
       </w:pPr>
@@ -27926,7 +27905,6 @@
         <w:jc w:val="left"/>
         <w:rPr>
           <w:rStyle w:val="pron"/>
-          <w:rFonts w:hint="eastAsia"/>
           <w:lang w:val="en-US"/>
         </w:rPr>
       </w:pPr>
@@ -27951,10 +27929,66 @@
       <w:r>
         <w:rPr>
           <w:rStyle w:val="pron"/>
-          <w:rFonts w:ascii="GWIPA" w:hAnsi="GWIPA" w:hint="eastAsia"/>
-          <w:lang w:val="en-US"/>
-        </w:rPr>
-        <w:t>'QkrEbQt</w:t>
+          <w:rFonts w:ascii="GWIPA" w:hAnsi="GWIPA"/>
+          <w:lang w:val="en-US"/>
+        </w:rPr>
+        <w:t></w:t>
+      </w:r>
+      <w:r>
+        <w:rPr>
+          <w:rStyle w:val="pron"/>
+          <w:rFonts w:ascii="GWIPA" w:hAnsi="GWIPA"/>
+          <w:lang w:val="en-US"/>
+        </w:rPr>
+        <w:t></w:t>
+      </w:r>
+      <w:r>
+        <w:rPr>
+          <w:rStyle w:val="pron"/>
+          <w:rFonts w:ascii="GWIPA" w:hAnsi="GWIPA"/>
+          <w:lang w:val="en-US"/>
+        </w:rPr>
+        <w:t></w:t>
+      </w:r>
+      <w:r>
+        <w:rPr>
+          <w:rStyle w:val="pron"/>
+          <w:rFonts w:ascii="GWIPA" w:hAnsi="GWIPA"/>
+          <w:lang w:val="en-US"/>
+        </w:rPr>
+        <w:t></w:t>
+      </w:r>
+      <w:r>
+        <w:rPr>
+          <w:rStyle w:val="pron"/>
+          <w:rFonts w:ascii="GWIPA" w:hAnsi="GWIPA"/>
+          <w:lang w:val="en-US"/>
+        </w:rPr>
+        <w:t></w:t>
+      </w:r>
+      <w:r>
+        <w:rPr>
+          <w:rStyle w:val="pron"/>
+          <w:rFonts w:ascii="GWIPA" w:hAnsi="GWIPA"/>
+          <w:lang w:val="en-US"/>
+        </w:rPr>
+        <w:t></w:t>
+      </w:r>
+      <w:r>
+        <w:rPr>
+          <w:rStyle w:val="pron"/>
+          <w:rFonts w:ascii="GWIPA" w:hAnsi="GWIPA"/>
+          <w:lang w:val="en-US"/>
+        </w:rPr>
+        <w:t></w:t>
+      </w:r>
+      <w:r>
+        <w:rPr>
+          <w:rStyle w:val="pron"/>
+          <w:rFonts w:ascii="GWIPA" w:hAnsi="GWIPA"/>
+          <w:lang w:val="en-US"/>
+        </w:rPr>
+        <w:t></w:t>
       </w:r>
       <w:r>
         <w:rPr>
@@ -27985,7 +28019,6 @@
         <w:jc w:val="left"/>
         <w:rPr>
           <w:rStyle w:val="pron"/>
-          <w:rFonts w:hint="eastAsia"/>
           <w:lang w:val="en-US"/>
         </w:rPr>
       </w:pPr>
@@ -28067,7 +28100,6 @@
         <w:jc w:val="left"/>
         <w:rPr>
           <w:rStyle w:val="pron"/>
-          <w:rFonts w:hint="eastAsia"/>
           <w:lang w:val="en-US"/>
         </w:rPr>
       </w:pPr>
@@ -28092,10 +28124,50 @@
       <w:r>
         <w:rPr>
           <w:rStyle w:val="pron"/>
-          <w:rFonts w:ascii="GWIPA" w:hAnsi="GWIPA" w:hint="eastAsia"/>
-          <w:lang w:val="en-US"/>
-        </w:rPr>
-        <w:t>'trU:p</w:t>
+          <w:rFonts w:ascii="GWIPA" w:hAnsi="GWIPA"/>
+          <w:lang w:val="en-US"/>
+        </w:rPr>
+        <w:t></w:t>
+      </w:r>
+      <w:r>
+        <w:rPr>
+          <w:rStyle w:val="pron"/>
+          <w:rFonts w:ascii="GWIPA" w:hAnsi="GWIPA"/>
+          <w:lang w:val="en-US"/>
+        </w:rPr>
+        <w:t></w:t>
+      </w:r>
+      <w:r>
+        <w:rPr>
+          <w:rStyle w:val="pron"/>
+          <w:rFonts w:ascii="GWIPA" w:hAnsi="GWIPA"/>
+          <w:lang w:val="en-US"/>
+        </w:rPr>
+        <w:t></w:t>
+      </w:r>
+      <w:r>
+        <w:rPr>
+          <w:rStyle w:val="pron"/>
+          <w:rFonts w:ascii="GWIPA" w:hAnsi="GWIPA"/>
+          <w:lang w:val="en-US"/>
+        </w:rPr>
+        <w:t></w:t>
+      </w:r>
+      <w:r>
+        <w:rPr>
+          <w:rStyle w:val="pron"/>
+          <w:rFonts w:ascii="GWIPA" w:hAnsi="GWIPA"/>
+          <w:lang w:val="en-US"/>
+        </w:rPr>
+        <w:t></w:t>
+      </w:r>
+      <w:r>
+        <w:rPr>
+          <w:rStyle w:val="pron"/>
+          <w:rFonts w:ascii="GWIPA" w:hAnsi="GWIPA"/>
+          <w:lang w:val="en-US"/>
+        </w:rPr>
+        <w:t></w:t>
       </w:r>
       <w:r>
         <w:rPr>
@@ -28126,7 +28198,6 @@
         <w:jc w:val="left"/>
         <w:rPr>
           <w:rStyle w:val="pron"/>
-          <w:rFonts w:hint="eastAsia"/>
           <w:lang w:val="en-US"/>
         </w:rPr>
       </w:pPr>
@@ -28151,10 +28222,82 @@
       <w:r>
         <w:rPr>
           <w:rStyle w:val="pron"/>
-          <w:rFonts w:ascii="GWIPA" w:hAnsi="GWIPA" w:hint="eastAsia"/>
-          <w:lang w:val="en-US"/>
-        </w:rPr>
-        <w:t>mE'nOtEnEs</w:t>
+          <w:rFonts w:ascii="GWIPA" w:hAnsi="GWIPA"/>
+          <w:lang w:val="en-US"/>
+        </w:rPr>
+        <w:t></w:t>
+      </w:r>
+      <w:r>
+        <w:rPr>
+          <w:rStyle w:val="pron"/>
+          <w:rFonts w:ascii="GWIPA" w:hAnsi="GWIPA"/>
+          <w:lang w:val="en-US"/>
+        </w:rPr>
+        <w:t></w:t>
+      </w:r>
+      <w:r>
+        <w:rPr>
+          <w:rStyle w:val="pron"/>
+          <w:rFonts w:ascii="GWIPA" w:hAnsi="GWIPA"/>
+          <w:lang w:val="en-US"/>
+        </w:rPr>
+        <w:t></w:t>
+      </w:r>
+      <w:r>
+        <w:rPr>
+          <w:rStyle w:val="pron"/>
+          <w:rFonts w:ascii="GWIPA" w:hAnsi="GWIPA"/>
+          <w:lang w:val="en-US"/>
+        </w:rPr>
+        <w:t></w:t>
+      </w:r>
+      <w:r>
+        <w:rPr>
+          <w:rStyle w:val="pron"/>
+          <w:rFonts w:ascii="GWIPA" w:hAnsi="GWIPA"/>
+          <w:lang w:val="en-US"/>
+        </w:rPr>
+        <w:t></w:t>
+      </w:r>
+      <w:r>
+        <w:rPr>
+          <w:rStyle w:val="pron"/>
+          <w:rFonts w:ascii="GWIPA" w:hAnsi="GWIPA"/>
+          <w:lang w:val="en-US"/>
+        </w:rPr>
+        <w:t></w:t>
+      </w:r>
+      <w:r>
+        <w:rPr>
+          <w:rStyle w:val="pron"/>
+          <w:rFonts w:ascii="GWIPA" w:hAnsi="GWIPA"/>
+          <w:lang w:val="en-US"/>
+        </w:rPr>
+        <w:t></w:t>
+      </w:r>
+      <w:r>
+        <w:rPr>
+          <w:rStyle w:val="pron"/>
+          <w:rFonts w:ascii="GWIPA" w:hAnsi="GWIPA"/>
+          <w:lang w:val="en-US"/>
+        </w:rPr>
+        <w:t></w:t>
+      </w:r>
+      <w:r>
+        <w:rPr>
+          <w:rStyle w:val="pron"/>
+          <w:rFonts w:ascii="GWIPA" w:hAnsi="GWIPA"/>
+          <w:lang w:val="en-US"/>
+        </w:rPr>
+        <w:t></w:t>
+      </w:r>
+      <w:r>
+        <w:rPr>
+          <w:rStyle w:val="pron"/>
+          <w:rFonts w:ascii="GWIPA" w:hAnsi="GWIPA"/>
+          <w:lang w:val="en-US"/>
+        </w:rPr>
+        <w:t></w:t>
       </w:r>
       <w:r>
         <w:rPr>
@@ -28215,7 +28358,6 @@
         <w:jc w:val="left"/>
         <w:rPr>
           <w:rStyle w:val="pron"/>
-          <w:rFonts w:hint="eastAsia"/>
           <w:lang w:val="en-US"/>
         </w:rPr>
       </w:pPr>
@@ -28240,10 +28382,74 @@
       <w:r>
         <w:rPr>
           <w:rStyle w:val="pron"/>
-          <w:rFonts w:ascii="GWIPA" w:hAnsi="GWIPA" w:hint="eastAsia"/>
-          <w:lang w:val="en-US"/>
-        </w:rPr>
-        <w:t>fE'rEuSEs</w:t>
+          <w:rFonts w:ascii="GWIPA" w:hAnsi="GWIPA"/>
+          <w:lang w:val="en-US"/>
+        </w:rPr>
+        <w:t></w:t>
+      </w:r>
+      <w:r>
+        <w:rPr>
+          <w:rStyle w:val="pron"/>
+          <w:rFonts w:ascii="GWIPA" w:hAnsi="GWIPA"/>
+          <w:lang w:val="en-US"/>
+        </w:rPr>
+        <w:t></w:t>
+      </w:r>
+      <w:r>
+        <w:rPr>
+          <w:rStyle w:val="pron"/>
+          <w:rFonts w:ascii="GWIPA" w:hAnsi="GWIPA"/>
+          <w:lang w:val="en-US"/>
+        </w:rPr>
+        <w:t></w:t>
+      </w:r>
+      <w:r>
+        <w:rPr>
+          <w:rStyle w:val="pron"/>
+          <w:rFonts w:ascii="GWIPA" w:hAnsi="GWIPA"/>
+          <w:lang w:val="en-US"/>
+        </w:rPr>
+        <w:t></w:t>
+      </w:r>
+      <w:r>
+        <w:rPr>
+          <w:rStyle w:val="pron"/>
+          <w:rFonts w:ascii="GWIPA" w:hAnsi="GWIPA"/>
+          <w:lang w:val="en-US"/>
+        </w:rPr>
+        <w:t></w:t>
+      </w:r>
+      <w:r>
+        <w:rPr>
+          <w:rStyle w:val="pron"/>
+          <w:rFonts w:ascii="GWIPA" w:hAnsi="GWIPA"/>
+          <w:lang w:val="en-US"/>
+        </w:rPr>
+        <w:t></w:t>
+      </w:r>
+      <w:r>
+        <w:rPr>
+          <w:rStyle w:val="pron"/>
+          <w:rFonts w:ascii="GWIPA" w:hAnsi="GWIPA"/>
+          <w:lang w:val="en-US"/>
+        </w:rPr>
+        <w:t></w:t>
+      </w:r>
+      <w:r>
+        <w:rPr>
+          <w:rStyle w:val="pron"/>
+          <w:rFonts w:ascii="GWIPA" w:hAnsi="GWIPA"/>
+          <w:lang w:val="en-US"/>
+        </w:rPr>
+        <w:t></w:t>
+      </w:r>
+      <w:r>
+        <w:rPr>
+          <w:rStyle w:val="pron"/>
+          <w:rFonts w:ascii="GWIPA" w:hAnsi="GWIPA"/>
+          <w:lang w:val="en-US"/>
+        </w:rPr>
+        <w:t></w:t>
       </w:r>
       <w:r>
         <w:rPr>
@@ -28304,7 +28510,6 @@
         <w:jc w:val="left"/>
         <w:rPr>
           <w:rStyle w:val="pron"/>
-          <w:rFonts w:hint="eastAsia"/>
           <w:lang w:val="en-US"/>
         </w:rPr>
       </w:pPr>
@@ -28339,17 +28544,15 @@
         <w:jc w:val="left"/>
         <w:rPr>
           <w:rStyle w:val="pron"/>
-          <w:rFonts w:hint="eastAsia"/>
-          <w:lang w:val="en-US"/>
-        </w:rPr>
-      </w:pPr>
-    </w:p>
-    <w:p>
-      <w:pPr>
-        <w:jc w:val="left"/>
-        <w:rPr>
-          <w:rStyle w:val="pron"/>
-          <w:rFonts w:hint="eastAsia"/>
+          <w:lang w:val="en-US"/>
+        </w:rPr>
+      </w:pPr>
+    </w:p>
+    <w:p>
+      <w:pPr>
+        <w:jc w:val="left"/>
+        <w:rPr>
+          <w:rStyle w:val="pron"/>
           <w:lang w:val="en-US"/>
         </w:rPr>
       </w:pPr>
@@ -28400,7 +28603,6 @@
         <w:jc w:val="left"/>
         <w:rPr>
           <w:rStyle w:val="pron"/>
-          <w:rFonts w:hint="eastAsia"/>
           <w:lang w:val="en-US"/>
         </w:rPr>
       </w:pPr>
@@ -28425,10 +28627,122 @@
       <w:r>
         <w:rPr>
           <w:rStyle w:val="pron"/>
-          <w:rFonts w:ascii="GWIPA" w:hAnsi="GWIPA" w:hint="eastAsia"/>
-          <w:lang w:val="en-US"/>
-        </w:rPr>
-        <w:t>prEu'krQstIneIt</w:t>
+          <w:rFonts w:ascii="GWIPA" w:hAnsi="GWIPA"/>
+          <w:lang w:val="en-US"/>
+        </w:rPr>
+        <w:t></w:t>
+      </w:r>
+      <w:r>
+        <w:rPr>
+          <w:rStyle w:val="pron"/>
+          <w:rFonts w:ascii="GWIPA" w:hAnsi="GWIPA"/>
+          <w:lang w:val="en-US"/>
+        </w:rPr>
+        <w:t></w:t>
+      </w:r>
+      <w:r>
+        <w:rPr>
+          <w:rStyle w:val="pron"/>
+          <w:rFonts w:ascii="GWIPA" w:hAnsi="GWIPA"/>
+          <w:lang w:val="en-US"/>
+        </w:rPr>
+        <w:t></w:t>
+      </w:r>
+      <w:r>
+        <w:rPr>
+          <w:rStyle w:val="pron"/>
+          <w:rFonts w:ascii="GWIPA" w:hAnsi="GWIPA"/>
+          <w:lang w:val="en-US"/>
+        </w:rPr>
+        <w:t></w:t>
+      </w:r>
+      <w:r>
+        <w:rPr>
+          <w:rStyle w:val="pron"/>
+          <w:rFonts w:ascii="GWIPA" w:hAnsi="GWIPA"/>
+          <w:lang w:val="en-US"/>
+        </w:rPr>
+        <w:t></w:t>
+      </w:r>
+      <w:r>
+        <w:rPr>
+          <w:rStyle w:val="pron"/>
+          <w:rFonts w:ascii="GWIPA" w:hAnsi="GWIPA"/>
+          <w:lang w:val="en-US"/>
+        </w:rPr>
+        <w:t></w:t>
+      </w:r>
+      <w:r>
+        <w:rPr>
+          <w:rStyle w:val="pron"/>
+          <w:rFonts w:ascii="GWIPA" w:hAnsi="GWIPA"/>
+          <w:lang w:val="en-US"/>
+        </w:rPr>
+        <w:t></w:t>
+      </w:r>
+      <w:r>
+        <w:rPr>
+          <w:rStyle w:val="pron"/>
+          <w:rFonts w:ascii="GWIPA" w:hAnsi="GWIPA"/>
+          <w:lang w:val="en-US"/>
+        </w:rPr>
+        <w:t></w:t>
+      </w:r>
+      <w:r>
+        <w:rPr>
+          <w:rStyle w:val="pron"/>
+          <w:rFonts w:ascii="GWIPA" w:hAnsi="GWIPA"/>
+          <w:lang w:val="en-US"/>
+        </w:rPr>
+        <w:t></w:t>
+      </w:r>
+      <w:r>
+        <w:rPr>
+          <w:rStyle w:val="pron"/>
+          <w:rFonts w:ascii="GWIPA" w:hAnsi="GWIPA"/>
+          <w:lang w:val="en-US"/>
+        </w:rPr>
+        <w:t></w:t>
+      </w:r>
+      <w:r>
+        <w:rPr>
+          <w:rStyle w:val="pron"/>
+          <w:rFonts w:ascii="GWIPA" w:hAnsi="GWIPA"/>
+          <w:lang w:val="en-US"/>
+        </w:rPr>
+        <w:t></w:t>
+      </w:r>
+      <w:r>
+        <w:rPr>
+          <w:rStyle w:val="pron"/>
+          <w:rFonts w:ascii="GWIPA" w:hAnsi="GWIPA"/>
+          <w:lang w:val="en-US"/>
+        </w:rPr>
+        <w:t></w:t>
+      </w:r>
+      <w:r>
+        <w:rPr>
+          <w:rStyle w:val="pron"/>
+          <w:rFonts w:ascii="GWIPA" w:hAnsi="GWIPA"/>
+          <w:lang w:val="en-US"/>
+        </w:rPr>
+        <w:t></w:t>
+      </w:r>
+      <w:r>
+        <w:rPr>
+          <w:rStyle w:val="pron"/>
+          <w:rFonts w:ascii="GWIPA" w:hAnsi="GWIPA"/>
+          <w:lang w:val="en-US"/>
+        </w:rPr>
+        <w:t></w:t>
+      </w:r>
+      <w:r>
+        <w:rPr>
+          <w:rStyle w:val="pron"/>
+          <w:rFonts w:ascii="GWIPA" w:hAnsi="GWIPA"/>
+          <w:lang w:val="en-US"/>
+        </w:rPr>
+        <w:t></w:t>
       </w:r>
       <w:r>
         <w:rPr>
@@ -28514,7 +28828,6 @@
         <w:jc w:val="left"/>
         <w:rPr>
           <w:rStyle w:val="pron"/>
-          <w:rFonts w:hint="eastAsia"/>
           <w:lang w:val="en-US"/>
         </w:rPr>
       </w:pPr>
@@ -28539,10 +28852,74 @@
       <w:r>
         <w:rPr>
           <w:rStyle w:val="pron"/>
-          <w:rFonts w:ascii="GWIPA" w:hAnsi="GWIPA" w:hint="eastAsia"/>
-          <w:lang w:val="en-US"/>
-        </w:rPr>
-        <w:t>kEn'vi:nE</w:t>
+          <w:rFonts w:ascii="GWIPA" w:hAnsi="GWIPA"/>
+          <w:lang w:val="en-US"/>
+        </w:rPr>
+        <w:t></w:t>
+      </w:r>
+      <w:r>
+        <w:rPr>
+          <w:rStyle w:val="pron"/>
+          <w:rFonts w:ascii="GWIPA" w:hAnsi="GWIPA"/>
+          <w:lang w:val="en-US"/>
+        </w:rPr>
+        <w:t></w:t>
+      </w:r>
+      <w:r>
+        <w:rPr>
+          <w:rStyle w:val="pron"/>
+          <w:rFonts w:ascii="GWIPA" w:hAnsi="GWIPA"/>
+          <w:lang w:val="en-US"/>
+        </w:rPr>
+        <w:t></w:t>
+      </w:r>
+      <w:r>
+        <w:rPr>
+          <w:rStyle w:val="pron"/>
+          <w:rFonts w:ascii="GWIPA" w:hAnsi="GWIPA"/>
+          <w:lang w:val="en-US"/>
+        </w:rPr>
+        <w:t></w:t>
+      </w:r>
+      <w:r>
+        <w:rPr>
+          <w:rStyle w:val="pron"/>
+          <w:rFonts w:ascii="GWIPA" w:hAnsi="GWIPA"/>
+          <w:lang w:val="en-US"/>
+        </w:rPr>
+        <w:t></w:t>
+      </w:r>
+      <w:r>
+        <w:rPr>
+          <w:rStyle w:val="pron"/>
+          <w:rFonts w:ascii="GWIPA" w:hAnsi="GWIPA"/>
+          <w:lang w:val="en-US"/>
+        </w:rPr>
+        <w:t></w:t>
+      </w:r>
+      <w:r>
+        <w:rPr>
+          <w:rStyle w:val="pron"/>
+          <w:rFonts w:ascii="GWIPA" w:hAnsi="GWIPA"/>
+          <w:lang w:val="en-US"/>
+        </w:rPr>
+        <w:t></w:t>
+      </w:r>
+      <w:r>
+        <w:rPr>
+          <w:rStyle w:val="pron"/>
+          <w:rFonts w:ascii="GWIPA" w:hAnsi="GWIPA"/>
+          <w:lang w:val="en-US"/>
+        </w:rPr>
+        <w:t></w:t>
+      </w:r>
+      <w:r>
+        <w:rPr>
+          <w:rStyle w:val="pron"/>
+          <w:rFonts w:ascii="GWIPA" w:hAnsi="GWIPA"/>
+          <w:lang w:val="en-US"/>
+        </w:rPr>
+        <w:t></w:t>
       </w:r>
       <w:r>
         <w:rPr>
@@ -28609,7 +28986,6 @@
         <w:jc w:val="left"/>
         <w:rPr>
           <w:rStyle w:val="pron"/>
-          <w:rFonts w:hint="eastAsia"/>
           <w:lang w:val="en-US"/>
         </w:rPr>
       </w:pPr>
@@ -28634,10 +29010,98 @@
       <w:r>
         <w:rPr>
           <w:rStyle w:val="pron"/>
-          <w:rFonts w:ascii="GWIPA" w:hAnsi="GWIPA" w:hint="eastAsia"/>
-          <w:lang w:val="en-US"/>
-        </w:rPr>
-        <w:t>kEn'sekjEtIv</w:t>
+          <w:rFonts w:ascii="GWIPA" w:hAnsi="GWIPA"/>
+          <w:lang w:val="en-US"/>
+        </w:rPr>
+        <w:t></w:t>
+      </w:r>
+      <w:r>
+        <w:rPr>
+          <w:rStyle w:val="pron"/>
+          <w:rFonts w:ascii="GWIPA" w:hAnsi="GWIPA"/>
+          <w:lang w:val="en-US"/>
+        </w:rPr>
+        <w:t></w:t>
+      </w:r>
+      <w:r>
+        <w:rPr>
+          <w:rStyle w:val="pron"/>
+          <w:rFonts w:ascii="GWIPA" w:hAnsi="GWIPA"/>
+          <w:lang w:val="en-US"/>
+        </w:rPr>
+        <w:t></w:t>
+      </w:r>
+      <w:r>
+        <w:rPr>
+          <w:rStyle w:val="pron"/>
+          <w:rFonts w:ascii="GWIPA" w:hAnsi="GWIPA"/>
+          <w:lang w:val="en-US"/>
+        </w:rPr>
+        <w:t></w:t>
+      </w:r>
+      <w:r>
+        <w:rPr>
+          <w:rStyle w:val="pron"/>
+          <w:rFonts w:ascii="GWIPA" w:hAnsi="GWIPA"/>
+          <w:lang w:val="en-US"/>
+        </w:rPr>
+        <w:t></w:t>
+      </w:r>
+      <w:r>
+        <w:rPr>
+          <w:rStyle w:val="pron"/>
+          <w:rFonts w:ascii="GWIPA" w:hAnsi="GWIPA"/>
+          <w:lang w:val="en-US"/>
+        </w:rPr>
+        <w:t></w:t>
+      </w:r>
+      <w:r>
+        <w:rPr>
+          <w:rStyle w:val="pron"/>
+          <w:rFonts w:ascii="GWIPA" w:hAnsi="GWIPA"/>
+          <w:lang w:val="en-US"/>
+        </w:rPr>
+        <w:t></w:t>
+      </w:r>
+      <w:r>
+        <w:rPr>
+          <w:rStyle w:val="pron"/>
+          <w:rFonts w:ascii="GWIPA" w:hAnsi="GWIPA"/>
+          <w:lang w:val="en-US"/>
+        </w:rPr>
+        <w:t></w:t>
+      </w:r>
+      <w:r>
+        <w:rPr>
+          <w:rStyle w:val="pron"/>
+          <w:rFonts w:ascii="GWIPA" w:hAnsi="GWIPA"/>
+          <w:lang w:val="en-US"/>
+        </w:rPr>
+        <w:t></w:t>
+      </w:r>
+      <w:r>
+        <w:rPr>
+          <w:rStyle w:val="pron"/>
+          <w:rFonts w:ascii="GWIPA" w:hAnsi="GWIPA"/>
+          <w:lang w:val="en-US"/>
+        </w:rPr>
+        <w:t></w:t>
+      </w:r>
+      <w:r>
+        <w:rPr>
+          <w:rStyle w:val="pron"/>
+          <w:rFonts w:ascii="GWIPA" w:hAnsi="GWIPA"/>
+          <w:lang w:val="en-US"/>
+        </w:rPr>
+        <w:t></w:t>
+      </w:r>
+      <w:r>
+        <w:rPr>
+          <w:rStyle w:val="pron"/>
+          <w:rFonts w:ascii="GWIPA" w:hAnsi="GWIPA"/>
+          <w:lang w:val="en-US"/>
+        </w:rPr>
+        <w:t></w:t>
       </w:r>
       <w:r>
         <w:rPr>
@@ -28683,7 +29147,6 @@
         <w:jc w:val="left"/>
         <w:rPr>
           <w:rStyle w:val="pron"/>
-          <w:rFonts w:hint="eastAsia"/>
           <w:lang w:val="en-US"/>
         </w:rPr>
       </w:pPr>
@@ -28708,10 +29171,82 @@
       <w:r>
         <w:rPr>
           <w:rStyle w:val="pron"/>
-          <w:rFonts w:ascii="GWIPA" w:hAnsi="GWIPA" w:hint="eastAsia"/>
-          <w:lang w:val="en-US"/>
-        </w:rPr>
-        <w:t>kEn'sensES</w:t>
+          <w:rFonts w:ascii="GWIPA" w:hAnsi="GWIPA"/>
+          <w:lang w:val="en-US"/>
+        </w:rPr>
+        <w:t></w:t>
+      </w:r>
+      <w:r>
+        <w:rPr>
+          <w:rStyle w:val="pron"/>
+          <w:rFonts w:ascii="GWIPA" w:hAnsi="GWIPA"/>
+          <w:lang w:val="en-US"/>
+        </w:rPr>
+        <w:t></w:t>
+      </w:r>
+      <w:r>
+        <w:rPr>
+          <w:rStyle w:val="pron"/>
+          <w:rFonts w:ascii="GWIPA" w:hAnsi="GWIPA"/>
+          <w:lang w:val="en-US"/>
+        </w:rPr>
+        <w:t></w:t>
+      </w:r>
+      <w:r>
+        <w:rPr>
+          <w:rStyle w:val="pron"/>
+          <w:rFonts w:ascii="GWIPA" w:hAnsi="GWIPA"/>
+          <w:lang w:val="en-US"/>
+        </w:rPr>
+        <w:t></w:t>
+      </w:r>
+      <w:r>
+        <w:rPr>
+          <w:rStyle w:val="pron"/>
+          <w:rFonts w:ascii="GWIPA" w:hAnsi="GWIPA"/>
+          <w:lang w:val="en-US"/>
+        </w:rPr>
+        <w:t></w:t>
+      </w:r>
+      <w:r>
+        <w:rPr>
+          <w:rStyle w:val="pron"/>
+          <w:rFonts w:ascii="GWIPA" w:hAnsi="GWIPA"/>
+          <w:lang w:val="en-US"/>
+        </w:rPr>
+        <w:t></w:t>
+      </w:r>
+      <w:r>
+        <w:rPr>
+          <w:rStyle w:val="pron"/>
+          <w:rFonts w:ascii="GWIPA" w:hAnsi="GWIPA"/>
+          <w:lang w:val="en-US"/>
+        </w:rPr>
+        <w:t></w:t>
+      </w:r>
+      <w:r>
+        <w:rPr>
+          <w:rStyle w:val="pron"/>
+          <w:rFonts w:ascii="GWIPA" w:hAnsi="GWIPA"/>
+          <w:lang w:val="en-US"/>
+        </w:rPr>
+        <w:t></w:t>
+      </w:r>
+      <w:r>
+        <w:rPr>
+          <w:rStyle w:val="pron"/>
+          <w:rFonts w:ascii="GWIPA" w:hAnsi="GWIPA"/>
+          <w:lang w:val="en-US"/>
+        </w:rPr>
+        <w:t></w:t>
+      </w:r>
+      <w:r>
+        <w:rPr>
+          <w:rStyle w:val="pron"/>
+          <w:rFonts w:ascii="GWIPA" w:hAnsi="GWIPA"/>
+          <w:lang w:val="en-US"/>
+        </w:rPr>
+        <w:t></w:t>
       </w:r>
       <w:r>
         <w:rPr>
@@ -28757,7 +29292,6 @@
         <w:jc w:val="left"/>
         <w:rPr>
           <w:rStyle w:val="pron"/>
-          <w:rFonts w:hint="eastAsia"/>
           <w:lang w:val="en-US"/>
         </w:rPr>
       </w:pPr>
@@ -28792,7 +29326,6 @@
         <w:jc w:val="left"/>
         <w:rPr>
           <w:rStyle w:val="pron"/>
-          <w:rFonts w:hint="eastAsia"/>
           <w:lang w:val="en-US"/>
         </w:rPr>
       </w:pPr>
@@ -28945,7 +29478,6 @@
         <w:jc w:val="left"/>
         <w:rPr>
           <w:rStyle w:val="pron"/>
-          <w:rFonts w:hint="eastAsia"/>
           <w:lang w:val="en-US"/>
         </w:rPr>
       </w:pPr>
@@ -28988,7 +29520,6 @@
         <w:jc w:val="left"/>
         <w:rPr>
           <w:rStyle w:val="pron"/>
-          <w:rFonts w:hint="eastAsia"/>
           <w:lang w:val="en-US"/>
         </w:rPr>
       </w:pPr>
@@ -29086,7 +29617,6 @@
         <w:jc w:val="left"/>
         <w:rPr>
           <w:rStyle w:val="pron"/>
-          <w:rFonts w:hint="eastAsia"/>
           <w:lang w:val="en-US"/>
         </w:rPr>
       </w:pPr>
@@ -29144,7 +29674,6 @@
         <w:jc w:val="left"/>
         <w:rPr>
           <w:rStyle w:val="pron"/>
-          <w:rFonts w:hint="eastAsia"/>
           <w:lang w:val="en-US"/>
         </w:rPr>
       </w:pPr>
@@ -29176,10 +29705,42 @@
       <w:r>
         <w:rPr>
           <w:rStyle w:val="pron"/>
-          <w:rFonts w:ascii="GWIPA" w:hAnsi="GWIPA" w:hint="eastAsia"/>
-          <w:lang w:val="en-US"/>
-        </w:rPr>
-        <w:t>vE:sE</w:t>
+          <w:rFonts w:ascii="GWIPA" w:hAnsi="GWIPA"/>
+          <w:lang w:val="en-US"/>
+        </w:rPr>
+        <w:t></w:t>
+      </w:r>
+      <w:r>
+        <w:rPr>
+          <w:rStyle w:val="pron"/>
+          <w:rFonts w:ascii="GWIPA" w:hAnsi="GWIPA"/>
+          <w:lang w:val="en-US"/>
+        </w:rPr>
+        <w:t></w:t>
+      </w:r>
+      <w:r>
+        <w:rPr>
+          <w:rStyle w:val="pron"/>
+          <w:rFonts w:ascii="GWIPA" w:hAnsi="GWIPA"/>
+          <w:lang w:val="en-US"/>
+        </w:rPr>
+        <w:t></w:t>
+      </w:r>
+      <w:r>
+        <w:rPr>
+          <w:rStyle w:val="pron"/>
+          <w:rFonts w:ascii="GWIPA" w:hAnsi="GWIPA"/>
+          <w:lang w:val="en-US"/>
+        </w:rPr>
+        <w:t></w:t>
+      </w:r>
+      <w:r>
+        <w:rPr>
+          <w:rStyle w:val="pron"/>
+          <w:rFonts w:ascii="GWIPA" w:hAnsi="GWIPA"/>
+          <w:lang w:val="en-US"/>
+        </w:rPr>
+        <w:t></w:t>
       </w:r>
       <w:r>
         <w:rPr>
@@ -29225,7 +29786,6 @@
         <w:jc w:val="left"/>
         <w:rPr>
           <w:rStyle w:val="pron"/>
-          <w:rFonts w:hint="eastAsia"/>
           <w:b/>
           <w:bCs/>
           <w:u w:val="single"/>
@@ -29253,10 +29813,90 @@
       <w:r>
         <w:rPr>
           <w:rStyle w:val="pron"/>
-          <w:rFonts w:ascii="GWIPA" w:hAnsi="GWIPA" w:hint="eastAsia"/>
-          <w:lang w:val="en-US"/>
-        </w:rPr>
-        <w:t>kE'lEUkwiEL</w:t>
+          <w:rFonts w:ascii="GWIPA" w:hAnsi="GWIPA"/>
+          <w:lang w:val="en-US"/>
+        </w:rPr>
+        <w:t></w:t>
+      </w:r>
+      <w:r>
+        <w:rPr>
+          <w:rStyle w:val="pron"/>
+          <w:rFonts w:ascii="GWIPA" w:hAnsi="GWIPA"/>
+          <w:lang w:val="en-US"/>
+        </w:rPr>
+        <w:t></w:t>
+      </w:r>
+      <w:r>
+        <w:rPr>
+          <w:rStyle w:val="pron"/>
+          <w:rFonts w:ascii="GWIPA" w:hAnsi="GWIPA"/>
+          <w:lang w:val="en-US"/>
+        </w:rPr>
+        <w:t></w:t>
+      </w:r>
+      <w:r>
+        <w:rPr>
+          <w:rStyle w:val="pron"/>
+          <w:rFonts w:ascii="GWIPA" w:hAnsi="GWIPA"/>
+          <w:lang w:val="en-US"/>
+        </w:rPr>
+        <w:t></w:t>
+      </w:r>
+      <w:r>
+        <w:rPr>
+          <w:rStyle w:val="pron"/>
+          <w:rFonts w:ascii="GWIPA" w:hAnsi="GWIPA"/>
+          <w:lang w:val="en-US"/>
+        </w:rPr>
+        <w:t></w:t>
+      </w:r>
+      <w:r>
+        <w:rPr>
+          <w:rStyle w:val="pron"/>
+          <w:rFonts w:ascii="GWIPA" w:hAnsi="GWIPA"/>
+          <w:lang w:val="en-US"/>
+        </w:rPr>
+        <w:t></w:t>
+      </w:r>
+      <w:r>
+        <w:rPr>
+          <w:rStyle w:val="pron"/>
+          <w:rFonts w:ascii="GWIPA" w:hAnsi="GWIPA"/>
+          <w:lang w:val="en-US"/>
+        </w:rPr>
+        <w:t></w:t>
+      </w:r>
+      <w:r>
+        <w:rPr>
+          <w:rStyle w:val="pron"/>
+          <w:rFonts w:ascii="GWIPA" w:hAnsi="GWIPA"/>
+          <w:lang w:val="en-US"/>
+        </w:rPr>
+        <w:t></w:t>
+      </w:r>
+      <w:r>
+        <w:rPr>
+          <w:rStyle w:val="pron"/>
+          <w:rFonts w:ascii="GWIPA" w:hAnsi="GWIPA"/>
+          <w:lang w:val="en-US"/>
+        </w:rPr>
+        <w:t></w:t>
+      </w:r>
+      <w:r>
+        <w:rPr>
+          <w:rStyle w:val="pron"/>
+          <w:rFonts w:ascii="GWIPA" w:hAnsi="GWIPA"/>
+          <w:lang w:val="en-US"/>
+        </w:rPr>
+        <w:t></w:t>
+      </w:r>
+      <w:r>
+        <w:rPr>
+          <w:rStyle w:val="pron"/>
+          <w:rFonts w:ascii="GWIPA" w:hAnsi="GWIPA"/>
+          <w:lang w:val="en-US"/>
+        </w:rPr>
+        <w:t></w:t>
       </w:r>
       <w:r>
         <w:rPr>
@@ -29344,7 +29984,6 @@
         <w:jc w:val="left"/>
         <w:rPr>
           <w:rStyle w:val="pron"/>
-          <w:rFonts w:hint="eastAsia"/>
           <w:b/>
           <w:bCs/>
           <w:u w:val="single"/>
@@ -29357,7 +29996,6 @@
         <w:jc w:val="left"/>
         <w:rPr>
           <w:rStyle w:val="pron"/>
-          <w:rFonts w:hint="eastAsia"/>
           <w:lang w:val="en-US"/>
         </w:rPr>
       </w:pPr>
@@ -29407,7 +30045,6 @@
         <w:jc w:val="left"/>
         <w:rPr>
           <w:rStyle w:val="pron"/>
-          <w:rFonts w:hint="eastAsia"/>
           <w:lang w:val="en-US"/>
         </w:rPr>
       </w:pPr>
@@ -29432,10 +30069,90 @@
       <w:r>
         <w:rPr>
           <w:rStyle w:val="pron"/>
-          <w:rFonts w:ascii="GWIPA" w:hAnsi="GWIPA" w:hint="eastAsia"/>
-          <w:lang w:val="en-US"/>
-        </w:rPr>
-        <w:t>;IdiE'mQtIk</w:t>
+          <w:rFonts w:ascii="GWIPA" w:hAnsi="GWIPA"/>
+          <w:lang w:val="en-US"/>
+        </w:rPr>
+        <w:t></w:t>
+      </w:r>
+      <w:r>
+        <w:rPr>
+          <w:rStyle w:val="pron"/>
+          <w:rFonts w:ascii="GWIPA" w:hAnsi="GWIPA"/>
+          <w:lang w:val="en-US"/>
+        </w:rPr>
+        <w:t></w:t>
+      </w:r>
+      <w:r>
+        <w:rPr>
+          <w:rStyle w:val="pron"/>
+          <w:rFonts w:ascii="GWIPA" w:hAnsi="GWIPA"/>
+          <w:lang w:val="en-US"/>
+        </w:rPr>
+        <w:t></w:t>
+      </w:r>
+      <w:r>
+        <w:rPr>
+          <w:rStyle w:val="pron"/>
+          <w:rFonts w:ascii="GWIPA" w:hAnsi="GWIPA"/>
+          <w:lang w:val="en-US"/>
+        </w:rPr>
+        <w:t></w:t>
+      </w:r>
+      <w:r>
+        <w:rPr>
+          <w:rStyle w:val="pron"/>
+          <w:rFonts w:ascii="GWIPA" w:hAnsi="GWIPA"/>
+          <w:lang w:val="en-US"/>
+        </w:rPr>
+        <w:t></w:t>
+      </w:r>
+      <w:r>
+        <w:rPr>
+          <w:rStyle w:val="pron"/>
+          <w:rFonts w:ascii="GWIPA" w:hAnsi="GWIPA"/>
+          <w:lang w:val="en-US"/>
+        </w:rPr>
+        <w:t></w:t>
+      </w:r>
+      <w:r>
+        <w:rPr>
+          <w:rStyle w:val="pron"/>
+          <w:rFonts w:ascii="GWIPA" w:hAnsi="GWIPA"/>
+          <w:lang w:val="en-US"/>
+        </w:rPr>
+        <w:t></w:t>
+      </w:r>
+      <w:r>
+        <w:rPr>
+          <w:rStyle w:val="pron"/>
+          <w:rFonts w:ascii="GWIPA" w:hAnsi="GWIPA"/>
+          <w:lang w:val="en-US"/>
+        </w:rPr>
+        <w:t></w:t>
+      </w:r>
+      <w:r>
+        <w:rPr>
+          <w:rStyle w:val="pron"/>
+          <w:rFonts w:ascii="GWIPA" w:hAnsi="GWIPA"/>
+          <w:lang w:val="en-US"/>
+        </w:rPr>
+        <w:t></w:t>
+      </w:r>
+      <w:r>
+        <w:rPr>
+          <w:rStyle w:val="pron"/>
+          <w:rFonts w:ascii="GWIPA" w:hAnsi="GWIPA"/>
+          <w:lang w:val="en-US"/>
+        </w:rPr>
+        <w:t></w:t>
+      </w:r>
+      <w:r>
+        <w:rPr>
+          <w:rStyle w:val="pron"/>
+          <w:rFonts w:ascii="GWIPA" w:hAnsi="GWIPA"/>
+          <w:lang w:val="en-US"/>
+        </w:rPr>
+        <w:t></w:t>
       </w:r>
       <w:r>
         <w:rPr>
@@ -29481,7 +30198,6 @@
         <w:jc w:val="left"/>
         <w:rPr>
           <w:rStyle w:val="pron"/>
-          <w:rFonts w:hint="eastAsia"/>
           <w:lang w:val="en-US"/>
         </w:rPr>
       </w:pPr>
@@ -29506,10 +30222,90 @@
       <w:r>
         <w:rPr>
           <w:rStyle w:val="pron"/>
-          <w:rFonts w:ascii="GWIPA" w:hAnsi="GWIPA" w:hint="eastAsia"/>
-          <w:lang w:val="en-US"/>
-        </w:rPr>
-        <w:t>dI'lINkwEnt</w:t>
+          <w:rFonts w:ascii="GWIPA" w:hAnsi="GWIPA"/>
+          <w:lang w:val="en-US"/>
+        </w:rPr>
+        <w:t></w:t>
+      </w:r>
+      <w:r>
+        <w:rPr>
+          <w:rStyle w:val="pron"/>
+          <w:rFonts w:ascii="GWIPA" w:hAnsi="GWIPA"/>
+          <w:lang w:val="en-US"/>
+        </w:rPr>
+        <w:t></w:t>
+      </w:r>
+      <w:r>
+        <w:rPr>
+          <w:rStyle w:val="pron"/>
+          <w:rFonts w:ascii="GWIPA" w:hAnsi="GWIPA"/>
+          <w:lang w:val="en-US"/>
+        </w:rPr>
+        <w:t></w:t>
+      </w:r>
+      <w:r>
+        <w:rPr>
+          <w:rStyle w:val="pron"/>
+          <w:rFonts w:ascii="GWIPA" w:hAnsi="GWIPA"/>
+          <w:lang w:val="en-US"/>
+        </w:rPr>
+        <w:t></w:t>
+      </w:r>
+      <w:r>
+        <w:rPr>
+          <w:rStyle w:val="pron"/>
+          <w:rFonts w:ascii="GWIPA" w:hAnsi="GWIPA"/>
+          <w:lang w:val="en-US"/>
+        </w:rPr>
+        <w:t></w:t>
+      </w:r>
+      <w:r>
+        <w:rPr>
+          <w:rStyle w:val="pron"/>
+          <w:rFonts w:ascii="GWIPA" w:hAnsi="GWIPA"/>
+          <w:lang w:val="en-US"/>
+        </w:rPr>
+        <w:t></w:t>
+      </w:r>
+      <w:r>
+        <w:rPr>
+          <w:rStyle w:val="pron"/>
+          <w:rFonts w:ascii="GWIPA" w:hAnsi="GWIPA"/>
+          <w:lang w:val="en-US"/>
+        </w:rPr>
+        <w:t></w:t>
+      </w:r>
+      <w:r>
+        <w:rPr>
+          <w:rStyle w:val="pron"/>
+          <w:rFonts w:ascii="GWIPA" w:hAnsi="GWIPA"/>
+          <w:lang w:val="en-US"/>
+        </w:rPr>
+        <w:t></w:t>
+      </w:r>
+      <w:r>
+        <w:rPr>
+          <w:rStyle w:val="pron"/>
+          <w:rFonts w:ascii="GWIPA" w:hAnsi="GWIPA"/>
+          <w:lang w:val="en-US"/>
+        </w:rPr>
+        <w:t></w:t>
+      </w:r>
+      <w:r>
+        <w:rPr>
+          <w:rStyle w:val="pron"/>
+          <w:rFonts w:ascii="GWIPA" w:hAnsi="GWIPA"/>
+          <w:lang w:val="en-US"/>
+        </w:rPr>
+        <w:t></w:t>
+      </w:r>
+      <w:r>
+        <w:rPr>
+          <w:rStyle w:val="pron"/>
+          <w:rFonts w:ascii="GWIPA" w:hAnsi="GWIPA"/>
+          <w:lang w:val="en-US"/>
+        </w:rPr>
+        <w:t></w:t>
       </w:r>
       <w:r>
         <w:rPr>
@@ -29593,7 +30389,6 @@
         <w:jc w:val="left"/>
         <w:rPr>
           <w:rStyle w:val="pron"/>
-          <w:rFonts w:hint="eastAsia"/>
           <w:lang w:val="en-US"/>
         </w:rPr>
       </w:pPr>
@@ -29618,10 +30413,90 @@
       <w:r>
         <w:rPr>
           <w:rStyle w:val="pron"/>
-          <w:rFonts w:ascii="GWIPA" w:hAnsi="GWIPA" w:hint="eastAsia"/>
-          <w:lang w:val="en-US"/>
-        </w:rPr>
-        <w:t>pre'stIdZEs</w:t>
+          <w:rFonts w:ascii="GWIPA" w:hAnsi="GWIPA"/>
+          <w:lang w:val="en-US"/>
+        </w:rPr>
+        <w:t></w:t>
+      </w:r>
+      <w:r>
+        <w:rPr>
+          <w:rStyle w:val="pron"/>
+          <w:rFonts w:ascii="GWIPA" w:hAnsi="GWIPA"/>
+          <w:lang w:val="en-US"/>
+        </w:rPr>
+        <w:t></w:t>
+      </w:r>
+      <w:r>
+        <w:rPr>
+          <w:rStyle w:val="pron"/>
+          <w:rFonts w:ascii="GWIPA" w:hAnsi="GWIPA"/>
+          <w:lang w:val="en-US"/>
+        </w:rPr>
+        <w:t></w:t>
+      </w:r>
+      <w:r>
+        <w:rPr>
+          <w:rStyle w:val="pron"/>
+          <w:rFonts w:ascii="GWIPA" w:hAnsi="GWIPA"/>
+          <w:lang w:val="en-US"/>
+        </w:rPr>
+        <w:t></w:t>
+      </w:r>
+      <w:r>
+        <w:rPr>
+          <w:rStyle w:val="pron"/>
+          <w:rFonts w:ascii="GWIPA" w:hAnsi="GWIPA"/>
+          <w:lang w:val="en-US"/>
+        </w:rPr>
+        <w:t></w:t>
+      </w:r>
+      <w:r>
+        <w:rPr>
+          <w:rStyle w:val="pron"/>
+          <w:rFonts w:ascii="GWIPA" w:hAnsi="GWIPA"/>
+          <w:lang w:val="en-US"/>
+        </w:rPr>
+        <w:t></w:t>
+      </w:r>
+      <w:r>
+        <w:rPr>
+          <w:rStyle w:val="pron"/>
+          <w:rFonts w:ascii="GWIPA" w:hAnsi="GWIPA"/>
+          <w:lang w:val="en-US"/>
+        </w:rPr>
+        <w:t></w:t>
+      </w:r>
+      <w:r>
+        <w:rPr>
+          <w:rStyle w:val="pron"/>
+          <w:rFonts w:ascii="GWIPA" w:hAnsi="GWIPA"/>
+          <w:lang w:val="en-US"/>
+        </w:rPr>
+        <w:t></w:t>
+      </w:r>
+      <w:r>
+        <w:rPr>
+          <w:rStyle w:val="pron"/>
+          <w:rFonts w:ascii="GWIPA" w:hAnsi="GWIPA"/>
+          <w:lang w:val="en-US"/>
+        </w:rPr>
+        <w:t></w:t>
+      </w:r>
+      <w:r>
+        <w:rPr>
+          <w:rStyle w:val="pron"/>
+          <w:rFonts w:ascii="GWIPA" w:hAnsi="GWIPA"/>
+          <w:lang w:val="en-US"/>
+        </w:rPr>
+        <w:t></w:t>
+      </w:r>
+      <w:r>
+        <w:rPr>
+          <w:rStyle w:val="pron"/>
+          <w:rFonts w:ascii="GWIPA" w:hAnsi="GWIPA"/>
+          <w:lang w:val="en-US"/>
+        </w:rPr>
+        <w:t></w:t>
       </w:r>
       <w:r>
         <w:rPr>
@@ -29757,7 +30632,6 @@
         <w:jc w:val="left"/>
         <w:rPr>
           <w:rStyle w:val="pron"/>
-          <w:rFonts w:hint="eastAsia"/>
         </w:rPr>
       </w:pPr>
       <w:r>
@@ -29846,7 +30720,6 @@
         <w:jc w:val="left"/>
         <w:rPr>
           <w:rStyle w:val="pron"/>
-          <w:rFonts w:hint="eastAsia"/>
         </w:rPr>
       </w:pPr>
       <w:r>
@@ -29885,7 +30758,6 @@
         <w:jc w:val="left"/>
         <w:rPr>
           <w:rStyle w:val="pron"/>
-          <w:rFonts w:hint="eastAsia"/>
         </w:rPr>
       </w:pPr>
       <w:r>
@@ -29907,9 +30779,86 @@
       <w:r>
         <w:rPr>
           <w:rStyle w:val="pron"/>
-          <w:rFonts w:ascii="GWIPA" w:hAnsi="GWIPA" w:hint="eastAsia"/>
-        </w:rPr>
-        <w:t>;detrI'mentl</w:t>
+          <w:rFonts w:ascii="GWIPA" w:hAnsi="GWIPA"/>
+        </w:rPr>
+        <w:t></w:t>
+      </w:r>
+      <w:r>
+        <w:rPr>
+          <w:rStyle w:val="pron"/>
+          <w:rFonts w:ascii="GWIPA" w:hAnsi="GWIPA"/>
+        </w:rPr>
+        <w:t></w:t>
+      </w:r>
+      <w:r>
+        <w:rPr>
+          <w:rStyle w:val="pron"/>
+          <w:rFonts w:ascii="GWIPA" w:hAnsi="GWIPA"/>
+        </w:rPr>
+        <w:t></w:t>
+      </w:r>
+      <w:r>
+        <w:rPr>
+          <w:rStyle w:val="pron"/>
+          <w:rFonts w:ascii="GWIPA" w:hAnsi="GWIPA"/>
+        </w:rPr>
+        <w:t></w:t>
+      </w:r>
+      <w:r>
+        <w:rPr>
+          <w:rStyle w:val="pron"/>
+          <w:rFonts w:ascii="GWIPA" w:hAnsi="GWIPA"/>
+        </w:rPr>
+        <w:t></w:t>
+      </w:r>
+      <w:r>
+        <w:rPr>
+          <w:rStyle w:val="pron"/>
+          <w:rFonts w:ascii="GWIPA" w:hAnsi="GWIPA"/>
+        </w:rPr>
+        <w:t></w:t>
+      </w:r>
+      <w:r>
+        <w:rPr>
+          <w:rStyle w:val="pron"/>
+          <w:rFonts w:ascii="GWIPA" w:hAnsi="GWIPA"/>
+        </w:rPr>
+        <w:t></w:t>
+      </w:r>
+      <w:r>
+        <w:rPr>
+          <w:rStyle w:val="pron"/>
+          <w:rFonts w:ascii="GWIPA" w:hAnsi="GWIPA"/>
+        </w:rPr>
+        <w:t></w:t>
+      </w:r>
+      <w:r>
+        <w:rPr>
+          <w:rStyle w:val="pron"/>
+          <w:rFonts w:ascii="GWIPA" w:hAnsi="GWIPA"/>
+        </w:rPr>
+        <w:t></w:t>
+      </w:r>
+      <w:r>
+        <w:rPr>
+          <w:rStyle w:val="pron"/>
+          <w:rFonts w:ascii="GWIPA" w:hAnsi="GWIPA"/>
+        </w:rPr>
+        <w:t></w:t>
+      </w:r>
+      <w:r>
+        <w:rPr>
+          <w:rStyle w:val="pron"/>
+          <w:rFonts w:ascii="GWIPA" w:hAnsi="GWIPA"/>
+        </w:rPr>
+        <w:t></w:t>
+      </w:r>
+      <w:r>
+        <w:rPr>
+          <w:rStyle w:val="pron"/>
+          <w:rFonts w:ascii="GWIPA" w:hAnsi="GWIPA"/>
+        </w:rPr>
+        <w:t></w:t>
       </w:r>
       <w:r>
         <w:rPr>
@@ -29994,9 +30943,75 @@
       </w:r>
       <w:r>
         <w:rPr>
-          <w:rFonts w:ascii="GWIPA" w:hAnsi="GWIPA" w:cs="Arial" w:hint="eastAsia"/>
-        </w:rPr>
-        <w:t>pEpEn'dikjlE</w:t>
+          <w:rFonts w:ascii="GWIPA" w:hAnsi="GWIPA" w:cs="Arial"/>
+        </w:rPr>
+        <w:t></w:t>
+      </w:r>
+      <w:r>
+        <w:rPr>
+          <w:rFonts w:ascii="GWIPA" w:hAnsi="GWIPA" w:cs="Arial"/>
+        </w:rPr>
+        <w:t></w:t>
+      </w:r>
+      <w:r>
+        <w:rPr>
+          <w:rFonts w:ascii="GWIPA" w:hAnsi="GWIPA" w:cs="Arial"/>
+        </w:rPr>
+        <w:t></w:t>
+      </w:r>
+      <w:r>
+        <w:rPr>
+          <w:rFonts w:ascii="GWIPA" w:hAnsi="GWIPA" w:cs="Arial"/>
+        </w:rPr>
+        <w:t></w:t>
+      </w:r>
+      <w:r>
+        <w:rPr>
+          <w:rFonts w:ascii="GWIPA" w:hAnsi="GWIPA" w:cs="Arial"/>
+        </w:rPr>
+        <w:t></w:t>
+      </w:r>
+      <w:r>
+        <w:rPr>
+          <w:rFonts w:ascii="GWIPA" w:hAnsi="GWIPA" w:cs="Arial"/>
+        </w:rPr>
+        <w:t></w:t>
+      </w:r>
+      <w:r>
+        <w:rPr>
+          <w:rFonts w:ascii="GWIPA" w:hAnsi="GWIPA" w:cs="Arial"/>
+        </w:rPr>
+        <w:t></w:t>
+      </w:r>
+      <w:r>
+        <w:rPr>
+          <w:rFonts w:ascii="GWIPA" w:hAnsi="GWIPA" w:cs="Arial"/>
+        </w:rPr>
+        <w:t></w:t>
+      </w:r>
+      <w:r>
+        <w:rPr>
+          <w:rFonts w:ascii="GWIPA" w:hAnsi="GWIPA" w:cs="Arial"/>
+        </w:rPr>
+        <w:t></w:t>
+      </w:r>
+      <w:r>
+        <w:rPr>
+          <w:rFonts w:ascii="GWIPA" w:hAnsi="GWIPA" w:cs="Arial"/>
+        </w:rPr>
+        <w:t></w:t>
+      </w:r>
+      <w:r>
+        <w:rPr>
+          <w:rFonts w:ascii="GWIPA" w:hAnsi="GWIPA" w:cs="Arial"/>
+        </w:rPr>
+        <w:t></w:t>
+      </w:r>
+      <w:r>
+        <w:rPr>
+          <w:rFonts w:ascii="GWIPA" w:hAnsi="GWIPA" w:cs="Arial"/>
+        </w:rPr>
+        <w:t></w:t>
       </w:r>
       <w:r>
         <w:rPr>
@@ -30040,9 +31055,45 @@
       </w:r>
       <w:r>
         <w:rPr>
-          <w:rFonts w:ascii="GWIPA" w:hAnsi="GWIPA" w:cs="Arial" w:hint="eastAsia"/>
-        </w:rPr>
-        <w:t>kE'lOsl</w:t>
+          <w:rFonts w:ascii="GWIPA" w:hAnsi="GWIPA" w:cs="Arial"/>
+        </w:rPr>
+        <w:t></w:t>
+      </w:r>
+      <w:r>
+        <w:rPr>
+          <w:rFonts w:ascii="GWIPA" w:hAnsi="GWIPA" w:cs="Arial"/>
+        </w:rPr>
+        <w:t></w:t>
+      </w:r>
+      <w:r>
+        <w:rPr>
+          <w:rFonts w:ascii="GWIPA" w:hAnsi="GWIPA" w:cs="Arial"/>
+        </w:rPr>
+        <w:t></w:t>
+      </w:r>
+      <w:r>
+        <w:rPr>
+          <w:rFonts w:ascii="GWIPA" w:hAnsi="GWIPA" w:cs="Arial"/>
+        </w:rPr>
+        <w:t></w:t>
+      </w:r>
+      <w:r>
+        <w:rPr>
+          <w:rFonts w:ascii="GWIPA" w:hAnsi="GWIPA" w:cs="Arial"/>
+        </w:rPr>
+        <w:t></w:t>
+      </w:r>
+      <w:r>
+        <w:rPr>
+          <w:rFonts w:ascii="GWIPA" w:hAnsi="GWIPA" w:cs="Arial"/>
+        </w:rPr>
+        <w:t></w:t>
+      </w:r>
+      <w:r>
+        <w:rPr>
+          <w:rFonts w:ascii="GWIPA" w:hAnsi="GWIPA" w:cs="Arial"/>
+        </w:rPr>
+        <w:t></w:t>
       </w:r>
       <w:r>
         <w:rPr>
@@ -30086,7 +31137,6 @@
         <w:jc w:val="left"/>
         <w:rPr>
           <w:rStyle w:val="pron"/>
-          <w:rFonts w:hint="eastAsia"/>
         </w:rPr>
       </w:pPr>
       <w:r>
@@ -30108,9 +31158,51 @@
       <w:r>
         <w:rPr>
           <w:rStyle w:val="pron"/>
-          <w:rFonts w:ascii="GWIPA" w:hAnsi="GWIPA" w:hint="eastAsia"/>
-        </w:rPr>
-        <w:t>'RVksQk</w:t>
+          <w:rFonts w:ascii="GWIPA" w:hAnsi="GWIPA"/>
+        </w:rPr>
+        <w:t></w:t>
+      </w:r>
+      <w:r>
+        <w:rPr>
+          <w:rStyle w:val="pron"/>
+          <w:rFonts w:ascii="GWIPA" w:hAnsi="GWIPA"/>
+        </w:rPr>
+        <w:t></w:t>
+      </w:r>
+      <w:r>
+        <w:rPr>
+          <w:rStyle w:val="pron"/>
+          <w:rFonts w:ascii="GWIPA" w:hAnsi="GWIPA"/>
+        </w:rPr>
+        <w:t></w:t>
+      </w:r>
+      <w:r>
+        <w:rPr>
+          <w:rStyle w:val="pron"/>
+          <w:rFonts w:ascii="GWIPA" w:hAnsi="GWIPA"/>
+        </w:rPr>
+        <w:t></w:t>
+      </w:r>
+      <w:r>
+        <w:rPr>
+          <w:rStyle w:val="pron"/>
+          <w:rFonts w:ascii="GWIPA" w:hAnsi="GWIPA"/>
+        </w:rPr>
+        <w:t></w:t>
+      </w:r>
+      <w:r>
+        <w:rPr>
+          <w:rStyle w:val="pron"/>
+          <w:rFonts w:ascii="GWIPA" w:hAnsi="GWIPA"/>
+        </w:rPr>
+        <w:t></w:t>
+      </w:r>
+      <w:r>
+        <w:rPr>
+          <w:rStyle w:val="pron"/>
+          <w:rFonts w:ascii="GWIPA" w:hAnsi="GWIPA"/>
+        </w:rPr>
+        <w:t></w:t>
       </w:r>
       <w:r>
         <w:rPr>
@@ -30146,12 +31238,12 @@
         <w:jc w:val="left"/>
         <w:rPr>
           <w:rStyle w:val="pron"/>
-          <w:rFonts w:hint="eastAsia"/>
         </w:rPr>
       </w:pPr>
       <w:r>
         <w:rPr>
           <w:noProof/>
+          <w:lang w:val="en-US"/>
         </w:rPr>
         <w:drawing>
           <wp:inline distT="0" distB="0" distL="0" distR="0" wp14:anchorId="52FF6FBD" wp14:editId="2C6E9142">
@@ -30169,7 +31261,7 @@
                     <pic:cNvPicPr/>
                   </pic:nvPicPr>
                   <pic:blipFill>
-                    <a:blip r:embed="rId6"/>
+                    <a:blip r:embed="rId7"/>
                     <a:stretch>
                       <a:fillRect/>
                     </a:stretch>
@@ -30268,7 +31360,6 @@
         <w:jc w:val="left"/>
         <w:rPr>
           <w:rStyle w:val="pron"/>
-          <w:rFonts w:hint="eastAsia"/>
         </w:rPr>
       </w:pPr>
     </w:p>
@@ -30979,9 +32070,30 @@
       <w:r>
         <w:rPr>
           <w:rStyle w:val="pron"/>
-          <w:rFonts w:ascii="GWIPA" w:hAnsi="GWIPA" w:cs="Arial" w:hint="eastAsia"/>
-        </w:rPr>
-        <w:t>'lu:</w:t>
+          <w:rFonts w:ascii="GWIPA" w:hAnsi="GWIPA" w:cs="Arial"/>
+        </w:rPr>
+        <w:t></w:t>
+      </w:r>
+      <w:r>
+        <w:rPr>
+          <w:rStyle w:val="pron"/>
+          <w:rFonts w:ascii="GWIPA" w:hAnsi="GWIPA" w:cs="Arial"/>
+        </w:rPr>
+        <w:t></w:t>
+      </w:r>
+      <w:r>
+        <w:rPr>
+          <w:rStyle w:val="pron"/>
+          <w:rFonts w:ascii="GWIPA" w:hAnsi="GWIPA" w:cs="Arial"/>
+        </w:rPr>
+        <w:t></w:t>
+      </w:r>
+      <w:r>
+        <w:rPr>
+          <w:rStyle w:val="pron"/>
+          <w:rFonts w:ascii="GWIPA" w:hAnsi="GWIPA" w:cs="Arial"/>
+        </w:rPr>
+        <w:t></w:t>
       </w:r>
       <w:r>
         <w:rPr>
@@ -31948,9 +33060,65 @@
       <w:r>
         <w:rPr>
           <w:rStyle w:val="pron"/>
-          <w:rFonts w:ascii="GWIPA" w:hAnsi="GWIPA" w:cs="Arial" w:hint="eastAsia"/>
-        </w:rPr>
-        <w:t>E'mi:nEti</w:t>
+          <w:rFonts w:ascii="GWIPA" w:hAnsi="GWIPA" w:cs="Arial"/>
+        </w:rPr>
+        <w:t></w:t>
+      </w:r>
+      <w:r>
+        <w:rPr>
+          <w:rStyle w:val="pron"/>
+          <w:rFonts w:ascii="GWIPA" w:hAnsi="GWIPA" w:cs="Arial"/>
+        </w:rPr>
+        <w:t></w:t>
+      </w:r>
+      <w:r>
+        <w:rPr>
+          <w:rStyle w:val="pron"/>
+          <w:rFonts w:ascii="GWIPA" w:hAnsi="GWIPA" w:cs="Arial"/>
+        </w:rPr>
+        <w:t></w:t>
+      </w:r>
+      <w:r>
+        <w:rPr>
+          <w:rStyle w:val="pron"/>
+          <w:rFonts w:ascii="GWIPA" w:hAnsi="GWIPA" w:cs="Arial"/>
+        </w:rPr>
+        <w:t></w:t>
+      </w:r>
+      <w:r>
+        <w:rPr>
+          <w:rStyle w:val="pron"/>
+          <w:rFonts w:ascii="GWIPA" w:hAnsi="GWIPA" w:cs="Arial"/>
+        </w:rPr>
+        <w:t></w:t>
+      </w:r>
+      <w:r>
+        <w:rPr>
+          <w:rStyle w:val="pron"/>
+          <w:rFonts w:ascii="GWIPA" w:hAnsi="GWIPA" w:cs="Arial"/>
+        </w:rPr>
+        <w:t></w:t>
+      </w:r>
+      <w:r>
+        <w:rPr>
+          <w:rStyle w:val="pron"/>
+          <w:rFonts w:ascii="GWIPA" w:hAnsi="GWIPA" w:cs="Arial"/>
+        </w:rPr>
+        <w:t></w:t>
+      </w:r>
+      <w:r>
+        <w:rPr>
+          <w:rStyle w:val="pron"/>
+          <w:rFonts w:ascii="GWIPA" w:hAnsi="GWIPA" w:cs="Arial"/>
+        </w:rPr>
+        <w:t></w:t>
+      </w:r>
+      <w:r>
+        <w:rPr>
+          <w:rStyle w:val="pron"/>
+          <w:rFonts w:ascii="GWIPA" w:hAnsi="GWIPA" w:cs="Arial"/>
+        </w:rPr>
+        <w:t></w:t>
       </w:r>
       <w:r>
         <w:rPr>
@@ -32077,9 +33245,86 @@
       <w:r>
         <w:rPr>
           <w:rStyle w:val="pron"/>
-          <w:rFonts w:ascii="GWIPA" w:hAnsi="GWIPA" w:cs="Arial" w:hint="eastAsia"/>
-        </w:rPr>
-        <w:t>;degrE'deISn</w:t>
+          <w:rFonts w:ascii="GWIPA" w:hAnsi="GWIPA" w:cs="Arial"/>
+        </w:rPr>
+        <w:t></w:t>
+      </w:r>
+      <w:r>
+        <w:rPr>
+          <w:rStyle w:val="pron"/>
+          <w:rFonts w:ascii="GWIPA" w:hAnsi="GWIPA" w:cs="Arial"/>
+        </w:rPr>
+        <w:t></w:t>
+      </w:r>
+      <w:r>
+        <w:rPr>
+          <w:rStyle w:val="pron"/>
+          <w:rFonts w:ascii="GWIPA" w:hAnsi="GWIPA" w:cs="Arial"/>
+        </w:rPr>
+        <w:t></w:t>
+      </w:r>
+      <w:r>
+        <w:rPr>
+          <w:rStyle w:val="pron"/>
+          <w:rFonts w:ascii="GWIPA" w:hAnsi="GWIPA" w:cs="Arial"/>
+        </w:rPr>
+        <w:t></w:t>
+      </w:r>
+      <w:r>
+        <w:rPr>
+          <w:rStyle w:val="pron"/>
+          <w:rFonts w:ascii="GWIPA" w:hAnsi="GWIPA" w:cs="Arial"/>
+        </w:rPr>
+        <w:t></w:t>
+      </w:r>
+      <w:r>
+        <w:rPr>
+          <w:rStyle w:val="pron"/>
+          <w:rFonts w:ascii="GWIPA" w:hAnsi="GWIPA" w:cs="Arial"/>
+        </w:rPr>
+        <w:t></w:t>
+      </w:r>
+      <w:r>
+        <w:rPr>
+          <w:rStyle w:val="pron"/>
+          <w:rFonts w:ascii="GWIPA" w:hAnsi="GWIPA" w:cs="Arial"/>
+        </w:rPr>
+        <w:t></w:t>
+      </w:r>
+      <w:r>
+        <w:rPr>
+          <w:rStyle w:val="pron"/>
+          <w:rFonts w:ascii="GWIPA" w:hAnsi="GWIPA" w:cs="Arial"/>
+        </w:rPr>
+        <w:t></w:t>
+      </w:r>
+      <w:r>
+        <w:rPr>
+          <w:rStyle w:val="pron"/>
+          <w:rFonts w:ascii="GWIPA" w:hAnsi="GWIPA" w:cs="Arial"/>
+        </w:rPr>
+        <w:t></w:t>
+      </w:r>
+      <w:r>
+        <w:rPr>
+          <w:rStyle w:val="pron"/>
+          <w:rFonts w:ascii="GWIPA" w:hAnsi="GWIPA" w:cs="Arial"/>
+        </w:rPr>
+        <w:t></w:t>
+      </w:r>
+      <w:r>
+        <w:rPr>
+          <w:rStyle w:val="pron"/>
+          <w:rFonts w:ascii="GWIPA" w:hAnsi="GWIPA" w:cs="Arial"/>
+        </w:rPr>
+        <w:t></w:t>
+      </w:r>
+      <w:r>
+        <w:rPr>
+          <w:rStyle w:val="pron"/>
+          <w:rFonts w:ascii="GWIPA" w:hAnsi="GWIPA" w:cs="Arial"/>
+        </w:rPr>
+        <w:t></w:t>
       </w:r>
       <w:r>
         <w:rPr>
@@ -32439,9 +33684,58 @@
       <w:r>
         <w:rPr>
           <w:rStyle w:val="pron"/>
-          <w:rFonts w:ascii="GWIPA" w:hAnsi="GWIPA" w:cs="Arial" w:hint="eastAsia"/>
-        </w:rPr>
-        <w:t>'pleTErE</w:t>
+          <w:rFonts w:ascii="GWIPA" w:hAnsi="GWIPA" w:cs="Arial"/>
+        </w:rPr>
+        <w:t></w:t>
+      </w:r>
+      <w:r>
+        <w:rPr>
+          <w:rStyle w:val="pron"/>
+          <w:rFonts w:ascii="GWIPA" w:hAnsi="GWIPA" w:cs="Arial"/>
+        </w:rPr>
+        <w:t></w:t>
+      </w:r>
+      <w:r>
+        <w:rPr>
+          <w:rStyle w:val="pron"/>
+          <w:rFonts w:ascii="GWIPA" w:hAnsi="GWIPA" w:cs="Arial"/>
+        </w:rPr>
+        <w:t></w:t>
+      </w:r>
+      <w:r>
+        <w:rPr>
+          <w:rStyle w:val="pron"/>
+          <w:rFonts w:ascii="GWIPA" w:hAnsi="GWIPA" w:cs="Arial"/>
+        </w:rPr>
+        <w:t></w:t>
+      </w:r>
+      <w:r>
+        <w:rPr>
+          <w:rStyle w:val="pron"/>
+          <w:rFonts w:ascii="GWIPA" w:hAnsi="GWIPA" w:cs="Arial"/>
+        </w:rPr>
+        <w:t></w:t>
+      </w:r>
+      <w:r>
+        <w:rPr>
+          <w:rStyle w:val="pron"/>
+          <w:rFonts w:ascii="GWIPA" w:hAnsi="GWIPA" w:cs="Arial"/>
+        </w:rPr>
+        <w:t></w:t>
+      </w:r>
+      <w:r>
+        <w:rPr>
+          <w:rStyle w:val="pron"/>
+          <w:rFonts w:ascii="GWIPA" w:hAnsi="GWIPA" w:cs="Arial"/>
+        </w:rPr>
+        <w:t></w:t>
+      </w:r>
+      <w:r>
+        <w:rPr>
+          <w:rStyle w:val="pron"/>
+          <w:rFonts w:ascii="GWIPA" w:hAnsi="GWIPA" w:cs="Arial"/>
+        </w:rPr>
+        <w:t></w:t>
       </w:r>
       <w:r>
         <w:rPr>
@@ -32584,9 +33878,79 @@
       <w:r>
         <w:rPr>
           <w:rStyle w:val="pron"/>
-          <w:rFonts w:ascii="GWIPA" w:hAnsi="GWIPA" w:cs="Arial" w:hint="eastAsia"/>
-        </w:rPr>
-        <w:t>;kQtE'gOrIk</w:t>
+          <w:rFonts w:ascii="GWIPA" w:hAnsi="GWIPA" w:cs="Arial"/>
+        </w:rPr>
+        <w:t></w:t>
+      </w:r>
+      <w:r>
+        <w:rPr>
+          <w:rStyle w:val="pron"/>
+          <w:rFonts w:ascii="GWIPA" w:hAnsi="GWIPA" w:cs="Arial"/>
+        </w:rPr>
+        <w:t></w:t>
+      </w:r>
+      <w:r>
+        <w:rPr>
+          <w:rStyle w:val="pron"/>
+          <w:rFonts w:ascii="GWIPA" w:hAnsi="GWIPA" w:cs="Arial"/>
+        </w:rPr>
+        <w:t></w:t>
+      </w:r>
+      <w:r>
+        <w:rPr>
+          <w:rStyle w:val="pron"/>
+          <w:rFonts w:ascii="GWIPA" w:hAnsi="GWIPA" w:cs="Arial"/>
+        </w:rPr>
+        <w:t></w:t>
+      </w:r>
+      <w:r>
+        <w:rPr>
+          <w:rStyle w:val="pron"/>
+          <w:rFonts w:ascii="GWIPA" w:hAnsi="GWIPA" w:cs="Arial"/>
+        </w:rPr>
+        <w:t></w:t>
+      </w:r>
+      <w:r>
+        <w:rPr>
+          <w:rStyle w:val="pron"/>
+          <w:rFonts w:ascii="GWIPA" w:hAnsi="GWIPA" w:cs="Arial"/>
+        </w:rPr>
+        <w:t></w:t>
+      </w:r>
+      <w:r>
+        <w:rPr>
+          <w:rStyle w:val="pron"/>
+          <w:rFonts w:ascii="GWIPA" w:hAnsi="GWIPA" w:cs="Arial"/>
+        </w:rPr>
+        <w:t></w:t>
+      </w:r>
+      <w:r>
+        <w:rPr>
+          <w:rStyle w:val="pron"/>
+          <w:rFonts w:ascii="GWIPA" w:hAnsi="GWIPA" w:cs="Arial"/>
+        </w:rPr>
+        <w:t></w:t>
+      </w:r>
+      <w:r>
+        <w:rPr>
+          <w:rStyle w:val="pron"/>
+          <w:rFonts w:ascii="GWIPA" w:hAnsi="GWIPA" w:cs="Arial"/>
+        </w:rPr>
+        <w:t></w:t>
+      </w:r>
+      <w:r>
+        <w:rPr>
+          <w:rStyle w:val="pron"/>
+          <w:rFonts w:ascii="GWIPA" w:hAnsi="GWIPA" w:cs="Arial"/>
+        </w:rPr>
+        <w:t></w:t>
+      </w:r>
+      <w:r>
+        <w:rPr>
+          <w:rStyle w:val="pron"/>
+          <w:rFonts w:ascii="GWIPA" w:hAnsi="GWIPA" w:cs="Arial"/>
+        </w:rPr>
+        <w:t></w:t>
       </w:r>
       <w:r>
         <w:rPr>
@@ -32651,9 +34015,86 @@
       <w:r>
         <w:rPr>
           <w:rStyle w:val="pron"/>
-          <w:rFonts w:ascii="GWIPA" w:hAnsi="GWIPA" w:cs="Arial" w:hint="eastAsia"/>
-        </w:rPr>
-        <w:t>;kQtE'gOrIkl</w:t>
+          <w:rFonts w:ascii="GWIPA" w:hAnsi="GWIPA" w:cs="Arial"/>
+        </w:rPr>
+        <w:t></w:t>
+      </w:r>
+      <w:r>
+        <w:rPr>
+          <w:rStyle w:val="pron"/>
+          <w:rFonts w:ascii="GWIPA" w:hAnsi="GWIPA" w:cs="Arial"/>
+        </w:rPr>
+        <w:t></w:t>
+      </w:r>
+      <w:r>
+        <w:rPr>
+          <w:rStyle w:val="pron"/>
+          <w:rFonts w:ascii="GWIPA" w:hAnsi="GWIPA" w:cs="Arial"/>
+        </w:rPr>
+        <w:t></w:t>
+      </w:r>
+      <w:r>
+        <w:rPr>
+          <w:rStyle w:val="pron"/>
+          <w:rFonts w:ascii="GWIPA" w:hAnsi="GWIPA" w:cs="Arial"/>
+        </w:rPr>
+        <w:t></w:t>
+      </w:r>
+      <w:r>
+        <w:rPr>
+          <w:rStyle w:val="pron"/>
+          <w:rFonts w:ascii="GWIPA" w:hAnsi="GWIPA" w:cs="Arial"/>
+        </w:rPr>
+        <w:t></w:t>
+      </w:r>
+      <w:r>
+        <w:rPr>
+          <w:rStyle w:val="pron"/>
+          <w:rFonts w:ascii="GWIPA" w:hAnsi="GWIPA" w:cs="Arial"/>
+        </w:rPr>
+        <w:t></w:t>
+      </w:r>
+      <w:r>
+        <w:rPr>
+          <w:rStyle w:val="pron"/>
+          <w:rFonts w:ascii="GWIPA" w:hAnsi="GWIPA" w:cs="Arial"/>
+        </w:rPr>
+        <w:t></w:t>
+      </w:r>
+      <w:r>
+        <w:rPr>
+          <w:rStyle w:val="pron"/>
+          <w:rFonts w:ascii="GWIPA" w:hAnsi="GWIPA" w:cs="Arial"/>
+        </w:rPr>
+        <w:t></w:t>
+      </w:r>
+      <w:r>
+        <w:rPr>
+          <w:rStyle w:val="pron"/>
+          <w:rFonts w:ascii="GWIPA" w:hAnsi="GWIPA" w:cs="Arial"/>
+        </w:rPr>
+        <w:t></w:t>
+      </w:r>
+      <w:r>
+        <w:rPr>
+          <w:rStyle w:val="pron"/>
+          <w:rFonts w:ascii="GWIPA" w:hAnsi="GWIPA" w:cs="Arial"/>
+        </w:rPr>
+        <w:t></w:t>
+      </w:r>
+      <w:r>
+        <w:rPr>
+          <w:rStyle w:val="pron"/>
+          <w:rFonts w:ascii="GWIPA" w:hAnsi="GWIPA" w:cs="Arial"/>
+        </w:rPr>
+        <w:t></w:t>
+      </w:r>
+      <w:r>
+        <w:rPr>
+          <w:rStyle w:val="pron"/>
+          <w:rFonts w:ascii="GWIPA" w:hAnsi="GWIPA" w:cs="Arial"/>
+        </w:rPr>
+        <w:t></w:t>
       </w:r>
       <w:r>
         <w:rPr>
@@ -32718,9 +34159,72 @@
       <w:r>
         <w:rPr>
           <w:rStyle w:val="pron"/>
-          <w:rFonts w:ascii="GWIPA" w:hAnsi="GWIPA" w:cs="Arial" w:hint="eastAsia"/>
-        </w:rPr>
-        <w:t>pE'petSuEl</w:t>
+          <w:rFonts w:ascii="GWIPA" w:hAnsi="GWIPA" w:cs="Arial"/>
+        </w:rPr>
+        <w:t></w:t>
+      </w:r>
+      <w:r>
+        <w:rPr>
+          <w:rStyle w:val="pron"/>
+          <w:rFonts w:ascii="GWIPA" w:hAnsi="GWIPA" w:cs="Arial"/>
+        </w:rPr>
+        <w:t></w:t>
+      </w:r>
+      <w:r>
+        <w:rPr>
+          <w:rStyle w:val="pron"/>
+          <w:rFonts w:ascii="GWIPA" w:hAnsi="GWIPA" w:cs="Arial"/>
+        </w:rPr>
+        <w:t></w:t>
+      </w:r>
+      <w:r>
+        <w:rPr>
+          <w:rStyle w:val="pron"/>
+          <w:rFonts w:ascii="GWIPA" w:hAnsi="GWIPA" w:cs="Arial"/>
+        </w:rPr>
+        <w:t></w:t>
+      </w:r>
+      <w:r>
+        <w:rPr>
+          <w:rStyle w:val="pron"/>
+          <w:rFonts w:ascii="GWIPA" w:hAnsi="GWIPA" w:cs="Arial"/>
+        </w:rPr>
+        <w:t></w:t>
+      </w:r>
+      <w:r>
+        <w:rPr>
+          <w:rStyle w:val="pron"/>
+          <w:rFonts w:ascii="GWIPA" w:hAnsi="GWIPA" w:cs="Arial"/>
+        </w:rPr>
+        <w:t></w:t>
+      </w:r>
+      <w:r>
+        <w:rPr>
+          <w:rStyle w:val="pron"/>
+          <w:rFonts w:ascii="GWIPA" w:hAnsi="GWIPA" w:cs="Arial"/>
+        </w:rPr>
+        <w:t></w:t>
+      </w:r>
+      <w:r>
+        <w:rPr>
+          <w:rStyle w:val="pron"/>
+          <w:rFonts w:ascii="GWIPA" w:hAnsi="GWIPA" w:cs="Arial"/>
+        </w:rPr>
+        <w:t></w:t>
+      </w:r>
+      <w:r>
+        <w:rPr>
+          <w:rStyle w:val="pron"/>
+          <w:rFonts w:ascii="GWIPA" w:hAnsi="GWIPA" w:cs="Arial"/>
+        </w:rPr>
+        <w:t></w:t>
+      </w:r>
+      <w:r>
+        <w:rPr>
+          <w:rStyle w:val="pron"/>
+          <w:rFonts w:ascii="GWIPA" w:hAnsi="GWIPA" w:cs="Arial"/>
+        </w:rPr>
+        <w:t></w:t>
       </w:r>
       <w:r>
         <w:rPr>
@@ -32944,16 +34448,86 @@
       <w:r>
         <w:rPr>
           <w:rStyle w:val="pron"/>
-          <w:rFonts w:ascii="GWIPA" w:hAnsi="GWIPA" w:cs="Arial" w:hint="eastAsia"/>
-        </w:rPr>
-        <w:t>;zenE</w:t>
-      </w:r>
-      <w:r>
-        <w:rPr>
-          <w:rStyle w:val="pron"/>
-          <w:rFonts w:ascii="GWIPA" w:hAnsi="GWIPA" w:cs="Arial" w:hint="eastAsia"/>
-        </w:rPr>
-        <w:t>'fEubiE</w:t>
+          <w:rFonts w:ascii="GWIPA" w:hAnsi="GWIPA" w:cs="Arial"/>
+        </w:rPr>
+        <w:t></w:t>
+      </w:r>
+      <w:r>
+        <w:rPr>
+          <w:rStyle w:val="pron"/>
+          <w:rFonts w:ascii="GWIPA" w:hAnsi="GWIPA" w:cs="Arial"/>
+        </w:rPr>
+        <w:t></w:t>
+      </w:r>
+      <w:r>
+        <w:rPr>
+          <w:rStyle w:val="pron"/>
+          <w:rFonts w:ascii="GWIPA" w:hAnsi="GWIPA" w:cs="Arial"/>
+        </w:rPr>
+        <w:t></w:t>
+      </w:r>
+      <w:r>
+        <w:rPr>
+          <w:rStyle w:val="pron"/>
+          <w:rFonts w:ascii="GWIPA" w:hAnsi="GWIPA" w:cs="Arial"/>
+        </w:rPr>
+        <w:t></w:t>
+      </w:r>
+      <w:r>
+        <w:rPr>
+          <w:rStyle w:val="pron"/>
+          <w:rFonts w:ascii="GWIPA" w:hAnsi="GWIPA" w:cs="Arial"/>
+        </w:rPr>
+        <w:t></w:t>
+      </w:r>
+      <w:r>
+        <w:rPr>
+          <w:rStyle w:val="pron"/>
+          <w:rFonts w:ascii="GWIPA" w:hAnsi="GWIPA" w:cs="Arial"/>
+        </w:rPr>
+        <w:t></w:t>
+      </w:r>
+      <w:r>
+        <w:rPr>
+          <w:rStyle w:val="pron"/>
+          <w:rFonts w:ascii="GWIPA" w:hAnsi="GWIPA" w:cs="Arial"/>
+        </w:rPr>
+        <w:t></w:t>
+      </w:r>
+      <w:r>
+        <w:rPr>
+          <w:rStyle w:val="pron"/>
+          <w:rFonts w:ascii="GWIPA" w:hAnsi="GWIPA" w:cs="Arial"/>
+        </w:rPr>
+        <w:t></w:t>
+      </w:r>
+      <w:r>
+        <w:rPr>
+          <w:rStyle w:val="pron"/>
+          <w:rFonts w:ascii="GWIPA" w:hAnsi="GWIPA" w:cs="Arial"/>
+        </w:rPr>
+        <w:t></w:t>
+      </w:r>
+      <w:r>
+        <w:rPr>
+          <w:rStyle w:val="pron"/>
+          <w:rFonts w:ascii="GWIPA" w:hAnsi="GWIPA" w:cs="Arial"/>
+        </w:rPr>
+        <w:t></w:t>
+      </w:r>
+      <w:r>
+        <w:rPr>
+          <w:rStyle w:val="pron"/>
+          <w:rFonts w:ascii="GWIPA" w:hAnsi="GWIPA" w:cs="Arial"/>
+        </w:rPr>
+        <w:t></w:t>
+      </w:r>
+      <w:r>
+        <w:rPr>
+          <w:rStyle w:val="pron"/>
+          <w:rFonts w:ascii="GWIPA" w:hAnsi="GWIPA" w:cs="Arial"/>
+        </w:rPr>
+        <w:t></w:t>
       </w:r>
       <w:r>
         <w:rPr>
@@ -33025,9 +34599,86 @@
       <w:r>
         <w:rPr>
           <w:rStyle w:val="pron"/>
-          <w:rFonts w:ascii="GWIPA" w:hAnsi="GWIPA" w:cs="Arial" w:hint="eastAsia"/>
-        </w:rPr>
-        <w:t>I'nO:gjEreIt</w:t>
+          <w:rFonts w:ascii="GWIPA" w:hAnsi="GWIPA" w:cs="Arial"/>
+        </w:rPr>
+        <w:t></w:t>
+      </w:r>
+      <w:r>
+        <w:rPr>
+          <w:rStyle w:val="pron"/>
+          <w:rFonts w:ascii="GWIPA" w:hAnsi="GWIPA" w:cs="Arial"/>
+        </w:rPr>
+        <w:t></w:t>
+      </w:r>
+      <w:r>
+        <w:rPr>
+          <w:rStyle w:val="pron"/>
+          <w:rFonts w:ascii="GWIPA" w:hAnsi="GWIPA" w:cs="Arial"/>
+        </w:rPr>
+        <w:t></w:t>
+      </w:r>
+      <w:r>
+        <w:rPr>
+          <w:rStyle w:val="pron"/>
+          <w:rFonts w:ascii="GWIPA" w:hAnsi="GWIPA" w:cs="Arial"/>
+        </w:rPr>
+        <w:t></w:t>
+      </w:r>
+      <w:r>
+        <w:rPr>
+          <w:rStyle w:val="pron"/>
+          <w:rFonts w:ascii="GWIPA" w:hAnsi="GWIPA" w:cs="Arial"/>
+        </w:rPr>
+        <w:t></w:t>
+      </w:r>
+      <w:r>
+        <w:rPr>
+          <w:rStyle w:val="pron"/>
+          <w:rFonts w:ascii="GWIPA" w:hAnsi="GWIPA" w:cs="Arial"/>
+        </w:rPr>
+        <w:t></w:t>
+      </w:r>
+      <w:r>
+        <w:rPr>
+          <w:rStyle w:val="pron"/>
+          <w:rFonts w:ascii="GWIPA" w:hAnsi="GWIPA" w:cs="Arial"/>
+        </w:rPr>
+        <w:t></w:t>
+      </w:r>
+      <w:r>
+        <w:rPr>
+          <w:rStyle w:val="pron"/>
+          <w:rFonts w:ascii="GWIPA" w:hAnsi="GWIPA" w:cs="Arial"/>
+        </w:rPr>
+        <w:t></w:t>
+      </w:r>
+      <w:r>
+        <w:rPr>
+          <w:rStyle w:val="pron"/>
+          <w:rFonts w:ascii="GWIPA" w:hAnsi="GWIPA" w:cs="Arial"/>
+        </w:rPr>
+        <w:t></w:t>
+      </w:r>
+      <w:r>
+        <w:rPr>
+          <w:rStyle w:val="pron"/>
+          <w:rFonts w:ascii="GWIPA" w:hAnsi="GWIPA" w:cs="Arial"/>
+        </w:rPr>
+        <w:t></w:t>
+      </w:r>
+      <w:r>
+        <w:rPr>
+          <w:rStyle w:val="pron"/>
+          <w:rFonts w:ascii="GWIPA" w:hAnsi="GWIPA" w:cs="Arial"/>
+        </w:rPr>
+        <w:t></w:t>
+      </w:r>
+      <w:r>
+        <w:rPr>
+          <w:rStyle w:val="pron"/>
+          <w:rFonts w:ascii="GWIPA" w:hAnsi="GWIPA" w:cs="Arial"/>
+        </w:rPr>
+        <w:t></w:t>
       </w:r>
       <w:r>
         <w:rPr>
@@ -33106,9 +34757,58 @@
       <w:r>
         <w:rPr>
           <w:rStyle w:val="pron"/>
-          <w:rFonts w:ascii="GWIPA" w:hAnsi="GWIPA" w:cs="Arial" w:hint="eastAsia"/>
-        </w:rPr>
-        <w:t>Eb'skJuE</w:t>
+          <w:rFonts w:ascii="GWIPA" w:hAnsi="GWIPA" w:cs="Arial"/>
+        </w:rPr>
+        <w:t></w:t>
+      </w:r>
+      <w:r>
+        <w:rPr>
+          <w:rStyle w:val="pron"/>
+          <w:rFonts w:ascii="GWIPA" w:hAnsi="GWIPA" w:cs="Arial"/>
+        </w:rPr>
+        <w:t></w:t>
+      </w:r>
+      <w:r>
+        <w:rPr>
+          <w:rStyle w:val="pron"/>
+          <w:rFonts w:ascii="GWIPA" w:hAnsi="GWIPA" w:cs="Arial"/>
+        </w:rPr>
+        <w:t></w:t>
+      </w:r>
+      <w:r>
+        <w:rPr>
+          <w:rStyle w:val="pron"/>
+          <w:rFonts w:ascii="GWIPA" w:hAnsi="GWIPA" w:cs="Arial"/>
+        </w:rPr>
+        <w:t></w:t>
+      </w:r>
+      <w:r>
+        <w:rPr>
+          <w:rStyle w:val="pron"/>
+          <w:rFonts w:ascii="GWIPA" w:hAnsi="GWIPA" w:cs="Arial"/>
+        </w:rPr>
+        <w:t></w:t>
+      </w:r>
+      <w:r>
+        <w:rPr>
+          <w:rStyle w:val="pron"/>
+          <w:rFonts w:ascii="GWIPA" w:hAnsi="GWIPA" w:cs="Arial"/>
+        </w:rPr>
+        <w:t></w:t>
+      </w:r>
+      <w:r>
+        <w:rPr>
+          <w:rStyle w:val="pron"/>
+          <w:rFonts w:ascii="GWIPA" w:hAnsi="GWIPA" w:cs="Arial"/>
+        </w:rPr>
+        <w:t></w:t>
+      </w:r>
+      <w:r>
+        <w:rPr>
+          <w:rStyle w:val="pron"/>
+          <w:rFonts w:ascii="GWIPA" w:hAnsi="GWIPA" w:cs="Arial"/>
+        </w:rPr>
+        <w:t></w:t>
       </w:r>
       <w:r>
         <w:rPr>
@@ -33783,9 +35483,65 @@
       <w:r>
         <w:rPr>
           <w:rStyle w:val="pron"/>
-          <w:rFonts w:ascii="GWIPA" w:hAnsi="GWIPA" w:cs="Arial" w:hint="eastAsia"/>
-        </w:rPr>
-        <w:t>ke'prISEs</w:t>
+          <w:rFonts w:ascii="GWIPA" w:hAnsi="GWIPA" w:cs="Arial"/>
+        </w:rPr>
+        <w:t></w:t>
+      </w:r>
+      <w:r>
+        <w:rPr>
+          <w:rStyle w:val="pron"/>
+          <w:rFonts w:ascii="GWIPA" w:hAnsi="GWIPA" w:cs="Arial"/>
+        </w:rPr>
+        <w:t></w:t>
+      </w:r>
+      <w:r>
+        <w:rPr>
+          <w:rStyle w:val="pron"/>
+          <w:rFonts w:ascii="GWIPA" w:hAnsi="GWIPA" w:cs="Arial"/>
+        </w:rPr>
+        <w:t></w:t>
+      </w:r>
+      <w:r>
+        <w:rPr>
+          <w:rStyle w:val="pron"/>
+          <w:rFonts w:ascii="GWIPA" w:hAnsi="GWIPA" w:cs="Arial"/>
+        </w:rPr>
+        <w:t></w:t>
+      </w:r>
+      <w:r>
+        <w:rPr>
+          <w:rStyle w:val="pron"/>
+          <w:rFonts w:ascii="GWIPA" w:hAnsi="GWIPA" w:cs="Arial"/>
+        </w:rPr>
+        <w:t></w:t>
+      </w:r>
+      <w:r>
+        <w:rPr>
+          <w:rStyle w:val="pron"/>
+          <w:rFonts w:ascii="GWIPA" w:hAnsi="GWIPA" w:cs="Arial"/>
+        </w:rPr>
+        <w:t></w:t>
+      </w:r>
+      <w:r>
+        <w:rPr>
+          <w:rStyle w:val="pron"/>
+          <w:rFonts w:ascii="GWIPA" w:hAnsi="GWIPA" w:cs="Arial"/>
+        </w:rPr>
+        <w:t></w:t>
+      </w:r>
+      <w:r>
+        <w:rPr>
+          <w:rStyle w:val="pron"/>
+          <w:rFonts w:ascii="GWIPA" w:hAnsi="GWIPA" w:cs="Arial"/>
+        </w:rPr>
+        <w:t></w:t>
+      </w:r>
+      <w:r>
+        <w:rPr>
+          <w:rStyle w:val="pron"/>
+          <w:rFonts w:ascii="GWIPA" w:hAnsi="GWIPA" w:cs="Arial"/>
+        </w:rPr>
+        <w:t></w:t>
       </w:r>
       <w:r>
         <w:rPr>
@@ -33860,7 +35616,7 @@
         <w:jc w:val="left"/>
         <w:rPr>
           <w:rStyle w:val="pron"/>
-          <w:rFonts w:ascii="Arial" w:hAnsi="Arial" w:cs="Arial" w:hint="eastAsia"/>
+          <w:rFonts w:ascii="Arial" w:hAnsi="Arial" w:cs="Arial"/>
         </w:rPr>
       </w:pPr>
       <w:r>
@@ -33889,9 +35645,58 @@
       <w:r>
         <w:rPr>
           <w:rStyle w:val="pron"/>
-          <w:rFonts w:ascii="GWIPA" w:hAnsi="GWIPA" w:cs="Arial" w:hint="eastAsia"/>
-        </w:rPr>
-        <w:t>vOlEtaIl</w:t>
+          <w:rFonts w:ascii="GWIPA" w:hAnsi="GWIPA" w:cs="Arial"/>
+        </w:rPr>
+        <w:t></w:t>
+      </w:r>
+      <w:r>
+        <w:rPr>
+          <w:rStyle w:val="pron"/>
+          <w:rFonts w:ascii="GWIPA" w:hAnsi="GWIPA" w:cs="Arial"/>
+        </w:rPr>
+        <w:t></w:t>
+      </w:r>
+      <w:r>
+        <w:rPr>
+          <w:rStyle w:val="pron"/>
+          <w:rFonts w:ascii="GWIPA" w:hAnsi="GWIPA" w:cs="Arial"/>
+        </w:rPr>
+        <w:t></w:t>
+      </w:r>
+      <w:r>
+        <w:rPr>
+          <w:rStyle w:val="pron"/>
+          <w:rFonts w:ascii="GWIPA" w:hAnsi="GWIPA" w:cs="Arial"/>
+        </w:rPr>
+        <w:t></w:t>
+      </w:r>
+      <w:r>
+        <w:rPr>
+          <w:rStyle w:val="pron"/>
+          <w:rFonts w:ascii="GWIPA" w:hAnsi="GWIPA" w:cs="Arial"/>
+        </w:rPr>
+        <w:t></w:t>
+      </w:r>
+      <w:r>
+        <w:rPr>
+          <w:rStyle w:val="pron"/>
+          <w:rFonts w:ascii="GWIPA" w:hAnsi="GWIPA" w:cs="Arial"/>
+        </w:rPr>
+        <w:t></w:t>
+      </w:r>
+      <w:r>
+        <w:rPr>
+          <w:rStyle w:val="pron"/>
+          <w:rFonts w:ascii="GWIPA" w:hAnsi="GWIPA" w:cs="Arial"/>
+        </w:rPr>
+        <w:t></w:t>
+      </w:r>
+      <w:r>
+        <w:rPr>
+          <w:rStyle w:val="pron"/>
+          <w:rFonts w:ascii="GWIPA" w:hAnsi="GWIPA" w:cs="Arial"/>
+        </w:rPr>
+        <w:t></w:t>
       </w:r>
       <w:r>
         <w:rPr>
@@ -33970,14 +35775,11 @@
 </file>
 
 <file path=word/endnotes.xml><?xml version="1.0" encoding="utf-8"?>
-<w:endnotes xmlns:wpc="http://schemas.microsoft.com/office/word/2010/wordprocessingCanvas" xmlns:cx="http://schemas.microsoft.com/office/drawing/2014/chartex" xmlns:cx1="http://schemas.microsoft.com/office/drawing/2015/9/8/chartex" xmlns:cx2="http://schemas.microsoft.com/office/drawing/2015/10/21/chartex" xmlns:cx3="http://schemas.microsoft.com/office/drawing/2016/5/9/chartex" xmlns:cx4="http://schemas.microsoft.com/office/drawing/2016/5/10/chartex" xmlns:cx5="http://schemas.microsoft.com/office/drawing/2016/5/11/chartex" xmlns:cx6="http://schemas.microsoft.com/office/drawing/2016/5/12/chartex" xmlns:cx7="http://schemas.microsoft.com/office/drawing/2016/5/13/chartex" xmlns:cx8="http://schemas.microsoft.com/office/drawing/2016/5/14/chartex" xmlns:mc="http://schemas.openxmlformats.org/markup-compatibility/2006" xmlns:aink="http://schemas.microsoft.com/office/drawing/2016/ink" xmlns:am3d="http://schemas.microsoft.com/office/drawing/2017/model3d" xmlns:o="urn:schemas-microsoft-com:office:office" xmlns:oel="http://schemas.microsoft.com/office/2019/extlst" xmlns:r="http://schemas.openxmlformats.org/officeDocument/2006/relationships" xmlns:m="http://schemas.openxmlformats.org/officeDocument/2006/math" xmlns:v="urn:schemas-microsoft-com:vml" xmlns:wp14="http://schemas.microsoft.com/office/word/2010/wordprocessingDrawing" xmlns:wp="http://schemas.openxmlformats.org/drawingml/2006/wordprocessingDrawing" xmlns:w10="urn:schemas-microsoft-com:office:word" xmlns:w="http://schemas.openxmlformats.org/wordprocessingml/2006/main" xmlns:w14="http://schemas.microsoft.com/office/word/2010/wordml" xmlns:w15="http://schemas.microsoft.com/office/word/2012/wordml" xmlns:w16cex="http://schemas.microsoft.com/office/word/2018/wordml/cex" xmlns:w16cid="http://schemas.microsoft.com/office/word/2016/wordml/cid" xmlns:w16="http://schemas.microsoft.com/office/word/2018/wordml" xmlns:w16du="http://schemas.microsoft.com/office/word/2023/wordml/word16du" xmlns:w16sdtdh="http://schemas.microsoft.com/office/word/2020/wordml/sdtdatahash" xmlns:w16sdtfl="http://schemas.microsoft.com/office/word/2024/wordml/sdtformatlock" xmlns:w16se="http://schemas.microsoft.com/office/word/2015/wordml/symex" xmlns:wpg="http://schemas.microsoft.com/office/word/2010/wordprocessingGroup" xmlns:wpi="http://schemas.microsoft.com/office/word/2010/wordprocessingInk" xmlns:wne="http://schemas.microsoft.com/office/word/2006/wordml" xmlns:wps="http://schemas.microsoft.com/office/word/2010/wordprocessingShape" mc:Ignorable="w14 w15 w16se w16cid w16 w16cex w16sdtdh w16sdtfl w16du wp14">
+<w:endnotes xmlns:wpc="http://schemas.microsoft.com/office/word/2010/wordprocessingCanvas" xmlns:mc="http://schemas.openxmlformats.org/markup-compatibility/2006" xmlns:o="urn:schemas-microsoft-com:office:office" xmlns:r="http://schemas.openxmlformats.org/officeDocument/2006/relationships" xmlns:m="http://schemas.openxmlformats.org/officeDocument/2006/math" xmlns:v="urn:schemas-microsoft-com:vml" xmlns:wp14="http://schemas.microsoft.com/office/word/2010/wordprocessingDrawing" xmlns:wp="http://schemas.openxmlformats.org/drawingml/2006/wordprocessingDrawing" xmlns:w10="urn:schemas-microsoft-com:office:word" xmlns:w="http://schemas.openxmlformats.org/wordprocessingml/2006/main" xmlns:w14="http://schemas.microsoft.com/office/word/2010/wordml" xmlns:wpg="http://schemas.microsoft.com/office/word/2010/wordprocessingGroup" xmlns:wpi="http://schemas.microsoft.com/office/word/2010/wordprocessingInk" xmlns:wne="http://schemas.microsoft.com/office/word/2006/wordml" xmlns:wps="http://schemas.microsoft.com/office/word/2010/wordprocessingShape" mc:Ignorable="w14 wp14">
   <w:endnote w:type="separator" w:id="-1">
     <w:p>
       <w:pPr>
         <w:spacing w:after="0" w:line="240" w:lineRule="auto"/>
-        <w:rPr>
-          <w:rFonts w:hint="eastAsia"/>
-        </w:rPr>
       </w:pPr>
       <w:r>
         <w:separator/>
@@ -33988,9 +35790,6 @@
     <w:p>
       <w:pPr>
         <w:spacing w:after="0" w:line="240" w:lineRule="auto"/>
-        <w:rPr>
-          <w:rFonts w:hint="eastAsia"/>
-        </w:rPr>
       </w:pPr>
       <w:r>
         <w:continuationSeparator/>
@@ -34001,14 +35800,11 @@
 </file>
 
 <file path=word/footnotes.xml><?xml version="1.0" encoding="utf-8"?>
-<w:footnotes xmlns:wpc="http://schemas.microsoft.com/office/word/2010/wordprocessingCanvas" xmlns:cx="http://schemas.microsoft.com/office/drawing/2014/chartex" xmlns:cx1="http://schemas.microsoft.com/office/drawing/2015/9/8/chartex" xmlns:cx2="http://schemas.microsoft.com/office/drawing/2015/10/21/chartex" xmlns:cx3="http://schemas.microsoft.com/office/drawing/2016/5/9/chartex" xmlns:cx4="http://schemas.microsoft.com/office/drawing/2016/5/10/chartex" xmlns:cx5="http://schemas.microsoft.com/office/drawing/2016/5/11/chartex" xmlns:cx6="http://schemas.microsoft.com/office/drawing/2016/5/12/chartex" xmlns:cx7="http://schemas.microsoft.com/office/drawing/2016/5/13/chartex" xmlns:cx8="http://schemas.microsoft.com/office/drawing/2016/5/14/chartex" xmlns:mc="http://schemas.openxmlformats.org/markup-compatibility/2006" xmlns:aink="http://schemas.microsoft.com/office/drawing/2016/ink" xmlns:am3d="http://schemas.microsoft.com/office/drawing/2017/model3d" xmlns:o="urn:schemas-microsoft-com:office:office" xmlns:oel="http://schemas.microsoft.com/office/2019/extlst" xmlns:r="http://schemas.openxmlformats.org/officeDocument/2006/relationships" xmlns:m="http://schemas.openxmlformats.org/officeDocument/2006/math" xmlns:v="urn:schemas-microsoft-com:vml" xmlns:wp14="http://schemas.microsoft.com/office/word/2010/wordprocessingDrawing" xmlns:wp="http://schemas.openxmlformats.org/drawingml/2006/wordprocessingDrawing" xmlns:w10="urn:schemas-microsoft-com:office:word" xmlns:w="http://schemas.openxmlformats.org/wordprocessingml/2006/main" xmlns:w14="http://schemas.microsoft.com/office/word/2010/wordml" xmlns:w15="http://schemas.microsoft.com/office/word/2012/wordml" xmlns:w16cex="http://schemas.microsoft.com/office/word/2018/wordml/cex" xmlns:w16cid="http://schemas.microsoft.com/office/word/2016/wordml/cid" xmlns:w16="http://schemas.microsoft.com/office/word/2018/wordml" xmlns:w16du="http://schemas.microsoft.com/office/word/2023/wordml/word16du" xmlns:w16sdtdh="http://schemas.microsoft.com/office/word/2020/wordml/sdtdatahash" xmlns:w16sdtfl="http://schemas.microsoft.com/office/word/2024/wordml/sdtformatlock" xmlns:w16se="http://schemas.microsoft.com/office/word/2015/wordml/symex" xmlns:wpg="http://schemas.microsoft.com/office/word/2010/wordprocessingGroup" xmlns:wpi="http://schemas.microsoft.com/office/word/2010/wordprocessingInk" xmlns:wne="http://schemas.microsoft.com/office/word/2006/wordml" xmlns:wps="http://schemas.microsoft.com/office/word/2010/wordprocessingShape" mc:Ignorable="w14 w15 w16se w16cid w16 w16cex w16sdtdh w16sdtfl w16du wp14">
+<w:footnotes xmlns:wpc="http://schemas.microsoft.com/office/word/2010/wordprocessingCanvas" xmlns:mc="http://schemas.openxmlformats.org/markup-compatibility/2006" xmlns:o="urn:schemas-microsoft-com:office:office" xmlns:r="http://schemas.openxmlformats.org/officeDocument/2006/relationships" xmlns:m="http://schemas.openxmlformats.org/officeDocument/2006/math" xmlns:v="urn:schemas-microsoft-com:vml" xmlns:wp14="http://schemas.microsoft.com/office/word/2010/wordprocessingDrawing" xmlns:wp="http://schemas.openxmlformats.org/drawingml/2006/wordprocessingDrawing" xmlns:w10="urn:schemas-microsoft-com:office:word" xmlns:w="http://schemas.openxmlformats.org/wordprocessingml/2006/main" xmlns:w14="http://schemas.microsoft.com/office/word/2010/wordml" xmlns:wpg="http://schemas.microsoft.com/office/word/2010/wordprocessingGroup" xmlns:wpi="http://schemas.microsoft.com/office/word/2010/wordprocessingInk" xmlns:wne="http://schemas.microsoft.com/office/word/2006/wordml" xmlns:wps="http://schemas.microsoft.com/office/word/2010/wordprocessingShape" mc:Ignorable="w14 wp14">
   <w:footnote w:type="separator" w:id="-1">
     <w:p>
       <w:pPr>
         <w:spacing w:after="0" w:line="240" w:lineRule="auto"/>
-        <w:rPr>
-          <w:rFonts w:hint="eastAsia"/>
-        </w:rPr>
       </w:pPr>
       <w:r>
         <w:separator/>
@@ -34019,9 +35815,6 @@
     <w:p>
       <w:pPr>
         <w:spacing w:after="0" w:line="240" w:lineRule="auto"/>
-        <w:rPr>
-          <w:rFonts w:hint="eastAsia"/>
-        </w:rPr>
       </w:pPr>
       <w:r>
         <w:continuationSeparator/>
@@ -34032,7 +35825,7 @@
 </file>
 
 <file path=word/styles.xml><?xml version="1.0" encoding="utf-8"?>
-<w:styles xmlns:mc="http://schemas.openxmlformats.org/markup-compatibility/2006" xmlns:r="http://schemas.openxmlformats.org/officeDocument/2006/relationships" xmlns:w="http://schemas.openxmlformats.org/wordprocessingml/2006/main" xmlns:w14="http://schemas.microsoft.com/office/word/2010/wordml" xmlns:w15="http://schemas.microsoft.com/office/word/2012/wordml" xmlns:w16cex="http://schemas.microsoft.com/office/word/2018/wordml/cex" xmlns:w16cid="http://schemas.microsoft.com/office/word/2016/wordml/cid" xmlns:w16="http://schemas.microsoft.com/office/word/2018/wordml" xmlns:w16du="http://schemas.microsoft.com/office/word/2023/wordml/word16du" xmlns:w16sdtdh="http://schemas.microsoft.com/office/word/2020/wordml/sdtdatahash" xmlns:w16sdtfl="http://schemas.microsoft.com/office/word/2024/wordml/sdtformatlock" xmlns:w16se="http://schemas.microsoft.com/office/word/2015/wordml/symex" mc:Ignorable="w14 w15 w16se w16cid w16 w16cex w16sdtdh w16sdtfl w16du">
+<w:styles xmlns:mc="http://schemas.openxmlformats.org/markup-compatibility/2006" xmlns:r="http://schemas.openxmlformats.org/officeDocument/2006/relationships" xmlns:w="http://schemas.openxmlformats.org/wordprocessingml/2006/main" xmlns:w14="http://schemas.microsoft.com/office/word/2010/wordml" mc:Ignorable="w14">
   <w:docDefaults>
     <w:rPrDefault>
       <w:rPr>
@@ -34050,383 +35843,144 @@
       </w:pPr>
     </w:pPrDefault>
   </w:docDefaults>
-  <w:latentStyles w:defLockedState="0" w:defUIPriority="99" w:defSemiHidden="0" w:defUnhideWhenUsed="0" w:defQFormat="0" w:count="376">
-    <w:lsdException w:name="Normal" w:uiPriority="0" w:qFormat="1"/>
-    <w:lsdException w:name="heading 1" w:uiPriority="9" w:qFormat="1"/>
-    <w:lsdException w:name="heading 2" w:semiHidden="1" w:uiPriority="9" w:unhideWhenUsed="1" w:qFormat="1"/>
-    <w:lsdException w:name="heading 3" w:semiHidden="1" w:uiPriority="9" w:unhideWhenUsed="1" w:qFormat="1"/>
-    <w:lsdException w:name="heading 4" w:semiHidden="1" w:uiPriority="9" w:unhideWhenUsed="1" w:qFormat="1"/>
-    <w:lsdException w:name="heading 5" w:semiHidden="1" w:uiPriority="9" w:unhideWhenUsed="1" w:qFormat="1"/>
-    <w:lsdException w:name="heading 6" w:semiHidden="1" w:uiPriority="9" w:unhideWhenUsed="1" w:qFormat="1"/>
-    <w:lsdException w:name="heading 7" w:semiHidden="1" w:uiPriority="9" w:unhideWhenUsed="1" w:qFormat="1"/>
-    <w:lsdException w:name="heading 8" w:semiHidden="1" w:uiPriority="9" w:unhideWhenUsed="1" w:qFormat="1"/>
-    <w:lsdException w:name="heading 9" w:semiHidden="1" w:uiPriority="9" w:unhideWhenUsed="1" w:qFormat="1"/>
-    <w:lsdException w:name="index 1" w:semiHidden="1" w:unhideWhenUsed="1"/>
-    <w:lsdException w:name="index 2" w:semiHidden="1" w:unhideWhenUsed="1"/>
-    <w:lsdException w:name="index 3" w:semiHidden="1" w:unhideWhenUsed="1"/>
-    <w:lsdException w:name="index 4" w:semiHidden="1" w:unhideWhenUsed="1"/>
-    <w:lsdException w:name="index 5" w:semiHidden="1" w:unhideWhenUsed="1"/>
-    <w:lsdException w:name="index 6" w:semiHidden="1" w:unhideWhenUsed="1"/>
-    <w:lsdException w:name="index 7" w:semiHidden="1" w:unhideWhenUsed="1"/>
-    <w:lsdException w:name="index 8" w:semiHidden="1" w:unhideWhenUsed="1"/>
-    <w:lsdException w:name="index 9" w:semiHidden="1" w:unhideWhenUsed="1"/>
-    <w:lsdException w:name="toc 1" w:semiHidden="1" w:uiPriority="39" w:unhideWhenUsed="1"/>
-    <w:lsdException w:name="toc 2" w:semiHidden="1" w:uiPriority="39" w:unhideWhenUsed="1"/>
-    <w:lsdException w:name="toc 3" w:semiHidden="1" w:uiPriority="39" w:unhideWhenUsed="1"/>
-    <w:lsdException w:name="toc 4" w:semiHidden="1" w:uiPriority="39" w:unhideWhenUsed="1"/>
-    <w:lsdException w:name="toc 5" w:semiHidden="1" w:uiPriority="39" w:unhideWhenUsed="1"/>
-    <w:lsdException w:name="toc 6" w:semiHidden="1" w:uiPriority="39" w:unhideWhenUsed="1"/>
-    <w:lsdException w:name="toc 7" w:semiHidden="1" w:uiPriority="39" w:unhideWhenUsed="1"/>
-    <w:lsdException w:name="toc 8" w:semiHidden="1" w:uiPriority="39" w:unhideWhenUsed="1"/>
-    <w:lsdException w:name="toc 9" w:semiHidden="1" w:uiPriority="39" w:unhideWhenUsed="1"/>
-    <w:lsdException w:name="Normal Indent" w:semiHidden="1" w:unhideWhenUsed="1"/>
-    <w:lsdException w:name="footnote text" w:semiHidden="1" w:unhideWhenUsed="1"/>
-    <w:lsdException w:name="annotation text" w:semiHidden="1" w:unhideWhenUsed="1"/>
-    <w:lsdException w:name="header" w:semiHidden="1" w:unhideWhenUsed="1"/>
-    <w:lsdException w:name="footer" w:semiHidden="1" w:unhideWhenUsed="1"/>
-    <w:lsdException w:name="index heading" w:semiHidden="1" w:unhideWhenUsed="1"/>
-    <w:lsdException w:name="caption" w:semiHidden="1" w:uiPriority="35" w:unhideWhenUsed="1" w:qFormat="1"/>
-    <w:lsdException w:name="table of figures" w:semiHidden="1" w:unhideWhenUsed="1"/>
-    <w:lsdException w:name="envelope address" w:semiHidden="1" w:unhideWhenUsed="1"/>
-    <w:lsdException w:name="envelope return" w:semiHidden="1" w:unhideWhenUsed="1"/>
-    <w:lsdException w:name="footnote reference" w:semiHidden="1" w:unhideWhenUsed="1"/>
-    <w:lsdException w:name="annotation reference" w:semiHidden="1" w:unhideWhenUsed="1"/>
-    <w:lsdException w:name="line number" w:semiHidden="1" w:unhideWhenUsed="1"/>
-    <w:lsdException w:name="page number" w:semiHidden="1" w:unhideWhenUsed="1"/>
-    <w:lsdException w:name="endnote reference" w:semiHidden="1" w:unhideWhenUsed="1"/>
-    <w:lsdException w:name="endnote text" w:semiHidden="1" w:unhideWhenUsed="1"/>
-    <w:lsdException w:name="table of authorities" w:semiHidden="1" w:unhideWhenUsed="1"/>
-    <w:lsdException w:name="macro" w:semiHidden="1" w:unhideWhenUsed="1"/>
-    <w:lsdException w:name="toa heading" w:semiHidden="1" w:unhideWhenUsed="1"/>
-    <w:lsdException w:name="List" w:semiHidden="1" w:unhideWhenUsed="1"/>
-    <w:lsdException w:name="List Bullet" w:semiHidden="1" w:unhideWhenUsed="1"/>
-    <w:lsdException w:name="List Number" w:semiHidden="1" w:unhideWhenUsed="1"/>
-    <w:lsdException w:name="List 2" w:semiHidden="1" w:unhideWhenUsed="1"/>
-    <w:lsdException w:name="List 3" w:semiHidden="1" w:unhideWhenUsed="1"/>
-    <w:lsdException w:name="List 4" w:semiHidden="1" w:unhideWhenUsed="1"/>
-    <w:lsdException w:name="List 5" w:semiHidden="1" w:unhideWhenUsed="1"/>
-    <w:lsdException w:name="List Bullet 2" w:semiHidden="1" w:unhideWhenUsed="1"/>
-    <w:lsdException w:name="List Bullet 3" w:semiHidden="1" w:unhideWhenUsed="1"/>
-    <w:lsdException w:name="List Bullet 4" w:semiHidden="1" w:unhideWhenUsed="1"/>
-    <w:lsdException w:name="List Bullet 5" w:semiHidden="1" w:unhideWhenUsed="1"/>
-    <w:lsdException w:name="List Number 2" w:semiHidden="1" w:unhideWhenUsed="1"/>
-    <w:lsdException w:name="List Number 3" w:semiHidden="1" w:unhideWhenUsed="1"/>
-    <w:lsdException w:name="List Number 4" w:semiHidden="1" w:unhideWhenUsed="1"/>
-    <w:lsdException w:name="List Number 5" w:semiHidden="1" w:unhideWhenUsed="1"/>
-    <w:lsdException w:name="Title" w:uiPriority="10" w:qFormat="1"/>
-    <w:lsdException w:name="Closing" w:semiHidden="1" w:unhideWhenUsed="1"/>
-    <w:lsdException w:name="Signature" w:semiHidden="1" w:unhideWhenUsed="1"/>
-    <w:lsdException w:name="Default Paragraph Font" w:semiHidden="1" w:uiPriority="1" w:unhideWhenUsed="1"/>
-    <w:lsdException w:name="Body Text" w:semiHidden="1" w:unhideWhenUsed="1"/>
-    <w:lsdException w:name="Body Text Indent" w:semiHidden="1" w:unhideWhenUsed="1"/>
-    <w:lsdException w:name="List Continue" w:semiHidden="1" w:unhideWhenUsed="1"/>
-    <w:lsdException w:name="List Continue 2" w:semiHidden="1" w:unhideWhenUsed="1"/>
-    <w:lsdException w:name="List Continue 3" w:semiHidden="1" w:unhideWhenUsed="1"/>
-    <w:lsdException w:name="List Continue 4" w:semiHidden="1" w:unhideWhenUsed="1"/>
-    <w:lsdException w:name="List Continue 5" w:semiHidden="1" w:unhideWhenUsed="1"/>
-    <w:lsdException w:name="Message Header" w:semiHidden="1" w:unhideWhenUsed="1"/>
-    <w:lsdException w:name="Subtitle" w:uiPriority="11" w:qFormat="1"/>
-    <w:lsdException w:name="Salutation" w:semiHidden="1" w:unhideWhenUsed="1"/>
-    <w:lsdException w:name="Date" w:semiHidden="1" w:unhideWhenUsed="1"/>
-    <w:lsdException w:name="Body Text First Indent" w:semiHidden="1" w:unhideWhenUsed="1"/>
-    <w:lsdException w:name="Body Text First Indent 2" w:semiHidden="1" w:unhideWhenUsed="1"/>
-    <w:lsdException w:name="Note Heading" w:semiHidden="1" w:unhideWhenUsed="1"/>
-    <w:lsdException w:name="Body Text 2" w:semiHidden="1" w:unhideWhenUsed="1"/>
-    <w:lsdException w:name="Body Text 3" w:semiHidden="1" w:unhideWhenUsed="1"/>
-    <w:lsdException w:name="Body Text Indent 2" w:semiHidden="1" w:unhideWhenUsed="1"/>
-    <w:lsdException w:name="Body Text Indent 3" w:semiHidden="1" w:unhideWhenUsed="1"/>
-    <w:lsdException w:name="Block Text" w:semiHidden="1" w:unhideWhenUsed="1"/>
-    <w:lsdException w:name="Hyperlink" w:semiHidden="1" w:unhideWhenUsed="1"/>
-    <w:lsdException w:name="FollowedHyperlink" w:semiHidden="1" w:unhideWhenUsed="1"/>
-    <w:lsdException w:name="Strong" w:uiPriority="22" w:qFormat="1"/>
-    <w:lsdException w:name="Emphasis" w:uiPriority="20" w:qFormat="1"/>
-    <w:lsdException w:name="Document Map" w:semiHidden="1" w:unhideWhenUsed="1"/>
-    <w:lsdException w:name="Plain Text" w:semiHidden="1" w:unhideWhenUsed="1"/>
-    <w:lsdException w:name="E-mail Signature" w:semiHidden="1" w:unhideWhenUsed="1"/>
-    <w:lsdException w:name="HTML Top of Form" w:semiHidden="1" w:unhideWhenUsed="1"/>
-    <w:lsdException w:name="HTML Bottom of Form" w:semiHidden="1" w:unhideWhenUsed="1"/>
-    <w:lsdException w:name="Normal (Web)" w:semiHidden="1" w:unhideWhenUsed="1"/>
-    <w:lsdException w:name="HTML Acronym" w:semiHidden="1" w:unhideWhenUsed="1"/>
-    <w:lsdException w:name="HTML Address" w:semiHidden="1" w:unhideWhenUsed="1"/>
-    <w:lsdException w:name="HTML Cite" w:semiHidden="1" w:unhideWhenUsed="1"/>
-    <w:lsdException w:name="HTML Code" w:semiHidden="1" w:unhideWhenUsed="1"/>
-    <w:lsdException w:name="HTML Definition" w:semiHidden="1" w:unhideWhenUsed="1"/>
-    <w:lsdException w:name="HTML Keyboard" w:semiHidden="1" w:unhideWhenUsed="1"/>
-    <w:lsdException w:name="HTML Preformatted" w:semiHidden="1" w:unhideWhenUsed="1"/>
-    <w:lsdException w:name="HTML Sample" w:semiHidden="1" w:unhideWhenUsed="1"/>
-    <w:lsdException w:name="HTML Typewriter" w:semiHidden="1" w:unhideWhenUsed="1"/>
-    <w:lsdException w:name="HTML Variable" w:semiHidden="1" w:unhideWhenUsed="1"/>
-    <w:lsdException w:name="Normal Table" w:semiHidden="1" w:unhideWhenUsed="1"/>
-    <w:lsdException w:name="annotation subject" w:semiHidden="1" w:unhideWhenUsed="1"/>
-    <w:lsdException w:name="No List" w:semiHidden="1" w:unhideWhenUsed="1"/>
-    <w:lsdException w:name="Outline List 1" w:semiHidden="1" w:unhideWhenUsed="1"/>
-    <w:lsdException w:name="Outline List 2" w:semiHidden="1" w:unhideWhenUsed="1"/>
-    <w:lsdException w:name="Outline List 3" w:semiHidden="1" w:unhideWhenUsed="1"/>
-    <w:lsdException w:name="Table Simple 1" w:semiHidden="1" w:unhideWhenUsed="1"/>
-    <w:lsdException w:name="Table Simple 2" w:semiHidden="1" w:unhideWhenUsed="1"/>
-    <w:lsdException w:name="Table Simple 3" w:semiHidden="1" w:unhideWhenUsed="1"/>
-    <w:lsdException w:name="Table Classic 1" w:semiHidden="1" w:unhideWhenUsed="1"/>
-    <w:lsdException w:name="Table Classic 2" w:semiHidden="1" w:unhideWhenUsed="1"/>
-    <w:lsdException w:name="Table Classic 3" w:semiHidden="1" w:unhideWhenUsed="1"/>
-    <w:lsdException w:name="Table Classic 4" w:semiHidden="1" w:unhideWhenUsed="1"/>
-    <w:lsdException w:name="Table Colorful 1" w:semiHidden="1" w:unhideWhenUsed="1"/>
-    <w:lsdException w:name="Table Colorful 2" w:semiHidden="1" w:unhideWhenUsed="1"/>
-    <w:lsdException w:name="Table Colorful 3" w:semiHidden="1" w:unhideWhenUsed="1"/>
-    <w:lsdException w:name="Table Columns 1" w:semiHidden="1" w:unhideWhenUsed="1"/>
-    <w:lsdException w:name="Table Columns 2" w:semiHidden="1" w:unhideWhenUsed="1"/>
-    <w:lsdException w:name="Table Columns 3" w:semiHidden="1" w:unhideWhenUsed="1"/>
-    <w:lsdException w:name="Table Columns 4" w:semiHidden="1" w:unhideWhenUsed="1"/>
-    <w:lsdException w:name="Table Columns 5" w:semiHidden="1" w:unhideWhenUsed="1"/>
-    <w:lsdException w:name="Table Grid 1" w:semiHidden="1" w:unhideWhenUsed="1"/>
-    <w:lsdException w:name="Table Grid 2" w:semiHidden="1" w:unhideWhenUsed="1"/>
-    <w:lsdException w:name="Table Grid 3" w:semiHidden="1" w:unhideWhenUsed="1"/>
-    <w:lsdException w:name="Table Grid 4" w:semiHidden="1" w:unhideWhenUsed="1"/>
-    <w:lsdException w:name="Table Grid 5" w:semiHidden="1" w:unhideWhenUsed="1"/>
-    <w:lsdException w:name="Table Grid 6" w:semiHidden="1" w:unhideWhenUsed="1"/>
-    <w:lsdException w:name="Table Grid 7" w:semiHidden="1" w:unhideWhenUsed="1"/>
-    <w:lsdException w:name="Table Grid 8" w:semiHidden="1" w:unhideWhenUsed="1"/>
-    <w:lsdException w:name="Table List 1" w:semiHidden="1" w:unhideWhenUsed="1"/>
-    <w:lsdException w:name="Table List 2" w:semiHidden="1" w:unhideWhenUsed="1"/>
-    <w:lsdException w:name="Table List 3" w:semiHidden="1" w:unhideWhenUsed="1"/>
-    <w:lsdException w:name="Table List 4" w:semiHidden="1" w:unhideWhenUsed="1"/>
-    <w:lsdException w:name="Table List 5" w:semiHidden="1" w:unhideWhenUsed="1"/>
-    <w:lsdException w:name="Table List 6" w:semiHidden="1" w:unhideWhenUsed="1"/>
-    <w:lsdException w:name="Table List 7" w:semiHidden="1" w:unhideWhenUsed="1"/>
-    <w:lsdException w:name="Table List 8" w:semiHidden="1" w:unhideWhenUsed="1"/>
-    <w:lsdException w:name="Table 3D effects 1" w:semiHidden="1" w:unhideWhenUsed="1"/>
-    <w:lsdException w:name="Table 3D effects 2" w:semiHidden="1" w:unhideWhenUsed="1"/>
-    <w:lsdException w:name="Table 3D effects 3" w:semiHidden="1" w:unhideWhenUsed="1"/>
-    <w:lsdException w:name="Table Contemporary" w:semiHidden="1" w:unhideWhenUsed="1"/>
-    <w:lsdException w:name="Table Elegant" w:semiHidden="1" w:unhideWhenUsed="1"/>
-    <w:lsdException w:name="Table Professional" w:semiHidden="1" w:unhideWhenUsed="1"/>
-    <w:lsdException w:name="Table Subtle 1" w:semiHidden="1" w:unhideWhenUsed="1"/>
-    <w:lsdException w:name="Table Subtle 2" w:semiHidden="1" w:unhideWhenUsed="1"/>
-    <w:lsdException w:name="Table Web 1" w:semiHidden="1" w:unhideWhenUsed="1"/>
-    <w:lsdException w:name="Table Web 2" w:semiHidden="1" w:unhideWhenUsed="1"/>
-    <w:lsdException w:name="Table Web 3" w:semiHidden="1" w:unhideWhenUsed="1"/>
-    <w:lsdException w:name="Balloon Text" w:semiHidden="1" w:unhideWhenUsed="1"/>
-    <w:lsdException w:name="Table Grid" w:uiPriority="39"/>
-    <w:lsdException w:name="Table Theme" w:semiHidden="1" w:unhideWhenUsed="1"/>
-    <w:lsdException w:name="Placeholder Text" w:semiHidden="1"/>
-    <w:lsdException w:name="No Spacing" w:uiPriority="1" w:qFormat="1"/>
-    <w:lsdException w:name="Light Shading" w:uiPriority="60"/>
-    <w:lsdException w:name="Light List" w:uiPriority="61"/>
-    <w:lsdException w:name="Light Grid" w:uiPriority="62"/>
-    <w:lsdException w:name="Medium Shading 1" w:uiPriority="63"/>
-    <w:lsdException w:name="Medium Shading 2" w:uiPriority="64"/>
-    <w:lsdException w:name="Medium List 1" w:uiPriority="65"/>
-    <w:lsdException w:name="Medium List 2" w:uiPriority="66"/>
-    <w:lsdException w:name="Medium Grid 1" w:uiPriority="67"/>
-    <w:lsdException w:name="Medium Grid 2" w:uiPriority="68"/>
-    <w:lsdException w:name="Medium Grid 3" w:uiPriority="69"/>
-    <w:lsdException w:name="Dark List" w:uiPriority="70"/>
-    <w:lsdException w:name="Colorful Shading" w:uiPriority="71"/>
-    <w:lsdException w:name="Colorful List" w:uiPriority="72"/>
-    <w:lsdException w:name="Colorful Grid" w:uiPriority="73"/>
-    <w:lsdException w:name="Light Shading Accent 1" w:uiPriority="60"/>
-    <w:lsdException w:name="Light List Accent 1" w:uiPriority="61"/>
-    <w:lsdException w:name="Light Grid Accent 1" w:uiPriority="62"/>
-    <w:lsdException w:name="Medium Shading 1 Accent 1" w:uiPriority="63"/>
-    <w:lsdException w:name="Medium Shading 2 Accent 1" w:uiPriority="64"/>
-    <w:lsdException w:name="Medium List 1 Accent 1" w:uiPriority="65"/>
-    <w:lsdException w:name="Revision" w:semiHidden="1"/>
-    <w:lsdException w:name="List Paragraph" w:uiPriority="34" w:qFormat="1"/>
-    <w:lsdException w:name="Quote" w:uiPriority="29" w:qFormat="1"/>
-    <w:lsdException w:name="Intense Quote" w:uiPriority="30" w:qFormat="1"/>
-    <w:lsdException w:name="Medium List 2 Accent 1" w:uiPriority="66"/>
-    <w:lsdException w:name="Medium Grid 1 Accent 1" w:uiPriority="67"/>
-    <w:lsdException w:name="Medium Grid 2 Accent 1" w:uiPriority="68"/>
-    <w:lsdException w:name="Medium Grid 3 Accent 1" w:uiPriority="69"/>
-    <w:lsdException w:name="Dark List Accent 1" w:uiPriority="70"/>
-    <w:lsdException w:name="Colorful Shading Accent 1" w:uiPriority="71"/>
-    <w:lsdException w:name="Colorful List Accent 1" w:uiPriority="72"/>
-    <w:lsdException w:name="Colorful Grid Accent 1" w:uiPriority="73"/>
-    <w:lsdException w:name="Light Shading Accent 2" w:uiPriority="60"/>
-    <w:lsdException w:name="Light List Accent 2" w:uiPriority="61"/>
-    <w:lsdException w:name="Light Grid Accent 2" w:uiPriority="62"/>
-    <w:lsdException w:name="Medium Shading 1 Accent 2" w:uiPriority="63"/>
-    <w:lsdException w:name="Medium Shading 2 Accent 2" w:uiPriority="64"/>
-    <w:lsdException w:name="Medium List 1 Accent 2" w:uiPriority="65"/>
-    <w:lsdException w:name="Medium List 2 Accent 2" w:uiPriority="66"/>
-    <w:lsdException w:name="Medium Grid 1 Accent 2" w:uiPriority="67"/>
-    <w:lsdException w:name="Medium Grid 2 Accent 2" w:uiPriority="68"/>
-    <w:lsdException w:name="Medium Grid 3 Accent 2" w:uiPriority="69"/>
-    <w:lsdException w:name="Dark List Accent 2" w:uiPriority="70"/>
-    <w:lsdException w:name="Colorful Shading Accent 2" w:uiPriority="71"/>
-    <w:lsdException w:name="Colorful List Accent 2" w:uiPriority="72"/>
-    <w:lsdException w:name="Colorful Grid Accent 2" w:uiPriority="73"/>
-    <w:lsdException w:name="Light Shading Accent 3" w:uiPriority="60"/>
-    <w:lsdException w:name="Light List Accent 3" w:uiPriority="61"/>
-    <w:lsdException w:name="Light Grid Accent 3" w:uiPriority="62"/>
-    <w:lsdException w:name="Medium Shading 1 Accent 3" w:uiPriority="63"/>
-    <w:lsdException w:name="Medium Shading 2 Accent 3" w:uiPriority="64"/>
-    <w:lsdException w:name="Medium List 1 Accent 3" w:uiPriority="65"/>
-    <w:lsdException w:name="Medium List 2 Accent 3" w:uiPriority="66"/>
-    <w:lsdException w:name="Medium Grid 1 Accent 3" w:uiPriority="67"/>
-    <w:lsdException w:name="Medium Grid 2 Accent 3" w:uiPriority="68"/>
-    <w:lsdException w:name="Medium Grid 3 Accent 3" w:uiPriority="69"/>
-    <w:lsdException w:name="Dark List Accent 3" w:uiPriority="70"/>
-    <w:lsdException w:name="Colorful Shading Accent 3" w:uiPriority="71"/>
-    <w:lsdException w:name="Colorful List Accent 3" w:uiPriority="72"/>
-    <w:lsdException w:name="Colorful Grid Accent 3" w:uiPriority="73"/>
-    <w:lsdException w:name="Light Shading Accent 4" w:uiPriority="60"/>
-    <w:lsdException w:name="Light List Accent 4" w:uiPriority="61"/>
-    <w:lsdException w:name="Light Grid Accent 4" w:uiPriority="62"/>
-    <w:lsdException w:name="Medium Shading 1 Accent 4" w:uiPriority="63"/>
-    <w:lsdException w:name="Medium Shading 2 Accent 4" w:uiPriority="64"/>
-    <w:lsdException w:name="Medium List 1 Accent 4" w:uiPriority="65"/>
-    <w:lsdException w:name="Medium List 2 Accent 4" w:uiPriority="66"/>
-    <w:lsdException w:name="Medium Grid 1 Accent 4" w:uiPriority="67"/>
-    <w:lsdException w:name="Medium Grid 2 Accent 4" w:uiPriority="68"/>
-    <w:lsdException w:name="Medium Grid 3 Accent 4" w:uiPriority="69"/>
-    <w:lsdException w:name="Dark List Accent 4" w:uiPriority="70"/>
-    <w:lsdException w:name="Colorful Shading Accent 4" w:uiPriority="71"/>
-    <w:lsdException w:name="Colorful List Accent 4" w:uiPriority="72"/>
-    <w:lsdException w:name="Colorful Grid Accent 4" w:uiPriority="73"/>
-    <w:lsdException w:name="Light Shading Accent 5" w:uiPriority="60"/>
-    <w:lsdException w:name="Light List Accent 5" w:uiPriority="61"/>
-    <w:lsdException w:name="Light Grid Accent 5" w:uiPriority="62"/>
-    <w:lsdException w:name="Medium Shading 1 Accent 5" w:uiPriority="63"/>
-    <w:lsdException w:name="Medium Shading 2 Accent 5" w:uiPriority="64"/>
-    <w:lsdException w:name="Medium List 1 Accent 5" w:uiPriority="65"/>
-    <w:lsdException w:name="Medium List 2 Accent 5" w:uiPriority="66"/>
-    <w:lsdException w:name="Medium Grid 1 Accent 5" w:uiPriority="67"/>
-    <w:lsdException w:name="Medium Grid 2 Accent 5" w:uiPriority="68"/>
-    <w:lsdException w:name="Medium Grid 3 Accent 5" w:uiPriority="69"/>
-    <w:lsdException w:name="Dark List Accent 5" w:uiPriority="70"/>
-    <w:lsdException w:name="Colorful Shading Accent 5" w:uiPriority="71"/>
-    <w:lsdException w:name="Colorful List Accent 5" w:uiPriority="72"/>
-    <w:lsdException w:name="Colorful Grid Accent 5" w:uiPriority="73"/>
-    <w:lsdException w:name="Light Shading Accent 6" w:uiPriority="60"/>
-    <w:lsdException w:name="Light List Accent 6" w:uiPriority="61"/>
-    <w:lsdException w:name="Light Grid Accent 6" w:uiPriority="62"/>
-    <w:lsdException w:name="Medium Shading 1 Accent 6" w:uiPriority="63"/>
-    <w:lsdException w:name="Medium Shading 2 Accent 6" w:uiPriority="64"/>
-    <w:lsdException w:name="Medium List 1 Accent 6" w:uiPriority="65"/>
-    <w:lsdException w:name="Medium List 2 Accent 6" w:uiPriority="66"/>
-    <w:lsdException w:name="Medium Grid 1 Accent 6" w:uiPriority="67"/>
-    <w:lsdException w:name="Medium Grid 2 Accent 6" w:uiPriority="68"/>
-    <w:lsdException w:name="Medium Grid 3 Accent 6" w:uiPriority="69"/>
-    <w:lsdException w:name="Dark List Accent 6" w:uiPriority="70"/>
-    <w:lsdException w:name="Colorful Shading Accent 6" w:uiPriority="71"/>
-    <w:lsdException w:name="Colorful List Accent 6" w:uiPriority="72"/>
-    <w:lsdException w:name="Colorful Grid Accent 6" w:uiPriority="73"/>
-    <w:lsdException w:name="Subtle Emphasis" w:uiPriority="19" w:qFormat="1"/>
-    <w:lsdException w:name="Intense Emphasis" w:uiPriority="21" w:qFormat="1"/>
-    <w:lsdException w:name="Subtle Reference" w:uiPriority="31" w:qFormat="1"/>
-    <w:lsdException w:name="Intense Reference" w:uiPriority="32" w:qFormat="1"/>
-    <w:lsdException w:name="Book Title" w:uiPriority="33" w:qFormat="1"/>
-    <w:lsdException w:name="Bibliography" w:semiHidden="1" w:uiPriority="37" w:unhideWhenUsed="1"/>
-    <w:lsdException w:name="TOC Heading" w:semiHidden="1" w:uiPriority="39" w:unhideWhenUsed="1" w:qFormat="1"/>
-    <w:lsdException w:name="Plain Table 1" w:uiPriority="41"/>
-    <w:lsdException w:name="Plain Table 2" w:uiPriority="42"/>
-    <w:lsdException w:name="Plain Table 3" w:uiPriority="43"/>
-    <w:lsdException w:name="Plain Table 4" w:uiPriority="44"/>
-    <w:lsdException w:name="Plain Table 5" w:uiPriority="45"/>
-    <w:lsdException w:name="Grid Table Light" w:uiPriority="40"/>
-    <w:lsdException w:name="Grid Table 1 Light" w:uiPriority="46"/>
-    <w:lsdException w:name="Grid Table 2" w:uiPriority="47"/>
-    <w:lsdException w:name="Grid Table 3" w:uiPriority="48"/>
-    <w:lsdException w:name="Grid Table 4" w:uiPriority="49"/>
-    <w:lsdException w:name="Grid Table 5 Dark" w:uiPriority="50"/>
-    <w:lsdException w:name="Grid Table 6 Colorful" w:uiPriority="51"/>
-    <w:lsdException w:name="Grid Table 7 Colorful" w:uiPriority="52"/>
-    <w:lsdException w:name="Grid Table 1 Light Accent 1" w:uiPriority="46"/>
-    <w:lsdException w:name="Grid Table 2 Accent 1" w:uiPriority="47"/>
-    <w:lsdException w:name="Grid Table 3 Accent 1" w:uiPriority="48"/>
-    <w:lsdException w:name="Grid Table 4 Accent 1" w:uiPriority="49"/>
-    <w:lsdException w:name="Grid Table 5 Dark Accent 1" w:uiPriority="50"/>
-    <w:lsdException w:name="Grid Table 6 Colorful Accent 1" w:uiPriority="51"/>
-    <w:lsdException w:name="Grid Table 7 Colorful Accent 1" w:uiPriority="52"/>
-    <w:lsdException w:name="Grid Table 1 Light Accent 2" w:uiPriority="46"/>
-    <w:lsdException w:name="Grid Table 2 Accent 2" w:uiPriority="47"/>
-    <w:lsdException w:name="Grid Table 3 Accent 2" w:uiPriority="48"/>
-    <w:lsdException w:name="Grid Table 4 Accent 2" w:uiPriority="49"/>
-    <w:lsdException w:name="Grid Table 5 Dark Accent 2" w:uiPriority="50"/>
-    <w:lsdException w:name="Grid Table 6 Colorful Accent 2" w:uiPriority="51"/>
-    <w:lsdException w:name="Grid Table 7 Colorful Accent 2" w:uiPriority="52"/>
-    <w:lsdException w:name="Grid Table 1 Light Accent 3" w:uiPriority="46"/>
-    <w:lsdException w:name="Grid Table 2 Accent 3" w:uiPriority="47"/>
-    <w:lsdException w:name="Grid Table 3 Accent 3" w:uiPriority="48"/>
-    <w:lsdException w:name="Grid Table 4 Accent 3" w:uiPriority="49"/>
-    <w:lsdException w:name="Grid Table 5 Dark Accent 3" w:uiPriority="50"/>
-    <w:lsdException w:name="Grid Table 6 Colorful Accent 3" w:uiPriority="51"/>
-    <w:lsdException w:name="Grid Table 7 Colorful Accent 3" w:uiPriority="52"/>
-    <w:lsdException w:name="Grid Table 1 Light Accent 4" w:uiPriority="46"/>
-    <w:lsdException w:name="Grid Table 2 Accent 4" w:uiPriority="47"/>
-    <w:lsdException w:name="Grid Table 3 Accent 4" w:uiPriority="48"/>
-    <w:lsdException w:name="Grid Table 4 Accent 4" w:uiPriority="49"/>
-    <w:lsdException w:name="Grid Table 5 Dark Accent 4" w:uiPriority="50"/>
-    <w:lsdException w:name="Grid Table 6 Colorful Accent 4" w:uiPriority="51"/>
-    <w:lsdException w:name="Grid Table 7 Colorful Accent 4" w:uiPriority="52"/>
-    <w:lsdException w:name="Grid Table 1 Light Accent 5" w:uiPriority="46"/>
-    <w:lsdException w:name="Grid Table 2 Accent 5" w:uiPriority="47"/>
-    <w:lsdException w:name="Grid Table 3 Accent 5" w:uiPriority="48"/>
-    <w:lsdException w:name="Grid Table 4 Accent 5" w:uiPriority="49"/>
-    <w:lsdException w:name="Grid Table 5 Dark Accent 5" w:uiPriority="50"/>
-    <w:lsdException w:name="Grid Table 6 Colorful Accent 5" w:uiPriority="51"/>
-    <w:lsdException w:name="Grid Table 7 Colorful Accent 5" w:uiPriority="52"/>
-    <w:lsdException w:name="Grid Table 1 Light Accent 6" w:uiPriority="46"/>
-    <w:lsdException w:name="Grid Table 2 Accent 6" w:uiPriority="47"/>
-    <w:lsdException w:name="Grid Table 3 Accent 6" w:uiPriority="48"/>
-    <w:lsdException w:name="Grid Table 4 Accent 6" w:uiPriority="49"/>
-    <w:lsdException w:name="Grid Table 5 Dark Accent 6" w:uiPriority="50"/>
-    <w:lsdException w:name="Grid Table 6 Colorful Accent 6" w:uiPriority="51"/>
-    <w:lsdException w:name="Grid Table 7 Colorful Accent 6" w:uiPriority="52"/>
-    <w:lsdException w:name="List Table 1 Light" w:uiPriority="46"/>
-    <w:lsdException w:name="List Table 2" w:uiPriority="47"/>
-    <w:lsdException w:name="List Table 3" w:uiPriority="48"/>
-    <w:lsdException w:name="List Table 4" w:uiPriority="49"/>
-    <w:lsdException w:name="List Table 5 Dark" w:uiPriority="50"/>
-    <w:lsdException w:name="List Table 6 Colorful" w:uiPriority="51"/>
-    <w:lsdException w:name="List Table 7 Colorful" w:uiPriority="52"/>
-    <w:lsdException w:name="List Table 1 Light Accent 1" w:uiPriority="46"/>
-    <w:lsdException w:name="List Table 2 Accent 1" w:uiPriority="47"/>
-    <w:lsdException w:name="List Table 3 Accent 1" w:uiPriority="48"/>
-    <w:lsdException w:name="List Table 4 Accent 1" w:uiPriority="49"/>
-    <w:lsdException w:name="List Table 5 Dark Accent 1" w:uiPriority="50"/>
-    <w:lsdException w:name="List Table 6 Colorful Accent 1" w:uiPriority="51"/>
-    <w:lsdException w:name="List Table 7 Colorful Accent 1" w:uiPriority="52"/>
-    <w:lsdException w:name="List Table 1 Light Accent 2" w:uiPriority="46"/>
-    <w:lsdException w:name="List Table 2 Accent 2" w:uiPriority="47"/>
-    <w:lsdException w:name="List Table 3 Accent 2" w:uiPriority="48"/>
-    <w:lsdException w:name="List Table 4 Accent 2" w:uiPriority="49"/>
-    <w:lsdException w:name="List Table 5 Dark Accent 2" w:uiPriority="50"/>
-    <w:lsdException w:name="List Table 6 Colorful Accent 2" w:uiPriority="51"/>
-    <w:lsdException w:name="List Table 7 Colorful Accent 2" w:uiPriority="52"/>
-    <w:lsdException w:name="List Table 1 Light Accent 3" w:uiPriority="46"/>
-    <w:lsdException w:name="List Table 2 Accent 3" w:uiPriority="47"/>
-    <w:lsdException w:name="List Table 3 Accent 3" w:uiPriority="48"/>
-    <w:lsdException w:name="List Table 4 Accent 3" w:uiPriority="49"/>
-    <w:lsdException w:name="List Table 5 Dark Accent 3" w:uiPriority="50"/>
-    <w:lsdException w:name="List Table 6 Colorful Accent 3" w:uiPriority="51"/>
-    <w:lsdException w:name="List Table 7 Colorful Accent 3" w:uiPriority="52"/>
-    <w:lsdException w:name="List Table 1 Light Accent 4" w:uiPriority="46"/>
-    <w:lsdException w:name="List Table 2 Accent 4" w:uiPriority="47"/>
-    <w:lsdException w:name="List Table 3 Accent 4" w:uiPriority="48"/>
-    <w:lsdException w:name="List Table 4 Accent 4" w:uiPriority="49"/>
-    <w:lsdException w:name="List Table 5 Dark Accent 4" w:uiPriority="50"/>
-    <w:lsdException w:name="List Table 6 Colorful Accent 4" w:uiPriority="51"/>
-    <w:lsdException w:name="List Table 7 Colorful Accent 4" w:uiPriority="52"/>
-    <w:lsdException w:name="List Table 1 Light Accent 5" w:uiPriority="46"/>
-    <w:lsdException w:name="List Table 2 Accent 5" w:uiPriority="47"/>
-    <w:lsdException w:name="List Table 3 Accent 5" w:uiPriority="48"/>
-    <w:lsdException w:name="List Table 4 Accent 5" w:uiPriority="49"/>
-    <w:lsdException w:name="List Table 5 Dark Accent 5" w:uiPriority="50"/>
-    <w:lsdException w:name="List Table 6 Colorful Accent 5" w:uiPriority="51"/>
-    <w:lsdException w:name="List Table 7 Colorful Accent 5" w:uiPriority="52"/>
-    <w:lsdException w:name="List Table 1 Light Accent 6" w:uiPriority="46"/>
-    <w:lsdException w:name="List Table 2 Accent 6" w:uiPriority="47"/>
-    <w:lsdException w:name="List Table 3 Accent 6" w:uiPriority="48"/>
-    <w:lsdException w:name="List Table 4 Accent 6" w:uiPriority="49"/>
-    <w:lsdException w:name="List Table 5 Dark Accent 6" w:uiPriority="50"/>
-    <w:lsdException w:name="List Table 6 Colorful Accent 6" w:uiPriority="51"/>
-    <w:lsdException w:name="List Table 7 Colorful Accent 6" w:uiPriority="52"/>
-    <w:lsdException w:name="Mention" w:semiHidden="1" w:unhideWhenUsed="1"/>
-    <w:lsdException w:name="Smart Hyperlink" w:semiHidden="1" w:unhideWhenUsed="1"/>
-    <w:lsdException w:name="Hashtag" w:semiHidden="1" w:unhideWhenUsed="1"/>
-    <w:lsdException w:name="Unresolved Mention" w:semiHidden="1" w:unhideWhenUsed="1"/>
-    <w:lsdException w:name="Smart Link" w:semiHidden="1" w:unhideWhenUsed="1"/>
+  <w:latentStyles w:defLockedState="0" w:defUIPriority="99" w:defSemiHidden="1" w:defUnhideWhenUsed="1" w:defQFormat="0" w:count="267">
+    <w:lsdException w:name="Normal" w:semiHidden="0" w:uiPriority="0" w:unhideWhenUsed="0" w:qFormat="1"/>
+    <w:lsdException w:name="heading 1" w:semiHidden="0" w:uiPriority="9" w:unhideWhenUsed="0" w:qFormat="1"/>
+    <w:lsdException w:name="heading 2" w:uiPriority="9" w:qFormat="1"/>
+    <w:lsdException w:name="heading 3" w:uiPriority="9" w:qFormat="1"/>
+    <w:lsdException w:name="heading 4" w:uiPriority="9" w:qFormat="1"/>
+    <w:lsdException w:name="heading 5" w:uiPriority="9" w:qFormat="1"/>
+    <w:lsdException w:name="heading 6" w:uiPriority="9" w:qFormat="1"/>
+    <w:lsdException w:name="heading 7" w:uiPriority="9" w:qFormat="1"/>
+    <w:lsdException w:name="heading 8" w:uiPriority="9" w:qFormat="1"/>
+    <w:lsdException w:name="heading 9" w:uiPriority="9" w:qFormat="1"/>
+    <w:lsdException w:name="toc 1" w:uiPriority="39"/>
+    <w:lsdException w:name="toc 2" w:uiPriority="39"/>
+    <w:lsdException w:name="toc 3" w:uiPriority="39"/>
+    <w:lsdException w:name="toc 4" w:uiPriority="39"/>
+    <w:lsdException w:name="toc 5" w:uiPriority="39"/>
+    <w:lsdException w:name="toc 6" w:uiPriority="39"/>
+    <w:lsdException w:name="toc 7" w:uiPriority="39"/>
+    <w:lsdException w:name="toc 8" w:uiPriority="39"/>
+    <w:lsdException w:name="toc 9" w:uiPriority="39"/>
+    <w:lsdException w:name="caption" w:uiPriority="35" w:qFormat="1"/>
+    <w:lsdException w:name="Title" w:semiHidden="0" w:uiPriority="10" w:unhideWhenUsed="0" w:qFormat="1"/>
+    <w:lsdException w:name="Default Paragraph Font" w:uiPriority="1"/>
+    <w:lsdException w:name="Subtitle" w:semiHidden="0" w:uiPriority="11" w:unhideWhenUsed="0" w:qFormat="1"/>
+    <w:lsdException w:name="Strong" w:semiHidden="0" w:uiPriority="22" w:unhideWhenUsed="0" w:qFormat="1"/>
+    <w:lsdException w:name="Emphasis" w:semiHidden="0" w:uiPriority="20" w:unhideWhenUsed="0" w:qFormat="1"/>
+    <w:lsdException w:name="Table Grid" w:semiHidden="0" w:uiPriority="39" w:unhideWhenUsed="0"/>
+    <w:lsdException w:name="Placeholder Text" w:unhideWhenUsed="0"/>
+    <w:lsdException w:name="No Spacing" w:semiHidden="0" w:uiPriority="1" w:unhideWhenUsed="0" w:qFormat="1"/>
+    <w:lsdException w:name="Light Shading" w:semiHidden="0" w:uiPriority="60" w:unhideWhenUsed="0"/>
+    <w:lsdException w:name="Light List" w:semiHidden="0" w:uiPriority="61" w:unhideWhenUsed="0"/>
+    <w:lsdException w:name="Light Grid" w:semiHidden="0" w:uiPriority="62" w:unhideWhenUsed="0"/>
+    <w:lsdException w:name="Medium Shading 1" w:semiHidden="0" w:uiPriority="63" w:unhideWhenUsed="0"/>
+    <w:lsdException w:name="Medium Shading 2" w:semiHidden="0" w:uiPriority="64" w:unhideWhenUsed="0"/>
+    <w:lsdException w:name="Medium List 1" w:semiHidden="0" w:uiPriority="65" w:unhideWhenUsed="0"/>
+    <w:lsdException w:name="Medium List 2" w:semiHidden="0" w:uiPriority="66" w:unhideWhenUsed="0"/>
+    <w:lsdException w:name="Medium Grid 1" w:semiHidden="0" w:uiPriority="67" w:unhideWhenUsed="0"/>
+    <w:lsdException w:name="Medium Grid 2" w:semiHidden="0" w:uiPriority="68" w:unhideWhenUsed="0"/>
+    <w:lsdException w:name="Medium Grid 3" w:semiHidden="0" w:uiPriority="69" w:unhideWhenUsed="0"/>
+    <w:lsdException w:name="Dark List" w:semiHidden="0" w:uiPriority="70" w:unhideWhenUsed="0"/>
+    <w:lsdException w:name="Colorful Shading" w:semiHidden="0" w:uiPriority="71" w:unhideWhenUsed="0"/>
+    <w:lsdException w:name="Colorful List" w:semiHidden="0" w:uiPriority="72" w:unhideWhenUsed="0"/>
+    <w:lsdException w:name="Colorful Grid" w:semiHidden="0" w:uiPriority="73" w:unhideWhenUsed="0"/>
+    <w:lsdException w:name="Light Shading Accent 1" w:semiHidden="0" w:uiPriority="60" w:unhideWhenUsed="0"/>
+    <w:lsdException w:name="Light List Accent 1" w:semiHidden="0" w:uiPriority="61" w:unhideWhenUsed="0"/>
+    <w:lsdException w:name="Light Grid Accent 1" w:semiHidden="0" w:uiPriority="62" w:unhideWhenUsed="0"/>
+    <w:lsdException w:name="Medium Shading 1 Accent 1" w:semiHidden="0" w:uiPriority="63" w:unhideWhenUsed="0"/>
+    <w:lsdException w:name="Medium Shading 2 Accent 1" w:semiHidden="0" w:uiPriority="64" w:unhideWhenUsed="0"/>
+    <w:lsdException w:name="Medium List 1 Accent 1" w:semiHidden="0" w:uiPriority="65" w:unhideWhenUsed="0"/>
+    <w:lsdException w:name="Revision" w:unhideWhenUsed="0"/>
+    <w:lsdException w:name="List Paragraph" w:semiHidden="0" w:uiPriority="34" w:unhideWhenUsed="0" w:qFormat="1"/>
+    <w:lsdException w:name="Quote" w:semiHidden="0" w:uiPriority="29" w:unhideWhenUsed="0" w:qFormat="1"/>
+    <w:lsdException w:name="Intense Quote" w:semiHidden="0" w:uiPriority="30" w:unhideWhenUsed="0" w:qFormat="1"/>
+    <w:lsdException w:name="Medium List 2 Accent 1" w:semiHidden="0" w:uiPriority="66" w:unhideWhenUsed="0"/>
+    <w:lsdException w:name="Medium Grid 1 Accent 1" w:semiHidden="0" w:uiPriority="67" w:unhideWhenUsed="0"/>
+    <w:lsdException w:name="Medium Grid 2 Accent 1" w:semiHidden="0" w:uiPriority="68" w:unhideWhenUsed="0"/>
+    <w:lsdException w:name="Medium Grid 3 Accent 1" w:semiHidden="0" w:uiPriority="69" w:unhideWhenUsed="0"/>
+    <w:lsdException w:name="Dark List Accent 1" w:semiHidden="0" w:uiPriority="70" w:unhideWhenUsed="0"/>
+    <w:lsdException w:name="Colorful Shading Accent 1" w:semiHidden="0" w:uiPriority="71" w:unhideWhenUsed="0"/>
+    <w:lsdException w:name="Colorful List Accent 1" w:semiHidden="0" w:uiPriority="72" w:unhideWhenUsed="0"/>
+    <w:lsdException w:name="Colorful Grid Accent 1" w:semiHidden="0" w:uiPriority="73" w:unhideWhenUsed="0"/>
+    <w:lsdException w:name="Light Shading Accent 2" w:semiHidden="0" w:uiPriority="60" w:unhideWhenUsed="0"/>
+    <w:lsdException w:name="Light List Accent 2" w:semiHidden="0" w:uiPriority="61" w:unhideWhenUsed="0"/>
+    <w:lsdException w:name="Light Grid Accent 2" w:semiHidden="0" w:uiPriority="62" w:unhideWhenUsed="0"/>
+    <w:lsdException w:name="Medium Shading 1 Accent 2" w:semiHidden="0" w:uiPriority="63" w:unhideWhenUsed="0"/>
+    <w:lsdException w:name="Medium Shading 2 Accent 2" w:semiHidden="0" w:uiPriority="64" w:unhideWhenUsed="0"/>
+    <w:lsdException w:name="Medium List 1 Accent 2" w:semiHidden="0" w:uiPriority="65" w:unhideWhenUsed="0"/>
+    <w:lsdException w:name="Medium List 2 Accent 2" w:semiHidden="0" w:uiPriority="66" w:unhideWhenUsed="0"/>
+    <w:lsdException w:name="Medium Grid 1 Accent 2" w:semiHidden="0" w:uiPriority="67" w:unhideWhenUsed="0"/>
+    <w:lsdException w:name="Medium Grid 2 Accent 2" w:semiHidden="0" w:uiPriority="68" w:unhideWhenUsed="0"/>
+    <w:lsdException w:name="Medium Grid 3 Accent 2" w:semiHidden="0" w:uiPriority="69" w:unhideWhenUsed="0"/>
+    <w:lsdException w:name="Dark List Accent 2" w:semiHidden="0" w:uiPriority="70" w:unhideWhenUsed="0"/>
+    <w:lsdException w:name="Colorful Shading Accent 2" w:semiHidden="0" w:uiPriority="71" w:unhideWhenUsed="0"/>
+    <w:lsdException w:name="Colorful List Accent 2" w:semiHidden="0" w:uiPriority="72" w:unhideWhenUsed="0"/>
+    <w:lsdException w:name="Colorful Grid Accent 2" w:semiHidden="0" w:uiPriority="73" w:unhideWhenUsed="0"/>
+    <w:lsdException w:name="Light Shading Accent 3" w:semiHidden="0" w:uiPriority="60" w:unhideWhenUsed="0"/>
+    <w:lsdException w:name="Light List Accent 3" w:semiHidden="0" w:uiPriority="61" w:unhideWhenUsed="0"/>
+    <w:lsdException w:name="Light Grid Accent 3" w:semiHidden="0" w:uiPriority="62" w:unhideWhenUsed="0"/>
+    <w:lsdException w:name="Medium Shading 1 Accent 3" w:semiHidden="0" w:uiPriority="63" w:unhideWhenUsed="0"/>
+    <w:lsdException w:name="Medium Shading 2 Accent 3" w:semiHidden="0" w:uiPriority="64" w:unhideWhenUsed="0"/>
+    <w:lsdException w:name="Medium List 1 Accent 3" w:semiHidden="0" w:uiPriority="65" w:unhideWhenUsed="0"/>
+    <w:lsdException w:name="Medium List 2 Accent 3" w:semiHidden="0" w:uiPriority="66" w:unhideWhenUsed="0"/>
+    <w:lsdException w:name="Medium Grid 1 Accent 3" w:semiHidden="0" w:uiPriority="67" w:unhideWhenUsed="0"/>
+    <w:lsdException w:name="Medium Grid 2 Accent 3" w:semiHidden="0" w:uiPriority="68" w:unhideWhenUsed="0"/>
+    <w:lsdException w:name="Medium Grid 3 Accent 3" w:semiHidden="0" w:uiPriority="69" w:unhideWhenUsed="0"/>
+    <w:lsdException w:name="Dark List Accent 3" w:semiHidden="0" w:uiPriority="70" w:unhideWhenUsed="0"/>
+    <w:lsdException w:name="Colorful Shading Accent 3" w:semiHidden="0" w:uiPriority="71" w:unhideWhenUsed="0"/>
+    <w:lsdException w:name="Colorful List Accent 3" w:semiHidden="0" w:uiPriority="72" w:unhideWhenUsed="0"/>
+    <w:lsdException w:name="Colorful Grid Accent 3" w:semiHidden="0" w:uiPriority="73" w:unhideWhenUsed="0"/>
+    <w:lsdException w:name="Light Shading Accent 4" w:semiHidden="0" w:uiPriority="60" w:unhideWhenUsed="0"/>
+    <w:lsdException w:name="Light List Accent 4" w:semiHidden="0" w:uiPriority="61" w:unhideWhenUsed="0"/>
+    <w:lsdException w:name="Light Grid Accent 4" w:semiHidden="0" w:uiPriority="62" w:unhideWhenUsed="0"/>
+    <w:lsdException w:name="Medium Shading 1 Accent 4" w:semiHidden="0" w:uiPriority="63" w:unhideWhenUsed="0"/>
+    <w:lsdException w:name="Medium Shading 2 Accent 4" w:semiHidden="0" w:uiPriority="64" w:unhideWhenUsed="0"/>
+    <w:lsdException w:name="Medium List 1 Accent 4" w:semiHidden="0" w:uiPriority="65" w:unhideWhenUsed="0"/>
+    <w:lsdException w:name="Medium List 2 Accent 4" w:semiHidden="0" w:uiPriority="66" w:unhideWhenUsed="0"/>
+    <w:lsdException w:name="Medium Grid 1 Accent 4" w:semiHidden="0" w:uiPriority="67" w:unhideWhenUsed="0"/>
+    <w:lsdException w:name="Medium Grid 2 Accent 4" w:semiHidden="0" w:uiPriority="68" w:unhideWhenUsed="0"/>
+    <w:lsdException w:name="Medium Grid 3 Accent 4" w:semiHidden="0" w:uiPriority="69" w:unhideWhenUsed="0"/>
+    <w:lsdException w:name="Dark List Accent 4" w:semiHidden="0" w:uiPriority="70" w:unhideWhenUsed="0"/>
+    <w:lsdException w:name="Colorful Shading Accent 4" w:semiHidden="0" w:uiPriority="71" w:unhideWhenUsed="0"/>
+    <w:lsdException w:name="Colorful List Accent 4" w:semiHidden="0" w:uiPriority="72" w:unhideWhenUsed="0"/>
+    <w:lsdException w:name="Colorful Grid Accent 4" w:semiHidden="0" w:uiPriority="73" w:unhideWhenUsed="0"/>
+    <w:lsdException w:name="Light Shading Accent 5" w:semiHidden="0" w:uiPriority="60" w:unhideWhenUsed="0"/>
+    <w:lsdException w:name="Light List Accent 5" w:semiHidden="0" w:uiPriority="61" w:unhideWhenUsed="0"/>
+    <w:lsdException w:name="Light Grid Accent 5" w:semiHidden="0" w:uiPriority="62" w:unhideWhenUsed="0"/>
+    <w:lsdException w:name="Medium Shading 1 Accent 5" w:semiHidden="0" w:uiPriority="63" w:unhideWhenUsed="0"/>
+    <w:lsdException w:name="Medium Shading 2 Accent 5" w:semiHidden="0" w:uiPriority="64" w:unhideWhenUsed="0"/>
+    <w:lsdException w:name="Medium List 1 Accent 5" w:semiHidden="0" w:uiPriority="65" w:unhideWhenUsed="0"/>
+    <w:lsdException w:name="Medium List 2 Accent 5" w:semiHidden="0" w:uiPriority="66" w:unhideWhenUsed="0"/>
+    <w:lsdException w:name="Medium Grid 1 Accent 5" w:semiHidden="0" w:uiPriority="67" w:unhideWhenUsed="0"/>
+    <w:lsdException w:name="Medium Grid 2 Accent 5" w:semiHidden="0" w:uiPriority="68" w:unhideWhenUsed="0"/>
+    <w:lsdException w:name="Medium Grid 3 Accent 5" w:semiHidden="0" w:uiPriority="69" w:unhideWhenUsed="0"/>
+    <w:lsdException w:name="Dark List Accent 5" w:semiHidden="0" w:uiPriority="70" w:unhideWhenUsed="0"/>
+    <w:lsdException w:name="Colorful Shading Accent 5" w:semiHidden="0" w:uiPriority="71" w:unhideWhenUsed="0"/>
+    <w:lsdException w:name="Colorful List Accent 5" w:semiHidden="0" w:uiPriority="72" w:unhideWhenUsed="0"/>
+    <w:lsdException w:name="Colorful Grid Accent 5" w:semiHidden="0" w:uiPriority="73" w:unhideWhenUsed="0"/>
+    <w:lsdException w:name="Light Shading Accent 6" w:semiHidden="0" w:uiPriority="60" w:unhideWhenUsed="0"/>
+    <w:lsdException w:name="Light List Accent 6" w:semiHidden="0" w:uiPriority="61" w:unhideWhenUsed="0"/>
+    <w:lsdException w:name="Light Grid Accent 6" w:semiHidden="0" w:uiPriority="62" w:unhideWhenUsed="0"/>
+    <w:lsdException w:name="Medium Shading 1 Accent 6" w:semiHidden="0" w:uiPriority="63" w:unhideWhenUsed="0"/>
+    <w:lsdException w:name="Medium Shading 2 Accent 6" w:semiHidden="0" w:uiPriority="64" w:unhideWhenUsed="0"/>
+    <w:lsdException w:name="Medium List 1 Accent 6" w:semiHidden="0" w:uiPriority="65" w:unhideWhenUsed="0"/>
+    <w:lsdException w:name="Medium List 2 Accent 6" w:semiHidden="0" w:uiPriority="66" w:unhideWhenUsed="0"/>
+    <w:lsdException w:name="Medium Grid 1 Accent 6" w:semiHidden="0" w:uiPriority="67" w:unhideWhenUsed="0"/>
+    <w:lsdException w:name="Medium Grid 2 Accent 6" w:semiHidden="0" w:uiPriority="68" w:unhideWhenUsed="0"/>
+    <w:lsdException w:name="Medium Grid 3 Accent 6" w:semiHidden="0" w:uiPriority="69" w:unhideWhenUsed="0"/>
+    <w:lsdException w:name="Dark List Accent 6" w:semiHidden="0" w:uiPriority="70" w:unhideWhenUsed="0"/>
+    <w:lsdException w:name="Colorful Shading Accent 6" w:semiHidden="0" w:uiPriority="71" w:unhideWhenUsed="0"/>
+    <w:lsdException w:name="Colorful List Accent 6" w:semiHidden="0" w:uiPriority="72" w:unhideWhenUsed="0"/>
+    <w:lsdException w:name="Colorful Grid Accent 6" w:semiHidden="0" w:uiPriority="73" w:unhideWhenUsed="0"/>
+    <w:lsdException w:name="Subtle Emphasis" w:semiHidden="0" w:uiPriority="19" w:unhideWhenUsed="0" w:qFormat="1"/>
+    <w:lsdException w:name="Intense Emphasis" w:semiHidden="0" w:uiPriority="21" w:unhideWhenUsed="0" w:qFormat="1"/>
+    <w:lsdException w:name="Subtle Reference" w:semiHidden="0" w:uiPriority="31" w:unhideWhenUsed="0" w:qFormat="1"/>
+    <w:lsdException w:name="Intense Reference" w:semiHidden="0" w:uiPriority="32" w:unhideWhenUsed="0" w:qFormat="1"/>
+    <w:lsdException w:name="Book Title" w:semiHidden="0" w:uiPriority="33" w:unhideWhenUsed="0" w:qFormat="1"/>
+    <w:lsdException w:name="Bibliography" w:uiPriority="37"/>
+    <w:lsdException w:name="TOC Heading" w:uiPriority="39" w:qFormat="1"/>
   </w:latentStyles>
   <w:style w:type="paragraph" w:default="1" w:styleId="a">
     <w:name w:val="Normal"/>
@@ -34481,7 +36035,7 @@
   <w:style w:type="paragraph" w:styleId="a3">
     <w:name w:val="header"/>
     <w:basedOn w:val="a"/>
-    <w:link w:val="a4"/>
+    <w:link w:val="Char"/>
     <w:uiPriority w:val="99"/>
     <w:unhideWhenUsed/>
     <w:rsid w:val="00647D89"/>
@@ -34493,17 +36047,17 @@
       <w:spacing w:after="0" w:line="240" w:lineRule="auto"/>
     </w:pPr>
   </w:style>
-  <w:style w:type="character" w:customStyle="1" w:styleId="a4">
-    <w:name w:val="页眉 字符"/>
+  <w:style w:type="character" w:customStyle="1" w:styleId="Char">
+    <w:name w:val="页眉 Char"/>
     <w:basedOn w:val="a0"/>
     <w:link w:val="a3"/>
     <w:uiPriority w:val="99"/>
     <w:rsid w:val="00647D89"/>
   </w:style>
-  <w:style w:type="paragraph" w:styleId="a5">
+  <w:style w:type="paragraph" w:styleId="a4">
     <w:name w:val="footer"/>
     <w:basedOn w:val="a"/>
-    <w:link w:val="a6"/>
+    <w:link w:val="Char0"/>
     <w:uiPriority w:val="99"/>
     <w:unhideWhenUsed/>
     <w:rsid w:val="00647D89"/>
@@ -34515,10 +36069,10 @@
       <w:spacing w:after="0" w:line="240" w:lineRule="auto"/>
     </w:pPr>
   </w:style>
-  <w:style w:type="character" w:customStyle="1" w:styleId="a6">
-    <w:name w:val="页脚 字符"/>
+  <w:style w:type="character" w:customStyle="1" w:styleId="Char0">
+    <w:name w:val="页脚 Char"/>
     <w:basedOn w:val="a0"/>
-    <w:link w:val="a5"/>
+    <w:link w:val="a4"/>
     <w:uiPriority w:val="99"/>
     <w:rsid w:val="00647D89"/>
   </w:style>
@@ -34527,7 +36081,293 @@
     <w:basedOn w:val="a0"/>
     <w:rsid w:val="00DE73C4"/>
   </w:style>
-  <w:style w:type="character" w:styleId="a7">
+  <w:style w:type="character" w:styleId="a5">
+    <w:name w:val="Strong"/>
+    <w:basedOn w:val="a0"/>
+    <w:uiPriority w:val="22"/>
+    <w:qFormat/>
+    <w:rsid w:val="00773788"/>
+    <w:rPr>
+      <w:b/>
+      <w:bCs/>
+    </w:rPr>
+  </w:style>
+  <w:style w:type="character" w:customStyle="1" w:styleId="richtext">
+    <w:name w:val="richtext"/>
+    <w:basedOn w:val="a0"/>
+    <w:rsid w:val="00F971CF"/>
+  </w:style>
+  <w:style w:type="character" w:customStyle="1" w:styleId="ei-g">
+    <w:name w:val="ei-g"/>
+    <w:basedOn w:val="a0"/>
+    <w:rsid w:val="00DB5D3D"/>
+  </w:style>
+  <w:style w:type="character" w:customStyle="1" w:styleId="phon-gb">
+    <w:name w:val="phon-gb"/>
+    <w:basedOn w:val="a0"/>
+    <w:rsid w:val="00DB5D3D"/>
+  </w:style>
+</w:styles>
+</file>
+
+<file path=word/stylesWithEffects.xml><?xml version="1.0" encoding="utf-8"?>
+<w:styles xmlns:wpc="http://schemas.microsoft.com/office/word/2010/wordprocessingCanvas" xmlns:mc="http://schemas.openxmlformats.org/markup-compatibility/2006" xmlns:o="urn:schemas-microsoft-com:office:office" xmlns:r="http://schemas.openxmlformats.org/officeDocument/2006/relationships" xmlns:m="http://schemas.openxmlformats.org/officeDocument/2006/math" xmlns:v="urn:schemas-microsoft-com:vml" xmlns:wp14="http://schemas.microsoft.com/office/word/2010/wordprocessingDrawing" xmlns:wp="http://schemas.openxmlformats.org/drawingml/2006/wordprocessingDrawing" xmlns:w10="urn:schemas-microsoft-com:office:word" xmlns:w="http://schemas.openxmlformats.org/wordprocessingml/2006/main" xmlns:w14="http://schemas.microsoft.com/office/word/2010/wordml" xmlns:wpg="http://schemas.microsoft.com/office/word/2010/wordprocessingGroup" xmlns:wpi="http://schemas.microsoft.com/office/word/2010/wordprocessingInk" xmlns:wne="http://schemas.microsoft.com/office/word/2006/wordml" xmlns:wps="http://schemas.microsoft.com/office/word/2010/wordprocessingShape" mc:Ignorable="w14 wp14">
+  <w:docDefaults>
+    <w:rPrDefault>
+      <w:rPr>
+        <w:rFonts w:asciiTheme="minorHAnsi" w:eastAsiaTheme="minorEastAsia" w:hAnsiTheme="minorHAnsi" w:cstheme="minorBidi"/>
+        <w:kern w:val="2"/>
+        <w:sz w:val="22"/>
+        <w:szCs w:val="22"/>
+        <w:lang w:val="en-GB" w:eastAsia="zh-CN" w:bidi="ar-SA"/>
+        <w14:ligatures w14:val="standardContextual"/>
+      </w:rPr>
+    </w:rPrDefault>
+    <w:pPrDefault>
+      <w:pPr>
+        <w:spacing w:after="160" w:line="259" w:lineRule="auto"/>
+      </w:pPr>
+    </w:pPrDefault>
+  </w:docDefaults>
+  <w:latentStyles w:defLockedState="0" w:defUIPriority="99" w:defSemiHidden="1" w:defUnhideWhenUsed="1" w:defQFormat="0" w:count="267">
+    <w:lsdException w:name="Normal" w:semiHidden="0" w:uiPriority="0" w:unhideWhenUsed="0" w:qFormat="1"/>
+    <w:lsdException w:name="heading 1" w:semiHidden="0" w:uiPriority="9" w:unhideWhenUsed="0" w:qFormat="1"/>
+    <w:lsdException w:name="heading 2" w:uiPriority="9" w:qFormat="1"/>
+    <w:lsdException w:name="heading 3" w:uiPriority="9" w:qFormat="1"/>
+    <w:lsdException w:name="heading 4" w:uiPriority="9" w:qFormat="1"/>
+    <w:lsdException w:name="heading 5" w:uiPriority="9" w:qFormat="1"/>
+    <w:lsdException w:name="heading 6" w:uiPriority="9" w:qFormat="1"/>
+    <w:lsdException w:name="heading 7" w:uiPriority="9" w:qFormat="1"/>
+    <w:lsdException w:name="heading 8" w:uiPriority="9" w:qFormat="1"/>
+    <w:lsdException w:name="heading 9" w:uiPriority="9" w:qFormat="1"/>
+    <w:lsdException w:name="toc 1" w:uiPriority="39"/>
+    <w:lsdException w:name="toc 2" w:uiPriority="39"/>
+    <w:lsdException w:name="toc 3" w:uiPriority="39"/>
+    <w:lsdException w:name="toc 4" w:uiPriority="39"/>
+    <w:lsdException w:name="toc 5" w:uiPriority="39"/>
+    <w:lsdException w:name="toc 6" w:uiPriority="39"/>
+    <w:lsdException w:name="toc 7" w:uiPriority="39"/>
+    <w:lsdException w:name="toc 8" w:uiPriority="39"/>
+    <w:lsdException w:name="toc 9" w:uiPriority="39"/>
+    <w:lsdException w:name="caption" w:uiPriority="35" w:qFormat="1"/>
+    <w:lsdException w:name="Title" w:semiHidden="0" w:uiPriority="10" w:unhideWhenUsed="0" w:qFormat="1"/>
+    <w:lsdException w:name="Default Paragraph Font" w:uiPriority="1"/>
+    <w:lsdException w:name="Subtitle" w:semiHidden="0" w:uiPriority="11" w:unhideWhenUsed="0" w:qFormat="1"/>
+    <w:lsdException w:name="Strong" w:semiHidden="0" w:uiPriority="22" w:unhideWhenUsed="0" w:qFormat="1"/>
+    <w:lsdException w:name="Emphasis" w:semiHidden="0" w:uiPriority="20" w:unhideWhenUsed="0" w:qFormat="1"/>
+    <w:lsdException w:name="Table Grid" w:semiHidden="0" w:uiPriority="39" w:unhideWhenUsed="0"/>
+    <w:lsdException w:name="Placeholder Text" w:unhideWhenUsed="0"/>
+    <w:lsdException w:name="No Spacing" w:semiHidden="0" w:uiPriority="1" w:unhideWhenUsed="0" w:qFormat="1"/>
+    <w:lsdException w:name="Light Shading" w:semiHidden="0" w:uiPriority="60" w:unhideWhenUsed="0"/>
+    <w:lsdException w:name="Light List" w:semiHidden="0" w:uiPriority="61" w:unhideWhenUsed="0"/>
+    <w:lsdException w:name="Light Grid" w:semiHidden="0" w:uiPriority="62" w:unhideWhenUsed="0"/>
+    <w:lsdException w:name="Medium Shading 1" w:semiHidden="0" w:uiPriority="63" w:unhideWhenUsed="0"/>
+    <w:lsdException w:name="Medium Shading 2" w:semiHidden="0" w:uiPriority="64" w:unhideWhenUsed="0"/>
+    <w:lsdException w:name="Medium List 1" w:semiHidden="0" w:uiPriority="65" w:unhideWhenUsed="0"/>
+    <w:lsdException w:name="Medium List 2" w:semiHidden="0" w:uiPriority="66" w:unhideWhenUsed="0"/>
+    <w:lsdException w:name="Medium Grid 1" w:semiHidden="0" w:uiPriority="67" w:unhideWhenUsed="0"/>
+    <w:lsdException w:name="Medium Grid 2" w:semiHidden="0" w:uiPriority="68" w:unhideWhenUsed="0"/>
+    <w:lsdException w:name="Medium Grid 3" w:semiHidden="0" w:uiPriority="69" w:unhideWhenUsed="0"/>
+    <w:lsdException w:name="Dark List" w:semiHidden="0" w:uiPriority="70" w:unhideWhenUsed="0"/>
+    <w:lsdException w:name="Colorful Shading" w:semiHidden="0" w:uiPriority="71" w:unhideWhenUsed="0"/>
+    <w:lsdException w:name="Colorful List" w:semiHidden="0" w:uiPriority="72" w:unhideWhenUsed="0"/>
+    <w:lsdException w:name="Colorful Grid" w:semiHidden="0" w:uiPriority="73" w:unhideWhenUsed="0"/>
+    <w:lsdException w:name="Light Shading Accent 1" w:semiHidden="0" w:uiPriority="60" w:unhideWhenUsed="0"/>
+    <w:lsdException w:name="Light List Accent 1" w:semiHidden="0" w:uiPriority="61" w:unhideWhenUsed="0"/>
+    <w:lsdException w:name="Light Grid Accent 1" w:semiHidden="0" w:uiPriority="62" w:unhideWhenUsed="0"/>
+    <w:lsdException w:name="Medium Shading 1 Accent 1" w:semiHidden="0" w:uiPriority="63" w:unhideWhenUsed="0"/>
+    <w:lsdException w:name="Medium Shading 2 Accent 1" w:semiHidden="0" w:uiPriority="64" w:unhideWhenUsed="0"/>
+    <w:lsdException w:name="Medium List 1 Accent 1" w:semiHidden="0" w:uiPriority="65" w:unhideWhenUsed="0"/>
+    <w:lsdException w:name="Revision" w:unhideWhenUsed="0"/>
+    <w:lsdException w:name="List Paragraph" w:semiHidden="0" w:uiPriority="34" w:unhideWhenUsed="0" w:qFormat="1"/>
+    <w:lsdException w:name="Quote" w:semiHidden="0" w:uiPriority="29" w:unhideWhenUsed="0" w:qFormat="1"/>
+    <w:lsdException w:name="Intense Quote" w:semiHidden="0" w:uiPriority="30" w:unhideWhenUsed="0" w:qFormat="1"/>
+    <w:lsdException w:name="Medium List 2 Accent 1" w:semiHidden="0" w:uiPriority="66" w:unhideWhenUsed="0"/>
+    <w:lsdException w:name="Medium Grid 1 Accent 1" w:semiHidden="0" w:uiPriority="67" w:unhideWhenUsed="0"/>
+    <w:lsdException w:name="Medium Grid 2 Accent 1" w:semiHidden="0" w:uiPriority="68" w:unhideWhenUsed="0"/>
+    <w:lsdException w:name="Medium Grid 3 Accent 1" w:semiHidden="0" w:uiPriority="69" w:unhideWhenUsed="0"/>
+    <w:lsdException w:name="Dark List Accent 1" w:semiHidden="0" w:uiPriority="70" w:unhideWhenUsed="0"/>
+    <w:lsdException w:name="Colorful Shading Accent 1" w:semiHidden="0" w:uiPriority="71" w:unhideWhenUsed="0"/>
+    <w:lsdException w:name="Colorful List Accent 1" w:semiHidden="0" w:uiPriority="72" w:unhideWhenUsed="0"/>
+    <w:lsdException w:name="Colorful Grid Accent 1" w:semiHidden="0" w:uiPriority="73" w:unhideWhenUsed="0"/>
+    <w:lsdException w:name="Light Shading Accent 2" w:semiHidden="0" w:uiPriority="60" w:unhideWhenUsed="0"/>
+    <w:lsdException w:name="Light List Accent 2" w:semiHidden="0" w:uiPriority="61" w:unhideWhenUsed="0"/>
+    <w:lsdException w:name="Light Grid Accent 2" w:semiHidden="0" w:uiPriority="62" w:unhideWhenUsed="0"/>
+    <w:lsdException w:name="Medium Shading 1 Accent 2" w:semiHidden="0" w:uiPriority="63" w:unhideWhenUsed="0"/>
+    <w:lsdException w:name="Medium Shading 2 Accent 2" w:semiHidden="0" w:uiPriority="64" w:unhideWhenUsed="0"/>
+    <w:lsdException w:name="Medium List 1 Accent 2" w:semiHidden="0" w:uiPriority="65" w:unhideWhenUsed="0"/>
+    <w:lsdException w:name="Medium List 2 Accent 2" w:semiHidden="0" w:uiPriority="66" w:unhideWhenUsed="0"/>
+    <w:lsdException w:name="Medium Grid 1 Accent 2" w:semiHidden="0" w:uiPriority="67" w:unhideWhenUsed="0"/>
+    <w:lsdException w:name="Medium Grid 2 Accent 2" w:semiHidden="0" w:uiPriority="68" w:unhideWhenUsed="0"/>
+    <w:lsdException w:name="Medium Grid 3 Accent 2" w:semiHidden="0" w:uiPriority="69" w:unhideWhenUsed="0"/>
+    <w:lsdException w:name="Dark List Accent 2" w:semiHidden="0" w:uiPriority="70" w:unhideWhenUsed="0"/>
+    <w:lsdException w:name="Colorful Shading Accent 2" w:semiHidden="0" w:uiPriority="71" w:unhideWhenUsed="0"/>
+    <w:lsdException w:name="Colorful List Accent 2" w:semiHidden="0" w:uiPriority="72" w:unhideWhenUsed="0"/>
+    <w:lsdException w:name="Colorful Grid Accent 2" w:semiHidden="0" w:uiPriority="73" w:unhideWhenUsed="0"/>
+    <w:lsdException w:name="Light Shading Accent 3" w:semiHidden="0" w:uiPriority="60" w:unhideWhenUsed="0"/>
+    <w:lsdException w:name="Light List Accent 3" w:semiHidden="0" w:uiPriority="61" w:unhideWhenUsed="0"/>
+    <w:lsdException w:name="Light Grid Accent 3" w:semiHidden="0" w:uiPriority="62" w:unhideWhenUsed="0"/>
+    <w:lsdException w:name="Medium Shading 1 Accent 3" w:semiHidden="0" w:uiPriority="63" w:unhideWhenUsed="0"/>
+    <w:lsdException w:name="Medium Shading 2 Accent 3" w:semiHidden="0" w:uiPriority="64" w:unhideWhenUsed="0"/>
+    <w:lsdException w:name="Medium List 1 Accent 3" w:semiHidden="0" w:uiPriority="65" w:unhideWhenUsed="0"/>
+    <w:lsdException w:name="Medium List 2 Accent 3" w:semiHidden="0" w:uiPriority="66" w:unhideWhenUsed="0"/>
+    <w:lsdException w:name="Medium Grid 1 Accent 3" w:semiHidden="0" w:uiPriority="67" w:unhideWhenUsed="0"/>
+    <w:lsdException w:name="Medium Grid 2 Accent 3" w:semiHidden="0" w:uiPriority="68" w:unhideWhenUsed="0"/>
+    <w:lsdException w:name="Medium Grid 3 Accent 3" w:semiHidden="0" w:uiPriority="69" w:unhideWhenUsed="0"/>
+    <w:lsdException w:name="Dark List Accent 3" w:semiHidden="0" w:uiPriority="70" w:unhideWhenUsed="0"/>
+    <w:lsdException w:name="Colorful Shading Accent 3" w:semiHidden="0" w:uiPriority="71" w:unhideWhenUsed="0"/>
+    <w:lsdException w:name="Colorful List Accent 3" w:semiHidden="0" w:uiPriority="72" w:unhideWhenUsed="0"/>
+    <w:lsdException w:name="Colorful Grid Accent 3" w:semiHidden="0" w:uiPriority="73" w:unhideWhenUsed="0"/>
+    <w:lsdException w:name="Light Shading Accent 4" w:semiHidden="0" w:uiPriority="60" w:unhideWhenUsed="0"/>
+    <w:lsdException w:name="Light List Accent 4" w:semiHidden="0" w:uiPriority="61" w:unhideWhenUsed="0"/>
+    <w:lsdException w:name="Light Grid Accent 4" w:semiHidden="0" w:uiPriority="62" w:unhideWhenUsed="0"/>
+    <w:lsdException w:name="Medium Shading 1 Accent 4" w:semiHidden="0" w:uiPriority="63" w:unhideWhenUsed="0"/>
+    <w:lsdException w:name="Medium Shading 2 Accent 4" w:semiHidden="0" w:uiPriority="64" w:unhideWhenUsed="0"/>
+    <w:lsdException w:name="Medium List 1 Accent 4" w:semiHidden="0" w:uiPriority="65" w:unhideWhenUsed="0"/>
+    <w:lsdException w:name="Medium List 2 Accent 4" w:semiHidden="0" w:uiPriority="66" w:unhideWhenUsed="0"/>
+    <w:lsdException w:name="Medium Grid 1 Accent 4" w:semiHidden="0" w:uiPriority="67" w:unhideWhenUsed="0"/>
+    <w:lsdException w:name="Medium Grid 2 Accent 4" w:semiHidden="0" w:uiPriority="68" w:unhideWhenUsed="0"/>
+    <w:lsdException w:name="Medium Grid 3 Accent 4" w:semiHidden="0" w:uiPriority="69" w:unhideWhenUsed="0"/>
+    <w:lsdException w:name="Dark List Accent 4" w:semiHidden="0" w:uiPriority="70" w:unhideWhenUsed="0"/>
+    <w:lsdException w:name="Colorful Shading Accent 4" w:semiHidden="0" w:uiPriority="71" w:unhideWhenUsed="0"/>
+    <w:lsdException w:name="Colorful List Accent 4" w:semiHidden="0" w:uiPriority="72" w:unhideWhenUsed="0"/>
+    <w:lsdException w:name="Colorful Grid Accent 4" w:semiHidden="0" w:uiPriority="73" w:unhideWhenUsed="0"/>
+    <w:lsdException w:name="Light Shading Accent 5" w:semiHidden="0" w:uiPriority="60" w:unhideWhenUsed="0"/>
+    <w:lsdException w:name="Light List Accent 5" w:semiHidden="0" w:uiPriority="61" w:unhideWhenUsed="0"/>
+    <w:lsdException w:name="Light Grid Accent 5" w:semiHidden="0" w:uiPriority="62" w:unhideWhenUsed="0"/>
+    <w:lsdException w:name="Medium Shading 1 Accent 5" w:semiHidden="0" w:uiPriority="63" w:unhideWhenUsed="0"/>
+    <w:lsdException w:name="Medium Shading 2 Accent 5" w:semiHidden="0" w:uiPriority="64" w:unhideWhenUsed="0"/>
+    <w:lsdException w:name="Medium List 1 Accent 5" w:semiHidden="0" w:uiPriority="65" w:unhideWhenUsed="0"/>
+    <w:lsdException w:name="Medium List 2 Accent 5" w:semiHidden="0" w:uiPriority="66" w:unhideWhenUsed="0"/>
+    <w:lsdException w:name="Medium Grid 1 Accent 5" w:semiHidden="0" w:uiPriority="67" w:unhideWhenUsed="0"/>
+    <w:lsdException w:name="Medium Grid 2 Accent 5" w:semiHidden="0" w:uiPriority="68" w:unhideWhenUsed="0"/>
+    <w:lsdException w:name="Medium Grid 3 Accent 5" w:semiHidden="0" w:uiPriority="69" w:unhideWhenUsed="0"/>
+    <w:lsdException w:name="Dark List Accent 5" w:semiHidden="0" w:uiPriority="70" w:unhideWhenUsed="0"/>
+    <w:lsdException w:name="Colorful Shading Accent 5" w:semiHidden="0" w:uiPriority="71" w:unhideWhenUsed="0"/>
+    <w:lsdException w:name="Colorful List Accent 5" w:semiHidden="0" w:uiPriority="72" w:unhideWhenUsed="0"/>
+    <w:lsdException w:name="Colorful Grid Accent 5" w:semiHidden="0" w:uiPriority="73" w:unhideWhenUsed="0"/>
+    <w:lsdException w:name="Light Shading Accent 6" w:semiHidden="0" w:uiPriority="60" w:unhideWhenUsed="0"/>
+    <w:lsdException w:name="Light List Accent 6" w:semiHidden="0" w:uiPriority="61" w:unhideWhenUsed="0"/>
+    <w:lsdException w:name="Light Grid Accent 6" w:semiHidden="0" w:uiPriority="62" w:unhideWhenUsed="0"/>
+    <w:lsdException w:name="Medium Shading 1 Accent 6" w:semiHidden="0" w:uiPriority="63" w:unhideWhenUsed="0"/>
+    <w:lsdException w:name="Medium Shading 2 Accent 6" w:semiHidden="0" w:uiPriority="64" w:unhideWhenUsed="0"/>
+    <w:lsdException w:name="Medium List 1 Accent 6" w:semiHidden="0" w:uiPriority="65" w:unhideWhenUsed="0"/>
+    <w:lsdException w:name="Medium List 2 Accent 6" w:semiHidden="0" w:uiPriority="66" w:unhideWhenUsed="0"/>
+    <w:lsdException w:name="Medium Grid 1 Accent 6" w:semiHidden="0" w:uiPriority="67" w:unhideWhenUsed="0"/>
+    <w:lsdException w:name="Medium Grid 2 Accent 6" w:semiHidden="0" w:uiPriority="68" w:unhideWhenUsed="0"/>
+    <w:lsdException w:name="Medium Grid 3 Accent 6" w:semiHidden="0" w:uiPriority="69" w:unhideWhenUsed="0"/>
+    <w:lsdException w:name="Dark List Accent 6" w:semiHidden="0" w:uiPriority="70" w:unhideWhenUsed="0"/>
+    <w:lsdException w:name="Colorful Shading Accent 6" w:semiHidden="0" w:uiPriority="71" w:unhideWhenUsed="0"/>
+    <w:lsdException w:name="Colorful List Accent 6" w:semiHidden="0" w:uiPriority="72" w:unhideWhenUsed="0"/>
+    <w:lsdException w:name="Colorful Grid Accent 6" w:semiHidden="0" w:uiPriority="73" w:unhideWhenUsed="0"/>
+    <w:lsdException w:name="Subtle Emphasis" w:semiHidden="0" w:uiPriority="19" w:unhideWhenUsed="0" w:qFormat="1"/>
+    <w:lsdException w:name="Intense Emphasis" w:semiHidden="0" w:uiPriority="21" w:unhideWhenUsed="0" w:qFormat="1"/>
+    <w:lsdException w:name="Subtle Reference" w:semiHidden="0" w:uiPriority="31" w:unhideWhenUsed="0" w:qFormat="1"/>
+    <w:lsdException w:name="Intense Reference" w:semiHidden="0" w:uiPriority="32" w:unhideWhenUsed="0" w:qFormat="1"/>
+    <w:lsdException w:name="Book Title" w:semiHidden="0" w:uiPriority="33" w:unhideWhenUsed="0" w:qFormat="1"/>
+    <w:lsdException w:name="Bibliography" w:uiPriority="37"/>
+    <w:lsdException w:name="TOC Heading" w:uiPriority="39" w:qFormat="1"/>
+  </w:latentStyles>
+  <w:style w:type="paragraph" w:default="1" w:styleId="a">
+    <w:name w:val="Normal"/>
+    <w:qFormat/>
+    <w:pPr>
+      <w:widowControl w:val="0"/>
+      <w:jc w:val="both"/>
+    </w:pPr>
+  </w:style>
+  <w:style w:type="character" w:default="1" w:styleId="a0">
+    <w:name w:val="Default Paragraph Font"/>
+    <w:uiPriority w:val="1"/>
+    <w:semiHidden/>
+    <w:unhideWhenUsed/>
+  </w:style>
+  <w:style w:type="table" w:default="1" w:styleId="a1">
+    <w:name w:val="Normal Table"/>
+    <w:uiPriority w:val="99"/>
+    <w:semiHidden/>
+    <w:unhideWhenUsed/>
+    <w:tblPr>
+      <w:tblInd w:w="0" w:type="dxa"/>
+      <w:tblCellMar>
+        <w:top w:w="0" w:type="dxa"/>
+        <w:left w:w="108" w:type="dxa"/>
+        <w:bottom w:w="0" w:type="dxa"/>
+        <w:right w:w="108" w:type="dxa"/>
+      </w:tblCellMar>
+    </w:tblPr>
+  </w:style>
+  <w:style w:type="numbering" w:default="1" w:styleId="a2">
+    <w:name w:val="No List"/>
+    <w:uiPriority w:val="99"/>
+    <w:semiHidden/>
+    <w:unhideWhenUsed/>
+  </w:style>
+  <w:style w:type="character" w:customStyle="1" w:styleId="pron">
+    <w:name w:val="pron"/>
+    <w:basedOn w:val="a0"/>
+    <w:rsid w:val="00EF48A2"/>
+  </w:style>
+  <w:style w:type="character" w:customStyle="1" w:styleId="ipa">
+    <w:name w:val="ipa"/>
+    <w:basedOn w:val="a0"/>
+    <w:rsid w:val="00EF48A2"/>
+  </w:style>
+  <w:style w:type="character" w:customStyle="1" w:styleId="sp">
+    <w:name w:val="sp"/>
+    <w:basedOn w:val="a0"/>
+    <w:rsid w:val="00EF48A2"/>
+  </w:style>
+  <w:style w:type="paragraph" w:styleId="a3">
+    <w:name w:val="header"/>
+    <w:basedOn w:val="a"/>
+    <w:link w:val="Char"/>
+    <w:uiPriority w:val="99"/>
+    <w:unhideWhenUsed/>
+    <w:rsid w:val="00647D89"/>
+    <w:pPr>
+      <w:tabs>
+        <w:tab w:val="center" w:pos="4153"/>
+        <w:tab w:val="right" w:pos="8306"/>
+      </w:tabs>
+      <w:spacing w:after="0" w:line="240" w:lineRule="auto"/>
+    </w:pPr>
+  </w:style>
+  <w:style w:type="character" w:customStyle="1" w:styleId="Char">
+    <w:name w:val="页眉 Char"/>
+    <w:basedOn w:val="a0"/>
+    <w:link w:val="a3"/>
+    <w:uiPriority w:val="99"/>
+    <w:rsid w:val="00647D89"/>
+  </w:style>
+  <w:style w:type="paragraph" w:styleId="a4">
+    <w:name w:val="footer"/>
+    <w:basedOn w:val="a"/>
+    <w:link w:val="Char0"/>
+    <w:uiPriority w:val="99"/>
+    <w:unhideWhenUsed/>
+    <w:rsid w:val="00647D89"/>
+    <w:pPr>
+      <w:tabs>
+        <w:tab w:val="center" w:pos="4153"/>
+        <w:tab w:val="right" w:pos="8306"/>
+      </w:tabs>
+      <w:spacing w:after="0" w:line="240" w:lineRule="auto"/>
+    </w:pPr>
+  </w:style>
+  <w:style w:type="character" w:customStyle="1" w:styleId="Char0">
+    <w:name w:val="页脚 Char"/>
+    <w:basedOn w:val="a0"/>
+    <w:link w:val="a4"/>
+    <w:uiPriority w:val="99"/>
+    <w:rsid w:val="00647D89"/>
+  </w:style>
+  <w:style w:type="character" w:customStyle="1" w:styleId="transcribedword">
+    <w:name w:val="transcribed_word"/>
+    <w:basedOn w:val="a0"/>
+    <w:rsid w:val="00DE73C4"/>
+  </w:style>
+  <w:style w:type="character" w:styleId="a5">
     <w:name w:val="Strong"/>
     <w:basedOn w:val="a0"/>
     <w:uiPriority w:val="22"/>
@@ -34845,7 +36685,7 @@
   <a:extraClrSchemeLst/>
   <a:extLst>
     <a:ext uri="{05A4C25C-085E-4340-85A3-A5531E510DB2}">
-      <thm15:themeFamily xmlns:thm15="http://schemas.microsoft.com/office/thememl/2012/main" name="Office Theme" id="{62F939B6-93AF-4DB8-9C6B-D6C7DFDC589F}" vid="{4A3C46E8-61CC-4603-A589-7422A47A8E4A}"/>
+      <thm15:themeFamily xmlns:thm15="http://schemas.microsoft.com/office/thememl/2012/main" xmlns="" name="Office Theme" id="{62F939B6-93AF-4DB8-9C6B-D6C7DFDC589F}" vid="{4A3C46E8-61CC-4603-A589-7422A47A8E4A}"/>
     </a:ext>
   </a:extLst>
 </a:theme>

--- a/Words/New Words and Collocations.docx
+++ b/Words/New Words and Collocations.docx
@@ -2968,16 +2968,7 @@
           <w:rStyle w:val="pron"/>
           <w:rFonts w:ascii="Arial" w:hAnsi="Arial" w:cs="Arial"/>
         </w:rPr>
-        <w:t xml:space="preserve">[vt.] </w:t>
-      </w:r>
-      <w:bookmarkStart w:id="0" w:name="_GoBack"/>
-      <w:bookmarkEnd w:id="0"/>
-      <w:r>
-        <w:rPr>
-          <w:rStyle w:val="pron"/>
-          <w:rFonts w:ascii="Arial" w:hAnsi="Arial" w:cs="Arial"/>
-        </w:rPr>
-        <w:t xml:space="preserve">to </w:t>
+        <w:t xml:space="preserve">[vt.] to </w:t>
       </w:r>
       <w:r>
         <w:rPr>
@@ -35616,7 +35607,7 @@
         <w:jc w:val="left"/>
         <w:rPr>
           <w:rStyle w:val="pron"/>
-          <w:rFonts w:ascii="Arial" w:hAnsi="Arial" w:cs="Arial"/>
+          <w:rFonts w:ascii="Arial" w:hAnsi="Arial" w:cs="Arial" w:hint="eastAsia"/>
         </w:rPr>
       </w:pPr>
       <w:r>
@@ -35763,6 +35754,687 @@
         </w:rPr>
         <w:t>Trump is a capricious, volatile president.</w:t>
       </w:r>
+    </w:p>
+    <w:p>
+      <w:pPr>
+        <w:jc w:val="left"/>
+        <w:rPr>
+          <w:rStyle w:val="pron"/>
+          <w:rFonts w:ascii="Arial" w:hAnsi="Arial" w:cs="Arial" w:hint="eastAsia"/>
+        </w:rPr>
+      </w:pPr>
+      <w:r>
+        <w:rPr>
+          <w:rStyle w:val="pron"/>
+          <w:rFonts w:ascii="Arial" w:hAnsi="Arial" w:cs="Arial" w:hint="eastAsia"/>
+          <w:b/>
+        </w:rPr>
+        <w:t>physiology</w:t>
+      </w:r>
+      <w:r>
+        <w:rPr>
+          <w:rStyle w:val="pron"/>
+          <w:rFonts w:ascii="Arial" w:hAnsi="Arial" w:cs="Arial" w:hint="eastAsia"/>
+        </w:rPr>
+        <w:t xml:space="preserve"> /</w:t>
+      </w:r>
+      <w:r>
+        <w:rPr>
+          <w:rStyle w:val="pron"/>
+          <w:rFonts w:ascii="GWIPA" w:hAnsi="GWIPA" w:cs="Arial"/>
+        </w:rPr>
+        <w:t></w:t>
+      </w:r>
+      <w:r>
+        <w:rPr>
+          <w:rStyle w:val="pron"/>
+          <w:rFonts w:ascii="GWIPA" w:hAnsi="GWIPA" w:cs="Arial"/>
+        </w:rPr>
+        <w:t></w:t>
+      </w:r>
+      <w:r>
+        <w:rPr>
+          <w:rStyle w:val="pron"/>
+          <w:rFonts w:ascii="GWIPA" w:hAnsi="GWIPA" w:cs="Arial"/>
+        </w:rPr>
+        <w:t></w:t>
+      </w:r>
+      <w:r>
+        <w:rPr>
+          <w:rStyle w:val="pron"/>
+          <w:rFonts w:ascii="GWIPA" w:hAnsi="GWIPA" w:cs="Arial"/>
+        </w:rPr>
+        <w:t></w:t>
+      </w:r>
+      <w:r>
+        <w:rPr>
+          <w:rStyle w:val="pron"/>
+          <w:rFonts w:ascii="GWIPA" w:hAnsi="GWIPA" w:cs="Arial"/>
+        </w:rPr>
+        <w:t></w:t>
+      </w:r>
+      <w:r>
+        <w:rPr>
+          <w:rStyle w:val="pron"/>
+          <w:rFonts w:ascii="GWIPA" w:hAnsi="GWIPA" w:cs="Arial"/>
+        </w:rPr>
+        <w:t></w:t>
+      </w:r>
+      <w:r>
+        <w:rPr>
+          <w:rStyle w:val="pron"/>
+          <w:rFonts w:ascii="GWIPA" w:hAnsi="GWIPA" w:cs="Arial"/>
+        </w:rPr>
+        <w:t></w:t>
+      </w:r>
+      <w:r>
+        <w:rPr>
+          <w:rStyle w:val="pron"/>
+          <w:rFonts w:ascii="GWIPA" w:hAnsi="GWIPA" w:cs="Arial"/>
+        </w:rPr>
+        <w:t></w:t>
+      </w:r>
+      <w:r>
+        <w:rPr>
+          <w:rStyle w:val="pron"/>
+          <w:rFonts w:ascii="GWIPA" w:hAnsi="GWIPA" w:cs="Arial"/>
+        </w:rPr>
+        <w:t></w:t>
+      </w:r>
+      <w:r>
+        <w:rPr>
+          <w:rStyle w:val="pron"/>
+          <w:rFonts w:ascii="GWIPA" w:hAnsi="GWIPA" w:cs="Arial"/>
+        </w:rPr>
+        <w:t></w:t>
+      </w:r>
+      <w:r>
+        <w:rPr>
+          <w:rStyle w:val="pron"/>
+          <w:rFonts w:ascii="GWIPA" w:hAnsi="GWIPA" w:cs="Arial"/>
+        </w:rPr>
+        <w:t></w:t>
+      </w:r>
+      <w:r>
+        <w:rPr>
+          <w:rStyle w:val="pron"/>
+          <w:rFonts w:ascii="GWIPA" w:hAnsi="GWIPA" w:cs="Arial"/>
+        </w:rPr>
+        <w:t></w:t>
+      </w:r>
+      <w:r>
+        <w:rPr>
+          <w:rStyle w:val="pron"/>
+          <w:rFonts w:ascii="Arial" w:hAnsi="Arial" w:cs="Arial" w:hint="eastAsia"/>
+        </w:rPr>
+        <w:t>/</w:t>
+      </w:r>
+      <w:r>
+        <w:rPr>
+          <w:rStyle w:val="pron"/>
+          <w:rFonts w:ascii="Arial" w:hAnsi="Arial" w:cs="Arial"/>
+        </w:rPr>
+        <w:br/>
+      </w:r>
+      <w:r>
+        <w:rPr>
+          <w:rStyle w:val="pron"/>
+          <w:rFonts w:ascii="Arial" w:hAnsi="Arial" w:cs="Arial" w:hint="eastAsia"/>
+        </w:rPr>
+        <w:t>[U.] the scientific study of the normal funcitons of living things. (</w:t>
+      </w:r>
+      <w:r>
+        <w:rPr>
+          <w:rStyle w:val="pron"/>
+          <w:rFonts w:ascii="Arial" w:hAnsi="Arial" w:cs="Arial" w:hint="eastAsia"/>
+        </w:rPr>
+        <w:t>生理学</w:t>
+      </w:r>
+      <w:r>
+        <w:rPr>
+          <w:rStyle w:val="pron"/>
+          <w:rFonts w:ascii="Arial" w:hAnsi="Arial" w:cs="Arial" w:hint="eastAsia"/>
+        </w:rPr>
+        <w:t>)</w:t>
+      </w:r>
+    </w:p>
+    <w:p>
+      <w:pPr>
+        <w:jc w:val="left"/>
+        <w:rPr>
+          <w:rStyle w:val="pron"/>
+          <w:rFonts w:ascii="Arial" w:hAnsi="Arial" w:cs="Arial" w:hint="eastAsia"/>
+        </w:rPr>
+      </w:pPr>
+      <w:r>
+        <w:rPr>
+          <w:rStyle w:val="pron"/>
+          <w:rFonts w:ascii="Arial" w:hAnsi="Arial" w:cs="Arial" w:hint="eastAsia"/>
+          <w:b/>
+        </w:rPr>
+        <w:t xml:space="preserve">comprise = consist of </w:t>
+      </w:r>
+      <w:r>
+        <w:rPr>
+          <w:rStyle w:val="pron"/>
+          <w:rFonts w:ascii="Arial" w:hAnsi="Arial" w:cs="Arial"/>
+          <w:b/>
+        </w:rPr>
+        <w:br/>
+      </w:r>
+      <w:r>
+        <w:rPr>
+          <w:rStyle w:val="pron"/>
+          <w:rFonts w:ascii="Arial" w:hAnsi="Arial" w:cs="Arial" w:hint="eastAsia"/>
+        </w:rPr>
+        <w:t>[vt.] to have sb/sth as parts or members</w:t>
+      </w:r>
+      <w:r>
+        <w:rPr>
+          <w:rStyle w:val="pron"/>
+          <w:rFonts w:ascii="Arial" w:hAnsi="Arial" w:cs="Arial" w:hint="eastAsia"/>
+        </w:rPr>
+        <w:t>.</w:t>
+      </w:r>
+      <w:r>
+        <w:rPr>
+          <w:rStyle w:val="pron"/>
+          <w:rFonts w:ascii="Arial" w:hAnsi="Arial" w:cs="Arial"/>
+        </w:rPr>
+        <w:br/>
+      </w:r>
+      <w:r>
+        <w:rPr>
+          <w:rStyle w:val="pron"/>
+          <w:rFonts w:ascii="Arial" w:hAnsi="Arial" w:cs="Arial" w:hint="eastAsia"/>
+        </w:rPr>
+        <w:t>The collection comprise 327 paintings.</w:t>
+      </w:r>
+    </w:p>
+    <w:p>
+      <w:pPr>
+        <w:jc w:val="left"/>
+        <w:rPr>
+          <w:rStyle w:val="pron"/>
+          <w:rFonts w:ascii="Arial" w:hAnsi="Arial" w:cs="Arial" w:hint="eastAsia"/>
+        </w:rPr>
+      </w:pPr>
+      <w:r>
+        <w:rPr>
+          <w:rStyle w:val="pron"/>
+          <w:rFonts w:ascii="Arial" w:hAnsi="Arial" w:cs="Arial" w:hint="eastAsia"/>
+          <w:b/>
+        </w:rPr>
+        <w:t>mausoleum</w:t>
+      </w:r>
+      <w:r>
+        <w:rPr>
+          <w:rStyle w:val="pron"/>
+          <w:rFonts w:ascii="Arial" w:hAnsi="Arial" w:cs="Arial" w:hint="eastAsia"/>
+        </w:rPr>
+        <w:t xml:space="preserve"> /</w:t>
+      </w:r>
+      <w:r>
+        <w:rPr>
+          <w:rStyle w:val="pron"/>
+          <w:rFonts w:ascii="GWIPA" w:hAnsi="GWIPA" w:cs="Arial"/>
+        </w:rPr>
+        <w:t></w:t>
+      </w:r>
+      <w:r>
+        <w:rPr>
+          <w:rStyle w:val="pron"/>
+          <w:rFonts w:ascii="GWIPA" w:hAnsi="GWIPA" w:cs="Arial"/>
+        </w:rPr>
+        <w:t></w:t>
+      </w:r>
+      <w:r>
+        <w:rPr>
+          <w:rStyle w:val="pron"/>
+          <w:rFonts w:ascii="GWIPA" w:hAnsi="GWIPA" w:cs="Arial"/>
+        </w:rPr>
+        <w:t></w:t>
+      </w:r>
+      <w:r>
+        <w:rPr>
+          <w:rStyle w:val="pron"/>
+          <w:rFonts w:ascii="GWIPA" w:hAnsi="GWIPA" w:cs="Arial"/>
+        </w:rPr>
+        <w:t></w:t>
+      </w:r>
+      <w:r>
+        <w:rPr>
+          <w:rStyle w:val="pron"/>
+          <w:rFonts w:ascii="GWIPA" w:hAnsi="GWIPA" w:cs="Arial"/>
+        </w:rPr>
+        <w:t></w:t>
+      </w:r>
+      <w:r>
+        <w:rPr>
+          <w:rStyle w:val="pron"/>
+          <w:rFonts w:ascii="GWIPA" w:hAnsi="GWIPA" w:cs="Arial"/>
+        </w:rPr>
+        <w:t></w:t>
+      </w:r>
+      <w:r>
+        <w:rPr>
+          <w:rStyle w:val="pron"/>
+          <w:rFonts w:ascii="GWIPA" w:hAnsi="GWIPA" w:cs="Arial"/>
+        </w:rPr>
+        <w:t></w:t>
+      </w:r>
+      <w:r>
+        <w:rPr>
+          <w:rStyle w:val="pron"/>
+          <w:rFonts w:ascii="GWIPA" w:hAnsi="GWIPA" w:cs="Arial"/>
+        </w:rPr>
+        <w:t></w:t>
+      </w:r>
+      <w:r>
+        <w:rPr>
+          <w:rStyle w:val="pron"/>
+          <w:rFonts w:ascii="GWIPA" w:hAnsi="GWIPA" w:cs="Arial"/>
+        </w:rPr>
+        <w:t></w:t>
+      </w:r>
+      <w:r>
+        <w:rPr>
+          <w:rStyle w:val="pron"/>
+          <w:rFonts w:ascii="GWIPA" w:hAnsi="GWIPA" w:cs="Arial"/>
+        </w:rPr>
+        <w:t></w:t>
+      </w:r>
+      <w:r>
+        <w:rPr>
+          <w:rStyle w:val="pron"/>
+          <w:rFonts w:ascii="GWIPA" w:hAnsi="GWIPA" w:cs="Arial"/>
+        </w:rPr>
+        <w:t></w:t>
+      </w:r>
+      <w:r>
+        <w:rPr>
+          <w:rStyle w:val="pron"/>
+          <w:rFonts w:ascii="Arial" w:hAnsi="Arial" w:cs="Arial" w:hint="eastAsia"/>
+        </w:rPr>
+        <w:t>/</w:t>
+      </w:r>
+      <w:r>
+        <w:rPr>
+          <w:rStyle w:val="pron"/>
+          <w:rFonts w:ascii="Arial" w:hAnsi="Arial" w:cs="Arial"/>
+        </w:rPr>
+        <w:br/>
+      </w:r>
+      <w:r>
+        <w:rPr>
+          <w:rStyle w:val="pron"/>
+          <w:rFonts w:ascii="Arial" w:hAnsi="Arial" w:cs="Arial" w:hint="eastAsia"/>
+        </w:rPr>
+        <w:t>[n.] a special building made to hold the dead body of an important person or the dead bodies of a family.</w:t>
+      </w:r>
+      <w:r>
+        <w:rPr>
+          <w:rStyle w:val="pron"/>
+          <w:rFonts w:ascii="Arial" w:hAnsi="Arial" w:cs="Arial"/>
+        </w:rPr>
+        <w:br/>
+      </w:r>
+      <w:r>
+        <w:rPr>
+          <w:rStyle w:val="pron"/>
+          <w:rFonts w:ascii="Arial" w:hAnsi="Arial" w:cs="Arial" w:hint="eastAsia"/>
+        </w:rPr>
+        <w:t>the royal mausoleum.</w:t>
+      </w:r>
+    </w:p>
+    <w:p>
+      <w:pPr>
+        <w:jc w:val="left"/>
+        <w:rPr>
+          <w:rStyle w:val="pron"/>
+          <w:rFonts w:ascii="Arial" w:hAnsi="Arial" w:cs="Arial" w:hint="eastAsia"/>
+        </w:rPr>
+      </w:pPr>
+      <w:r>
+        <w:rPr>
+          <w:rStyle w:val="pron"/>
+          <w:rFonts w:ascii="Arial" w:hAnsi="Arial" w:cs="Arial" w:hint="eastAsia"/>
+          <w:b/>
+        </w:rPr>
+        <w:t>forecourt</w:t>
+      </w:r>
+      <w:r>
+        <w:rPr>
+          <w:rStyle w:val="pron"/>
+          <w:rFonts w:ascii="Arial" w:hAnsi="Arial" w:cs="Arial"/>
+          <w:b/>
+        </w:rPr>
+        <w:br/>
+      </w:r>
+      <w:r>
+        <w:rPr>
+          <w:rStyle w:val="pron"/>
+          <w:rFonts w:ascii="Arial" w:hAnsi="Arial" w:cs="Arial" w:hint="eastAsia"/>
+        </w:rPr>
+        <w:t>[n.] a large open space in front of a building.</w:t>
+      </w:r>
+    </w:p>
+    <w:p>
+      <w:pPr>
+        <w:jc w:val="left"/>
+        <w:rPr>
+          <w:rStyle w:val="pron"/>
+          <w:rFonts w:ascii="Arial" w:hAnsi="Arial" w:cs="Arial" w:hint="eastAsia"/>
+        </w:rPr>
+      </w:pPr>
+      <w:r>
+        <w:rPr>
+          <w:rStyle w:val="pron"/>
+          <w:rFonts w:ascii="Arial" w:hAnsi="Arial" w:cs="Arial" w:hint="eastAsia"/>
+          <w:b/>
+        </w:rPr>
+        <w:t>subsidiary</w:t>
+      </w:r>
+      <w:r>
+        <w:rPr>
+          <w:rStyle w:val="pron"/>
+          <w:rFonts w:ascii="Arial" w:hAnsi="Arial" w:cs="Arial" w:hint="eastAsia"/>
+        </w:rPr>
+        <w:t xml:space="preserve"> /</w:t>
+      </w:r>
+      <w:r>
+        <w:rPr>
+          <w:rStyle w:val="pron"/>
+          <w:rFonts w:ascii="GWIPA" w:hAnsi="GWIPA" w:cs="Arial"/>
+        </w:rPr>
+        <w:t></w:t>
+      </w:r>
+      <w:r>
+        <w:rPr>
+          <w:rStyle w:val="pron"/>
+          <w:rFonts w:ascii="GWIPA" w:hAnsi="GWIPA" w:cs="Arial"/>
+        </w:rPr>
+        <w:t></w:t>
+      </w:r>
+      <w:r>
+        <w:rPr>
+          <w:rStyle w:val="pron"/>
+          <w:rFonts w:ascii="GWIPA" w:hAnsi="GWIPA" w:cs="Arial"/>
+        </w:rPr>
+        <w:t></w:t>
+      </w:r>
+      <w:r>
+        <w:rPr>
+          <w:rStyle w:val="pron"/>
+          <w:rFonts w:ascii="GWIPA" w:hAnsi="GWIPA" w:cs="Arial"/>
+        </w:rPr>
+        <w:t></w:t>
+      </w:r>
+      <w:r>
+        <w:rPr>
+          <w:rStyle w:val="pron"/>
+          <w:rFonts w:ascii="GWIPA" w:hAnsi="GWIPA" w:cs="Arial"/>
+        </w:rPr>
+        <w:t></w:t>
+      </w:r>
+      <w:r>
+        <w:rPr>
+          <w:rStyle w:val="pron"/>
+          <w:rFonts w:ascii="GWIPA" w:hAnsi="GWIPA" w:cs="Arial"/>
+        </w:rPr>
+        <w:t></w:t>
+      </w:r>
+      <w:r>
+        <w:rPr>
+          <w:rStyle w:val="pron"/>
+          <w:rFonts w:ascii="GWIPA" w:hAnsi="GWIPA" w:cs="Arial"/>
+        </w:rPr>
+        <w:t></w:t>
+      </w:r>
+      <w:r>
+        <w:rPr>
+          <w:rStyle w:val="pron"/>
+          <w:rFonts w:ascii="GWIPA" w:hAnsi="GWIPA" w:cs="Arial"/>
+        </w:rPr>
+        <w:t></w:t>
+      </w:r>
+      <w:r>
+        <w:rPr>
+          <w:rStyle w:val="pron"/>
+          <w:rFonts w:ascii="GWIPA" w:hAnsi="GWIPA" w:cs="Arial"/>
+        </w:rPr>
+        <w:t></w:t>
+      </w:r>
+      <w:r>
+        <w:rPr>
+          <w:rStyle w:val="pron"/>
+          <w:rFonts w:ascii="GWIPA" w:hAnsi="GWIPA" w:cs="Arial"/>
+        </w:rPr>
+        <w:t></w:t>
+      </w:r>
+      <w:r>
+        <w:rPr>
+          <w:rStyle w:val="pron"/>
+          <w:rFonts w:ascii="GWIPA" w:hAnsi="GWIPA" w:cs="Arial"/>
+        </w:rPr>
+        <w:t></w:t>
+      </w:r>
+      <w:r>
+        <w:rPr>
+          <w:rStyle w:val="pron"/>
+          <w:rFonts w:ascii="Arial" w:hAnsi="Arial" w:cs="Arial" w:hint="eastAsia"/>
+        </w:rPr>
+        <w:t>/</w:t>
+      </w:r>
+      <w:r>
+        <w:rPr>
+          <w:rStyle w:val="pron"/>
+          <w:rFonts w:ascii="Arial" w:hAnsi="Arial" w:cs="Arial"/>
+        </w:rPr>
+        <w:br/>
+      </w:r>
+      <w:r>
+        <w:rPr>
+          <w:rStyle w:val="pron"/>
+          <w:rFonts w:ascii="Arial" w:hAnsi="Arial" w:cs="Arial" w:hint="eastAsia"/>
+        </w:rPr>
+        <w:t>[adj.] connected with something but less important than it.</w:t>
+      </w:r>
+      <w:r>
+        <w:rPr>
+          <w:rStyle w:val="pron"/>
+          <w:rFonts w:ascii="Arial" w:hAnsi="Arial" w:cs="Arial"/>
+        </w:rPr>
+        <w:br/>
+      </w:r>
+      <w:r>
+        <w:rPr>
+          <w:rStyle w:val="pron"/>
+          <w:rFonts w:ascii="Arial" w:hAnsi="Arial" w:cs="Arial" w:hint="eastAsia"/>
+        </w:rPr>
+        <w:t>subsidiary tombs</w:t>
+      </w:r>
+    </w:p>
+    <w:p>
+      <w:pPr>
+        <w:jc w:val="left"/>
+        <w:rPr>
+          <w:rStyle w:val="pron"/>
+          <w:rFonts w:ascii="Arial" w:hAnsi="Arial" w:cs="Arial" w:hint="eastAsia"/>
+        </w:rPr>
+      </w:pPr>
+      <w:r>
+        <w:rPr>
+          <w:rStyle w:val="pron"/>
+          <w:rFonts w:ascii="Arial" w:hAnsi="Arial" w:cs="Arial" w:hint="eastAsia"/>
+          <w:b/>
+        </w:rPr>
+        <w:t>attendant</w:t>
+      </w:r>
+      <w:r>
+        <w:rPr>
+          <w:rStyle w:val="pron"/>
+          <w:rFonts w:ascii="Arial" w:hAnsi="Arial" w:cs="Arial"/>
+        </w:rPr>
+        <w:br/>
+      </w:r>
+      <w:r>
+        <w:rPr>
+          <w:rStyle w:val="pron"/>
+          <w:rFonts w:ascii="Arial" w:hAnsi="Arial" w:cs="Arial" w:hint="eastAsia"/>
+        </w:rPr>
+        <w:t>[C.] a person whose job is to serve or help people in a public place.</w:t>
+      </w:r>
+      <w:r>
+        <w:rPr>
+          <w:rStyle w:val="pron"/>
+          <w:rFonts w:ascii="Arial" w:hAnsi="Arial" w:cs="Arial"/>
+        </w:rPr>
+        <w:br/>
+      </w:r>
+      <w:r>
+        <w:rPr>
+          <w:rStyle w:val="pron"/>
+          <w:rFonts w:ascii="Arial" w:hAnsi="Arial" w:cs="Arial" w:hint="eastAsia"/>
+        </w:rPr>
+        <w:t>a cloakroom attendant.</w:t>
+      </w:r>
+    </w:p>
+    <w:p>
+      <w:pPr>
+        <w:jc w:val="left"/>
+        <w:rPr>
+          <w:rStyle w:val="pron"/>
+          <w:rFonts w:ascii="Arial" w:hAnsi="Arial" w:cs="Arial" w:hint="eastAsia"/>
+        </w:rPr>
+      </w:pPr>
+      <w:r>
+        <w:rPr>
+          <w:rStyle w:val="pron"/>
+          <w:rFonts w:ascii="Arial" w:hAnsi="Arial" w:cs="Arial"/>
+          <w:b/>
+        </w:rPr>
+        <w:t>dome</w:t>
+      </w:r>
+      <w:r>
+        <w:rPr>
+          <w:rStyle w:val="pron"/>
+          <w:rFonts w:ascii="Arial" w:hAnsi="Arial" w:cs="Arial" w:hint="eastAsia"/>
+          <w:b/>
+        </w:rPr>
+        <w:t xml:space="preserve"> </w:t>
+      </w:r>
+      <w:r>
+        <w:rPr>
+          <w:rStyle w:val="pron"/>
+          <w:rFonts w:ascii="Arial" w:hAnsi="Arial" w:cs="Arial" w:hint="eastAsia"/>
+        </w:rPr>
+        <w:t>/</w:t>
+      </w:r>
+      <w:r>
+        <w:rPr>
+          <w:rStyle w:val="pron"/>
+          <w:rFonts w:ascii="GWIPA" w:hAnsi="GWIPA" w:cs="Arial"/>
+        </w:rPr>
+        <w:t></w:t>
+      </w:r>
+      <w:r>
+        <w:rPr>
+          <w:rStyle w:val="pron"/>
+          <w:rFonts w:ascii="GWIPA" w:hAnsi="GWIPA" w:cs="Arial"/>
+        </w:rPr>
+        <w:t></w:t>
+      </w:r>
+      <w:r>
+        <w:rPr>
+          <w:rStyle w:val="pron"/>
+          <w:rFonts w:ascii="GWIPA" w:hAnsi="GWIPA" w:cs="Arial"/>
+        </w:rPr>
+        <w:t></w:t>
+      </w:r>
+      <w:r>
+        <w:rPr>
+          <w:rStyle w:val="pron"/>
+          <w:rFonts w:ascii="GWIPA" w:hAnsi="GWIPA" w:cs="Arial"/>
+        </w:rPr>
+        <w:t></w:t>
+      </w:r>
+      <w:r>
+        <w:rPr>
+          <w:rStyle w:val="pron"/>
+          <w:rFonts w:ascii="Arial" w:hAnsi="Arial" w:cs="Arial" w:hint="eastAsia"/>
+        </w:rPr>
+        <w:t>/</w:t>
+      </w:r>
+      <w:r>
+        <w:rPr>
+          <w:rStyle w:val="pron"/>
+          <w:rFonts w:ascii="Arial" w:hAnsi="Arial" w:cs="Arial"/>
+        </w:rPr>
+        <w:br/>
+      </w:r>
+      <w:r>
+        <w:rPr>
+          <w:rStyle w:val="pron"/>
+          <w:rFonts w:ascii="Arial" w:hAnsi="Arial" w:cs="Arial" w:hint="eastAsia"/>
+        </w:rPr>
+        <w:t>[n.] a round roof with a circular base.</w:t>
+      </w:r>
+      <w:r>
+        <w:rPr>
+          <w:rStyle w:val="pron"/>
+          <w:rFonts w:ascii="Arial" w:hAnsi="Arial" w:cs="Arial"/>
+        </w:rPr>
+        <w:br/>
+      </w:r>
+      <w:r>
+        <w:rPr>
+          <w:rStyle w:val="pron"/>
+          <w:rFonts w:ascii="Arial" w:hAnsi="Arial" w:cs="Arial" w:hint="eastAsia"/>
+        </w:rPr>
+        <w:t>e.g. the marble dome of a Cathedral Chruch.</w:t>
+      </w:r>
+    </w:p>
+    <w:p>
+      <w:pPr>
+        <w:jc w:val="left"/>
+        <w:rPr>
+          <w:rStyle w:val="pron"/>
+          <w:rFonts w:ascii="Arial" w:hAnsi="Arial" w:cs="Arial"/>
+        </w:rPr>
+      </w:pPr>
+      <w:r>
+        <w:rPr>
+          <w:rStyle w:val="pron"/>
+          <w:rFonts w:ascii="Arial" w:hAnsi="Arial" w:cs="Arial" w:hint="eastAsia"/>
+          <w:b/>
+        </w:rPr>
+        <w:t>guesthouse / guest house</w:t>
+      </w:r>
+      <w:r>
+        <w:rPr>
+          <w:rStyle w:val="pron"/>
+          <w:rFonts w:ascii="Arial" w:hAnsi="Arial" w:cs="Arial"/>
+          <w:b/>
+        </w:rPr>
+        <w:br/>
+      </w:r>
+      <w:r>
+        <w:rPr>
+          <w:rStyle w:val="pron"/>
+          <w:rFonts w:ascii="Arial" w:hAnsi="Arial" w:cs="Arial" w:hint="eastAsia"/>
+        </w:rPr>
+        <w:t>[n.] a small hotel</w:t>
+      </w:r>
+      <w:r>
+        <w:rPr>
+          <w:rStyle w:val="pron"/>
+          <w:rFonts w:ascii="Arial" w:hAnsi="Arial" w:cs="Arial" w:hint="eastAsia"/>
+        </w:rPr>
+        <w:t>.</w:t>
+      </w:r>
+      <w:bookmarkStart w:id="0" w:name="_GoBack"/>
+      <w:bookmarkEnd w:id="0"/>
     </w:p>
     <w:sectPr>
       <w:pgSz w:w="11906" w:h="16838"/>
@@ -36685,7 +37357,7 @@
   <a:extraClrSchemeLst/>
   <a:extLst>
     <a:ext uri="{05A4C25C-085E-4340-85A3-A5531E510DB2}">
-      <thm15:themeFamily xmlns:thm15="http://schemas.microsoft.com/office/thememl/2012/main" xmlns="" name="Office Theme" id="{62F939B6-93AF-4DB8-9C6B-D6C7DFDC589F}" vid="{4A3C46E8-61CC-4603-A589-7422A47A8E4A}"/>
+      <thm15:themeFamily xmlns="" xmlns:thm15="http://schemas.microsoft.com/office/thememl/2012/main" name="Office Theme" id="{62F939B6-93AF-4DB8-9C6B-D6C7DFDC589F}" vid="{4A3C46E8-61CC-4603-A589-7422A47A8E4A}"/>
     </a:ext>
   </a:extLst>
 </a:theme>

--- a/Words/New Words and Collocations.docx
+++ b/Words/New Words and Collocations.docx
@@ -35483,7 +35483,7 @@
           <w:rStyle w:val="pron"/>
           <w:rFonts w:ascii="GWIPA" w:hAnsi="GWIPA" w:cs="Arial"/>
         </w:rPr>
-        <w:t></w:t>
+        <w:t></w:t>
       </w:r>
       <w:r>
         <w:rPr>
@@ -35607,7 +35607,7 @@
         <w:jc w:val="left"/>
         <w:rPr>
           <w:rStyle w:val="pron"/>
-          <w:rFonts w:ascii="Arial" w:hAnsi="Arial" w:cs="Arial" w:hint="eastAsia"/>
+          <w:rFonts w:ascii="Arial" w:hAnsi="Arial" w:cs="Arial"/>
         </w:rPr>
       </w:pPr>
       <w:r>
@@ -35760,7 +35760,7 @@
         <w:jc w:val="left"/>
         <w:rPr>
           <w:rStyle w:val="pron"/>
-          <w:rFonts w:ascii="Arial" w:hAnsi="Arial" w:cs="Arial" w:hint="eastAsia"/>
+          <w:rFonts w:ascii="Arial" w:hAnsi="Arial" w:cs="Arial"/>
         </w:rPr>
       </w:pPr>
       <w:r>
@@ -35903,7 +35903,7 @@
         <w:jc w:val="left"/>
         <w:rPr>
           <w:rStyle w:val="pron"/>
-          <w:rFonts w:ascii="Arial" w:hAnsi="Arial" w:cs="Arial" w:hint="eastAsia"/>
+          <w:rFonts w:ascii="Arial" w:hAnsi="Arial" w:cs="Arial"/>
         </w:rPr>
       </w:pPr>
       <w:r>
@@ -35949,489 +35949,6 @@
           <w:rFonts w:ascii="Arial" w:hAnsi="Arial" w:cs="Arial" w:hint="eastAsia"/>
         </w:rPr>
         <w:t>The collection comprise 327 paintings.</w:t>
-      </w:r>
-    </w:p>
-    <w:p>
-      <w:pPr>
-        <w:jc w:val="left"/>
-        <w:rPr>
-          <w:rStyle w:val="pron"/>
-          <w:rFonts w:ascii="Arial" w:hAnsi="Arial" w:cs="Arial" w:hint="eastAsia"/>
-        </w:rPr>
-      </w:pPr>
-      <w:r>
-        <w:rPr>
-          <w:rStyle w:val="pron"/>
-          <w:rFonts w:ascii="Arial" w:hAnsi="Arial" w:cs="Arial" w:hint="eastAsia"/>
-          <w:b/>
-        </w:rPr>
-        <w:t>mausoleum</w:t>
-      </w:r>
-      <w:r>
-        <w:rPr>
-          <w:rStyle w:val="pron"/>
-          <w:rFonts w:ascii="Arial" w:hAnsi="Arial" w:cs="Arial" w:hint="eastAsia"/>
-        </w:rPr>
-        <w:t xml:space="preserve"> /</w:t>
-      </w:r>
-      <w:r>
-        <w:rPr>
-          <w:rStyle w:val="pron"/>
-          <w:rFonts w:ascii="GWIPA" w:hAnsi="GWIPA" w:cs="Arial"/>
-        </w:rPr>
-        <w:t></w:t>
-      </w:r>
-      <w:r>
-        <w:rPr>
-          <w:rStyle w:val="pron"/>
-          <w:rFonts w:ascii="GWIPA" w:hAnsi="GWIPA" w:cs="Arial"/>
-        </w:rPr>
-        <w:t></w:t>
-      </w:r>
-      <w:r>
-        <w:rPr>
-          <w:rStyle w:val="pron"/>
-          <w:rFonts w:ascii="GWIPA" w:hAnsi="GWIPA" w:cs="Arial"/>
-        </w:rPr>
-        <w:t></w:t>
-      </w:r>
-      <w:r>
-        <w:rPr>
-          <w:rStyle w:val="pron"/>
-          <w:rFonts w:ascii="GWIPA" w:hAnsi="GWIPA" w:cs="Arial"/>
-        </w:rPr>
-        <w:t></w:t>
-      </w:r>
-      <w:r>
-        <w:rPr>
-          <w:rStyle w:val="pron"/>
-          <w:rFonts w:ascii="GWIPA" w:hAnsi="GWIPA" w:cs="Arial"/>
-        </w:rPr>
-        <w:t></w:t>
-      </w:r>
-      <w:r>
-        <w:rPr>
-          <w:rStyle w:val="pron"/>
-          <w:rFonts w:ascii="GWIPA" w:hAnsi="GWIPA" w:cs="Arial"/>
-        </w:rPr>
-        <w:t></w:t>
-      </w:r>
-      <w:r>
-        <w:rPr>
-          <w:rStyle w:val="pron"/>
-          <w:rFonts w:ascii="GWIPA" w:hAnsi="GWIPA" w:cs="Arial"/>
-        </w:rPr>
-        <w:t></w:t>
-      </w:r>
-      <w:r>
-        <w:rPr>
-          <w:rStyle w:val="pron"/>
-          <w:rFonts w:ascii="GWIPA" w:hAnsi="GWIPA" w:cs="Arial"/>
-        </w:rPr>
-        <w:t></w:t>
-      </w:r>
-      <w:r>
-        <w:rPr>
-          <w:rStyle w:val="pron"/>
-          <w:rFonts w:ascii="GWIPA" w:hAnsi="GWIPA" w:cs="Arial"/>
-        </w:rPr>
-        <w:t></w:t>
-      </w:r>
-      <w:r>
-        <w:rPr>
-          <w:rStyle w:val="pron"/>
-          <w:rFonts w:ascii="GWIPA" w:hAnsi="GWIPA" w:cs="Arial"/>
-        </w:rPr>
-        <w:t></w:t>
-      </w:r>
-      <w:r>
-        <w:rPr>
-          <w:rStyle w:val="pron"/>
-          <w:rFonts w:ascii="GWIPA" w:hAnsi="GWIPA" w:cs="Arial"/>
-        </w:rPr>
-        <w:t></w:t>
-      </w:r>
-      <w:r>
-        <w:rPr>
-          <w:rStyle w:val="pron"/>
-          <w:rFonts w:ascii="Arial" w:hAnsi="Arial" w:cs="Arial" w:hint="eastAsia"/>
-        </w:rPr>
-        <w:t>/</w:t>
-      </w:r>
-      <w:r>
-        <w:rPr>
-          <w:rStyle w:val="pron"/>
-          <w:rFonts w:ascii="Arial" w:hAnsi="Arial" w:cs="Arial"/>
-        </w:rPr>
-        <w:br/>
-      </w:r>
-      <w:r>
-        <w:rPr>
-          <w:rStyle w:val="pron"/>
-          <w:rFonts w:ascii="Arial" w:hAnsi="Arial" w:cs="Arial" w:hint="eastAsia"/>
-        </w:rPr>
-        <w:t>[n.] a special building made to hold the dead body of an important person or the dead bodies of a family.</w:t>
-      </w:r>
-      <w:r>
-        <w:rPr>
-          <w:rStyle w:val="pron"/>
-          <w:rFonts w:ascii="Arial" w:hAnsi="Arial" w:cs="Arial"/>
-        </w:rPr>
-        <w:br/>
-      </w:r>
-      <w:r>
-        <w:rPr>
-          <w:rStyle w:val="pron"/>
-          <w:rFonts w:ascii="Arial" w:hAnsi="Arial" w:cs="Arial" w:hint="eastAsia"/>
-        </w:rPr>
-        <w:t>the royal mausoleum.</w:t>
-      </w:r>
-    </w:p>
-    <w:p>
-      <w:pPr>
-        <w:jc w:val="left"/>
-        <w:rPr>
-          <w:rStyle w:val="pron"/>
-          <w:rFonts w:ascii="Arial" w:hAnsi="Arial" w:cs="Arial" w:hint="eastAsia"/>
-        </w:rPr>
-      </w:pPr>
-      <w:r>
-        <w:rPr>
-          <w:rStyle w:val="pron"/>
-          <w:rFonts w:ascii="Arial" w:hAnsi="Arial" w:cs="Arial" w:hint="eastAsia"/>
-          <w:b/>
-        </w:rPr>
-        <w:t>forecourt</w:t>
-      </w:r>
-      <w:r>
-        <w:rPr>
-          <w:rStyle w:val="pron"/>
-          <w:rFonts w:ascii="Arial" w:hAnsi="Arial" w:cs="Arial"/>
-          <w:b/>
-        </w:rPr>
-        <w:br/>
-      </w:r>
-      <w:r>
-        <w:rPr>
-          <w:rStyle w:val="pron"/>
-          <w:rFonts w:ascii="Arial" w:hAnsi="Arial" w:cs="Arial" w:hint="eastAsia"/>
-        </w:rPr>
-        <w:t>[n.] a large open space in front of a building.</w:t>
-      </w:r>
-    </w:p>
-    <w:p>
-      <w:pPr>
-        <w:jc w:val="left"/>
-        <w:rPr>
-          <w:rStyle w:val="pron"/>
-          <w:rFonts w:ascii="Arial" w:hAnsi="Arial" w:cs="Arial" w:hint="eastAsia"/>
-        </w:rPr>
-      </w:pPr>
-      <w:r>
-        <w:rPr>
-          <w:rStyle w:val="pron"/>
-          <w:rFonts w:ascii="Arial" w:hAnsi="Arial" w:cs="Arial" w:hint="eastAsia"/>
-          <w:b/>
-        </w:rPr>
-        <w:t>subsidiary</w:t>
-      </w:r>
-      <w:r>
-        <w:rPr>
-          <w:rStyle w:val="pron"/>
-          <w:rFonts w:ascii="Arial" w:hAnsi="Arial" w:cs="Arial" w:hint="eastAsia"/>
-        </w:rPr>
-        <w:t xml:space="preserve"> /</w:t>
-      </w:r>
-      <w:r>
-        <w:rPr>
-          <w:rStyle w:val="pron"/>
-          <w:rFonts w:ascii="GWIPA" w:hAnsi="GWIPA" w:cs="Arial"/>
-        </w:rPr>
-        <w:t></w:t>
-      </w:r>
-      <w:r>
-        <w:rPr>
-          <w:rStyle w:val="pron"/>
-          <w:rFonts w:ascii="GWIPA" w:hAnsi="GWIPA" w:cs="Arial"/>
-        </w:rPr>
-        <w:t></w:t>
-      </w:r>
-      <w:r>
-        <w:rPr>
-          <w:rStyle w:val="pron"/>
-          <w:rFonts w:ascii="GWIPA" w:hAnsi="GWIPA" w:cs="Arial"/>
-        </w:rPr>
-        <w:t></w:t>
-      </w:r>
-      <w:r>
-        <w:rPr>
-          <w:rStyle w:val="pron"/>
-          <w:rFonts w:ascii="GWIPA" w:hAnsi="GWIPA" w:cs="Arial"/>
-        </w:rPr>
-        <w:t></w:t>
-      </w:r>
-      <w:r>
-        <w:rPr>
-          <w:rStyle w:val="pron"/>
-          <w:rFonts w:ascii="GWIPA" w:hAnsi="GWIPA" w:cs="Arial"/>
-        </w:rPr>
-        <w:t></w:t>
-      </w:r>
-      <w:r>
-        <w:rPr>
-          <w:rStyle w:val="pron"/>
-          <w:rFonts w:ascii="GWIPA" w:hAnsi="GWIPA" w:cs="Arial"/>
-        </w:rPr>
-        <w:t></w:t>
-      </w:r>
-      <w:r>
-        <w:rPr>
-          <w:rStyle w:val="pron"/>
-          <w:rFonts w:ascii="GWIPA" w:hAnsi="GWIPA" w:cs="Arial"/>
-        </w:rPr>
-        <w:t></w:t>
-      </w:r>
-      <w:r>
-        <w:rPr>
-          <w:rStyle w:val="pron"/>
-          <w:rFonts w:ascii="GWIPA" w:hAnsi="GWIPA" w:cs="Arial"/>
-        </w:rPr>
-        <w:t></w:t>
-      </w:r>
-      <w:r>
-        <w:rPr>
-          <w:rStyle w:val="pron"/>
-          <w:rFonts w:ascii="GWIPA" w:hAnsi="GWIPA" w:cs="Arial"/>
-        </w:rPr>
-        <w:t></w:t>
-      </w:r>
-      <w:r>
-        <w:rPr>
-          <w:rStyle w:val="pron"/>
-          <w:rFonts w:ascii="GWIPA" w:hAnsi="GWIPA" w:cs="Arial"/>
-        </w:rPr>
-        <w:t></w:t>
-      </w:r>
-      <w:r>
-        <w:rPr>
-          <w:rStyle w:val="pron"/>
-          <w:rFonts w:ascii="GWIPA" w:hAnsi="GWIPA" w:cs="Arial"/>
-        </w:rPr>
-        <w:t></w:t>
-      </w:r>
-      <w:r>
-        <w:rPr>
-          <w:rStyle w:val="pron"/>
-          <w:rFonts w:ascii="Arial" w:hAnsi="Arial" w:cs="Arial" w:hint="eastAsia"/>
-        </w:rPr>
-        <w:t>/</w:t>
-      </w:r>
-      <w:r>
-        <w:rPr>
-          <w:rStyle w:val="pron"/>
-          <w:rFonts w:ascii="Arial" w:hAnsi="Arial" w:cs="Arial"/>
-        </w:rPr>
-        <w:br/>
-      </w:r>
-      <w:r>
-        <w:rPr>
-          <w:rStyle w:val="pron"/>
-          <w:rFonts w:ascii="Arial" w:hAnsi="Arial" w:cs="Arial" w:hint="eastAsia"/>
-        </w:rPr>
-        <w:t>[adj.] connected with something but less important than it.</w:t>
-      </w:r>
-      <w:r>
-        <w:rPr>
-          <w:rStyle w:val="pron"/>
-          <w:rFonts w:ascii="Arial" w:hAnsi="Arial" w:cs="Arial"/>
-        </w:rPr>
-        <w:br/>
-      </w:r>
-      <w:r>
-        <w:rPr>
-          <w:rStyle w:val="pron"/>
-          <w:rFonts w:ascii="Arial" w:hAnsi="Arial" w:cs="Arial" w:hint="eastAsia"/>
-        </w:rPr>
-        <w:t>subsidiary tombs</w:t>
-      </w:r>
-    </w:p>
-    <w:p>
-      <w:pPr>
-        <w:jc w:val="left"/>
-        <w:rPr>
-          <w:rStyle w:val="pron"/>
-          <w:rFonts w:ascii="Arial" w:hAnsi="Arial" w:cs="Arial" w:hint="eastAsia"/>
-        </w:rPr>
-      </w:pPr>
-      <w:r>
-        <w:rPr>
-          <w:rStyle w:val="pron"/>
-          <w:rFonts w:ascii="Arial" w:hAnsi="Arial" w:cs="Arial" w:hint="eastAsia"/>
-          <w:b/>
-        </w:rPr>
-        <w:t>attendant</w:t>
-      </w:r>
-      <w:r>
-        <w:rPr>
-          <w:rStyle w:val="pron"/>
-          <w:rFonts w:ascii="Arial" w:hAnsi="Arial" w:cs="Arial"/>
-        </w:rPr>
-        <w:br/>
-      </w:r>
-      <w:r>
-        <w:rPr>
-          <w:rStyle w:val="pron"/>
-          <w:rFonts w:ascii="Arial" w:hAnsi="Arial" w:cs="Arial" w:hint="eastAsia"/>
-        </w:rPr>
-        <w:t>[C.] a person whose job is to serve or help people in a public place.</w:t>
-      </w:r>
-      <w:r>
-        <w:rPr>
-          <w:rStyle w:val="pron"/>
-          <w:rFonts w:ascii="Arial" w:hAnsi="Arial" w:cs="Arial"/>
-        </w:rPr>
-        <w:br/>
-      </w:r>
-      <w:r>
-        <w:rPr>
-          <w:rStyle w:val="pron"/>
-          <w:rFonts w:ascii="Arial" w:hAnsi="Arial" w:cs="Arial" w:hint="eastAsia"/>
-        </w:rPr>
-        <w:t>a cloakroom attendant.</w:t>
-      </w:r>
-    </w:p>
-    <w:p>
-      <w:pPr>
-        <w:jc w:val="left"/>
-        <w:rPr>
-          <w:rStyle w:val="pron"/>
-          <w:rFonts w:ascii="Arial" w:hAnsi="Arial" w:cs="Arial" w:hint="eastAsia"/>
-        </w:rPr>
-      </w:pPr>
-      <w:r>
-        <w:rPr>
-          <w:rStyle w:val="pron"/>
-          <w:rFonts w:ascii="Arial" w:hAnsi="Arial" w:cs="Arial"/>
-          <w:b/>
-        </w:rPr>
-        <w:t>dome</w:t>
-      </w:r>
-      <w:r>
-        <w:rPr>
-          <w:rStyle w:val="pron"/>
-          <w:rFonts w:ascii="Arial" w:hAnsi="Arial" w:cs="Arial" w:hint="eastAsia"/>
-          <w:b/>
-        </w:rPr>
-        <w:t xml:space="preserve"> </w:t>
-      </w:r>
-      <w:r>
-        <w:rPr>
-          <w:rStyle w:val="pron"/>
-          <w:rFonts w:ascii="Arial" w:hAnsi="Arial" w:cs="Arial" w:hint="eastAsia"/>
-        </w:rPr>
-        <w:t>/</w:t>
-      </w:r>
-      <w:r>
-        <w:rPr>
-          <w:rStyle w:val="pron"/>
-          <w:rFonts w:ascii="GWIPA" w:hAnsi="GWIPA" w:cs="Arial"/>
-        </w:rPr>
-        <w:t></w:t>
-      </w:r>
-      <w:r>
-        <w:rPr>
-          <w:rStyle w:val="pron"/>
-          <w:rFonts w:ascii="GWIPA" w:hAnsi="GWIPA" w:cs="Arial"/>
-        </w:rPr>
-        <w:t></w:t>
-      </w:r>
-      <w:r>
-        <w:rPr>
-          <w:rStyle w:val="pron"/>
-          <w:rFonts w:ascii="GWIPA" w:hAnsi="GWIPA" w:cs="Arial"/>
-        </w:rPr>
-        <w:t></w:t>
-      </w:r>
-      <w:r>
-        <w:rPr>
-          <w:rStyle w:val="pron"/>
-          <w:rFonts w:ascii="GWIPA" w:hAnsi="GWIPA" w:cs="Arial"/>
-        </w:rPr>
-        <w:t></w:t>
-      </w:r>
-      <w:r>
-        <w:rPr>
-          <w:rStyle w:val="pron"/>
-          <w:rFonts w:ascii="Arial" w:hAnsi="Arial" w:cs="Arial" w:hint="eastAsia"/>
-        </w:rPr>
-        <w:t>/</w:t>
-      </w:r>
-      <w:r>
-        <w:rPr>
-          <w:rStyle w:val="pron"/>
-          <w:rFonts w:ascii="Arial" w:hAnsi="Arial" w:cs="Arial"/>
-        </w:rPr>
-        <w:br/>
-      </w:r>
-      <w:r>
-        <w:rPr>
-          <w:rStyle w:val="pron"/>
-          <w:rFonts w:ascii="Arial" w:hAnsi="Arial" w:cs="Arial" w:hint="eastAsia"/>
-        </w:rPr>
-        <w:t>[n.] a round roof with a circular base.</w:t>
-      </w:r>
-      <w:r>
-        <w:rPr>
-          <w:rStyle w:val="pron"/>
-          <w:rFonts w:ascii="Arial" w:hAnsi="Arial" w:cs="Arial"/>
-        </w:rPr>
-        <w:br/>
-      </w:r>
-      <w:r>
-        <w:rPr>
-          <w:rStyle w:val="pron"/>
-          <w:rFonts w:ascii="Arial" w:hAnsi="Arial" w:cs="Arial" w:hint="eastAsia"/>
-        </w:rPr>
-        <w:t>e.g. the marble dome of a Cathedral Chruch.</w:t>
-      </w:r>
-    </w:p>
-    <w:p>
-      <w:pPr>
-        <w:jc w:val="left"/>
-        <w:rPr>
-          <w:rStyle w:val="pron"/>
-          <w:rFonts w:ascii="Arial" w:hAnsi="Arial" w:cs="Arial"/>
-        </w:rPr>
-      </w:pPr>
-      <w:r>
-        <w:rPr>
-          <w:rStyle w:val="pron"/>
-          <w:rFonts w:ascii="Arial" w:hAnsi="Arial" w:cs="Arial" w:hint="eastAsia"/>
-          <w:b/>
-        </w:rPr>
-        <w:t>guesthouse / guest house</w:t>
-      </w:r>
-      <w:r>
-        <w:rPr>
-          <w:rStyle w:val="pron"/>
-          <w:rFonts w:ascii="Arial" w:hAnsi="Arial" w:cs="Arial"/>
-          <w:b/>
-        </w:rPr>
-        <w:br/>
-      </w:r>
-      <w:r>
-        <w:rPr>
-          <w:rStyle w:val="pron"/>
-          <w:rFonts w:ascii="Arial" w:hAnsi="Arial" w:cs="Arial" w:hint="eastAsia"/>
-        </w:rPr>
-        <w:t>[n.] a small hotel</w:t>
-      </w:r>
-      <w:r>
-        <w:rPr>
-          <w:rStyle w:val="pron"/>
-          <w:rFonts w:ascii="Arial" w:hAnsi="Arial" w:cs="Arial" w:hint="eastAsia"/>
-        </w:rPr>
-        <w:t>.</w:t>
       </w:r>
       <w:bookmarkStart w:id="0" w:name="_GoBack"/>
       <w:bookmarkEnd w:id="0"/>
@@ -37357,7 +36874,7 @@
   <a:extraClrSchemeLst/>
   <a:extLst>
     <a:ext uri="{05A4C25C-085E-4340-85A3-A5531E510DB2}">
-      <thm15:themeFamily xmlns="" xmlns:thm15="http://schemas.microsoft.com/office/thememl/2012/main" name="Office Theme" id="{62F939B6-93AF-4DB8-9C6B-D6C7DFDC589F}" vid="{4A3C46E8-61CC-4603-A589-7422A47A8E4A}"/>
+      <thm15:themeFamily xmlns:thm15="http://schemas.microsoft.com/office/thememl/2012/main" xmlns="" name="Office Theme" id="{62F939B6-93AF-4DB8-9C6B-D6C7DFDC589F}" vid="{4A3C46E8-61CC-4603-A589-7422A47A8E4A}"/>
     </a:ext>
   </a:extLst>
 </a:theme>

--- a/Words/New Words and Collocations.docx
+++ b/Words/New Words and Collocations.docx
@@ -35903,7 +35903,7 @@
         <w:jc w:val="left"/>
         <w:rPr>
           <w:rStyle w:val="pron"/>
-          <w:rFonts w:ascii="Arial" w:hAnsi="Arial" w:cs="Arial"/>
+          <w:rFonts w:ascii="Arial" w:hAnsi="Arial" w:cs="Arial" w:hint="eastAsia"/>
         </w:rPr>
       </w:pPr>
       <w:r>
@@ -35950,8 +35950,179 @@
         </w:rPr>
         <w:t>The collection comprise 327 paintings.</w:t>
       </w:r>
+    </w:p>
+    <w:p>
+      <w:pPr>
+        <w:jc w:val="left"/>
+        <w:rPr>
+          <w:rStyle w:val="pron"/>
+          <w:rFonts w:ascii="Arial" w:hAnsi="Arial" w:cs="Arial"/>
+        </w:rPr>
+      </w:pPr>
       <w:bookmarkStart w:id="0" w:name="_GoBack"/>
+      <w:r>
+        <w:rPr>
+          <w:rStyle w:val="pron"/>
+          <w:rFonts w:ascii="Arial" w:hAnsi="Arial" w:cs="Arial" w:hint="eastAsia"/>
+          <w:b/>
+        </w:rPr>
+        <w:t>disingenuous</w:t>
+      </w:r>
+      <w:r>
+        <w:rPr>
+          <w:rStyle w:val="pron"/>
+          <w:rFonts w:ascii="Arial" w:hAnsi="Arial" w:cs="Arial" w:hint="eastAsia"/>
+        </w:rPr>
+        <w:t xml:space="preserve"> </w:t>
+      </w:r>
       <w:bookmarkEnd w:id="0"/>
+      <w:r>
+        <w:rPr>
+          <w:rStyle w:val="pron"/>
+          <w:rFonts w:ascii="Arial" w:hAnsi="Arial" w:cs="Arial" w:hint="eastAsia"/>
+        </w:rPr>
+        <w:t>/</w:t>
+      </w:r>
+      <w:r>
+        <w:rPr>
+          <w:rStyle w:val="pron"/>
+          <w:rFonts w:ascii="GWIPA" w:hAnsi="GWIPA" w:cs="Arial"/>
+        </w:rPr>
+        <w:t></w:t>
+      </w:r>
+      <w:r>
+        <w:rPr>
+          <w:rStyle w:val="pron"/>
+          <w:rFonts w:ascii="GWIPA" w:hAnsi="GWIPA" w:cs="Arial"/>
+        </w:rPr>
+        <w:t></w:t>
+      </w:r>
+      <w:r>
+        <w:rPr>
+          <w:rStyle w:val="pron"/>
+          <w:rFonts w:ascii="GWIPA" w:hAnsi="GWIPA" w:cs="Arial"/>
+        </w:rPr>
+        <w:t></w:t>
+      </w:r>
+      <w:r>
+        <w:rPr>
+          <w:rStyle w:val="pron"/>
+          <w:rFonts w:ascii="GWIPA" w:hAnsi="GWIPA" w:cs="Arial"/>
+        </w:rPr>
+        <w:t></w:t>
+      </w:r>
+      <w:r>
+        <w:rPr>
+          <w:rStyle w:val="pron"/>
+          <w:rFonts w:ascii="GWIPA" w:hAnsi="GWIPA" w:cs="Arial"/>
+        </w:rPr>
+        <w:t></w:t>
+      </w:r>
+      <w:r>
+        <w:rPr>
+          <w:rStyle w:val="pron"/>
+          <w:rFonts w:ascii="GWIPA" w:hAnsi="GWIPA" w:cs="Arial"/>
+        </w:rPr>
+        <w:t></w:t>
+      </w:r>
+      <w:r>
+        <w:rPr>
+          <w:rStyle w:val="pron"/>
+          <w:rFonts w:ascii="GWIPA" w:hAnsi="GWIPA" w:cs="Arial"/>
+        </w:rPr>
+        <w:t></w:t>
+      </w:r>
+      <w:r>
+        <w:rPr>
+          <w:rStyle w:val="pron"/>
+          <w:rFonts w:ascii="GWIPA" w:hAnsi="GWIPA" w:cs="Arial"/>
+        </w:rPr>
+        <w:t></w:t>
+      </w:r>
+      <w:r>
+        <w:rPr>
+          <w:rStyle w:val="pron"/>
+          <w:rFonts w:ascii="GWIPA" w:hAnsi="GWIPA" w:cs="Arial"/>
+        </w:rPr>
+        <w:t></w:t>
+      </w:r>
+      <w:r>
+        <w:rPr>
+          <w:rStyle w:val="pron"/>
+          <w:rFonts w:ascii="GWIPA" w:hAnsi="GWIPA" w:cs="Arial"/>
+        </w:rPr>
+        <w:t></w:t>
+      </w:r>
+      <w:r>
+        <w:rPr>
+          <w:rStyle w:val="pron"/>
+          <w:rFonts w:ascii="GWIPA" w:hAnsi="GWIPA" w:cs="Arial"/>
+        </w:rPr>
+        <w:t></w:t>
+      </w:r>
+      <w:r>
+        <w:rPr>
+          <w:rStyle w:val="pron"/>
+          <w:rFonts w:ascii="GWIPA" w:hAnsi="GWIPA" w:cs="Arial"/>
+        </w:rPr>
+        <w:t></w:t>
+      </w:r>
+      <w:r>
+        <w:rPr>
+          <w:rStyle w:val="pron"/>
+          <w:rFonts w:ascii="GWIPA" w:hAnsi="GWIPA" w:cs="Arial"/>
+        </w:rPr>
+        <w:t></w:t>
+      </w:r>
+      <w:r>
+        <w:rPr>
+          <w:rStyle w:val="pron"/>
+          <w:rFonts w:ascii="GWIPA" w:hAnsi="GWIPA" w:cs="Arial"/>
+        </w:rPr>
+        <w:t></w:t>
+      </w:r>
+      <w:r>
+        <w:rPr>
+          <w:rStyle w:val="pron"/>
+          <w:rFonts w:ascii="GWIPA" w:hAnsi="GWIPA" w:cs="Arial"/>
+        </w:rPr>
+        <w:t></w:t>
+      </w:r>
+      <w:r>
+        <w:rPr>
+          <w:rStyle w:val="pron"/>
+          <w:rFonts w:ascii="Arial" w:hAnsi="Arial" w:cs="Arial" w:hint="eastAsia"/>
+        </w:rPr>
+        <w:t>/</w:t>
+      </w:r>
+      <w:r>
+        <w:rPr>
+          <w:rStyle w:val="pron"/>
+          <w:rFonts w:ascii="Arial" w:hAnsi="Arial" w:cs="Arial"/>
+        </w:rPr>
+        <w:br/>
+      </w:r>
+      <w:r>
+        <w:rPr>
+          <w:rStyle w:val="pron"/>
+          <w:rFonts w:ascii="Arial" w:hAnsi="Arial" w:cs="Arial" w:hint="eastAsia"/>
+        </w:rPr>
+        <w:t>[adj.] not sincere, especially when you pretend to know less about something than you really do.</w:t>
+      </w:r>
+      <w:r>
+        <w:rPr>
+          <w:rStyle w:val="pron"/>
+          <w:rFonts w:ascii="Arial" w:hAnsi="Arial" w:cs="Arial"/>
+        </w:rPr>
+        <w:br/>
+      </w:r>
+      <w:r>
+        <w:rPr>
+          <w:rStyle w:val="pron"/>
+          <w:rFonts w:ascii="Arial" w:hAnsi="Arial" w:cs="Arial" w:hint="eastAsia"/>
+        </w:rPr>
+        <w:t>He is a disingenuous man.</w:t>
+      </w:r>
     </w:p>
     <w:sectPr>
       <w:pgSz w:w="11906" w:h="16838"/>
@@ -36874,7 +37045,7 @@
   <a:extraClrSchemeLst/>
   <a:extLst>
     <a:ext uri="{05A4C25C-085E-4340-85A3-A5531E510DB2}">
-      <thm15:themeFamily xmlns:thm15="http://schemas.microsoft.com/office/thememl/2012/main" xmlns="" name="Office Theme" id="{62F939B6-93AF-4DB8-9C6B-D6C7DFDC589F}" vid="{4A3C46E8-61CC-4603-A589-7422A47A8E4A}"/>
+      <thm15:themeFamily xmlns="" xmlns:thm15="http://schemas.microsoft.com/office/thememl/2012/main" name="Office Theme" id="{62F939B6-93AF-4DB8-9C6B-D6C7DFDC589F}" vid="{4A3C46E8-61CC-4603-A589-7422A47A8E4A}"/>
     </a:ext>
   </a:extLst>
 </a:theme>

--- a/Words/New Words and Collocations.docx
+++ b/Words/New Words and Collocations.docx
@@ -35903,7 +35903,7 @@
         <w:jc w:val="left"/>
         <w:rPr>
           <w:rStyle w:val="pron"/>
-          <w:rFonts w:ascii="Arial" w:hAnsi="Arial" w:cs="Arial" w:hint="eastAsia"/>
+          <w:rFonts w:ascii="Arial" w:hAnsi="Arial" w:cs="Arial"/>
         </w:rPr>
       </w:pPr>
       <w:r>
@@ -35956,6 +35956,269 @@
         <w:jc w:val="left"/>
         <w:rPr>
           <w:rStyle w:val="pron"/>
+          <w:rFonts w:ascii="Arial" w:hAnsi="Arial" w:cs="Arial" w:hint="eastAsia"/>
+        </w:rPr>
+      </w:pPr>
+      <w:r>
+        <w:rPr>
+          <w:rStyle w:val="pron"/>
+          <w:rFonts w:ascii="Arial" w:hAnsi="Arial" w:cs="Arial" w:hint="eastAsia"/>
+          <w:b/>
+        </w:rPr>
+        <w:t>disingenuous</w:t>
+      </w:r>
+      <w:r>
+        <w:rPr>
+          <w:rStyle w:val="pron"/>
+          <w:rFonts w:ascii="Arial" w:hAnsi="Arial" w:cs="Arial" w:hint="eastAsia"/>
+        </w:rPr>
+        <w:t xml:space="preserve"> /</w:t>
+      </w:r>
+      <w:r>
+        <w:rPr>
+          <w:rStyle w:val="pron"/>
+          <w:rFonts w:ascii="GWIPA" w:hAnsi="GWIPA" w:cs="Arial"/>
+        </w:rPr>
+        <w:t></w:t>
+      </w:r>
+      <w:r>
+        <w:rPr>
+          <w:rStyle w:val="pron"/>
+          <w:rFonts w:ascii="GWIPA" w:hAnsi="GWIPA" w:cs="Arial"/>
+        </w:rPr>
+        <w:t></w:t>
+      </w:r>
+      <w:r>
+        <w:rPr>
+          <w:rStyle w:val="pron"/>
+          <w:rFonts w:ascii="GWIPA" w:hAnsi="GWIPA" w:cs="Arial"/>
+        </w:rPr>
+        <w:t></w:t>
+      </w:r>
+      <w:r>
+        <w:rPr>
+          <w:rStyle w:val="pron"/>
+          <w:rFonts w:ascii="GWIPA" w:hAnsi="GWIPA" w:cs="Arial"/>
+        </w:rPr>
+        <w:t></w:t>
+      </w:r>
+      <w:r>
+        <w:rPr>
+          <w:rStyle w:val="pron"/>
+          <w:rFonts w:ascii="GWIPA" w:hAnsi="GWIPA" w:cs="Arial"/>
+        </w:rPr>
+        <w:t></w:t>
+      </w:r>
+      <w:r>
+        <w:rPr>
+          <w:rStyle w:val="pron"/>
+          <w:rFonts w:ascii="GWIPA" w:hAnsi="GWIPA" w:cs="Arial"/>
+        </w:rPr>
+        <w:t></w:t>
+      </w:r>
+      <w:r>
+        <w:rPr>
+          <w:rStyle w:val="pron"/>
+          <w:rFonts w:ascii="GWIPA" w:hAnsi="GWIPA" w:cs="Arial"/>
+        </w:rPr>
+        <w:t></w:t>
+      </w:r>
+      <w:r>
+        <w:rPr>
+          <w:rStyle w:val="pron"/>
+          <w:rFonts w:ascii="GWIPA" w:hAnsi="GWIPA" w:cs="Arial"/>
+        </w:rPr>
+        <w:t></w:t>
+      </w:r>
+      <w:r>
+        <w:rPr>
+          <w:rStyle w:val="pron"/>
+          <w:rFonts w:ascii="GWIPA" w:hAnsi="GWIPA" w:cs="Arial"/>
+        </w:rPr>
+        <w:t></w:t>
+      </w:r>
+      <w:r>
+        <w:rPr>
+          <w:rStyle w:val="pron"/>
+          <w:rFonts w:ascii="GWIPA" w:hAnsi="GWIPA" w:cs="Arial"/>
+        </w:rPr>
+        <w:t></w:t>
+      </w:r>
+      <w:r>
+        <w:rPr>
+          <w:rStyle w:val="pron"/>
+          <w:rFonts w:ascii="GWIPA" w:hAnsi="GWIPA" w:cs="Arial"/>
+        </w:rPr>
+        <w:t></w:t>
+      </w:r>
+      <w:r>
+        <w:rPr>
+          <w:rStyle w:val="pron"/>
+          <w:rFonts w:ascii="GWIPA" w:hAnsi="GWIPA" w:cs="Arial"/>
+        </w:rPr>
+        <w:t></w:t>
+      </w:r>
+      <w:r>
+        <w:rPr>
+          <w:rStyle w:val="pron"/>
+          <w:rFonts w:ascii="GWIPA" w:hAnsi="GWIPA" w:cs="Arial"/>
+        </w:rPr>
+        <w:t></w:t>
+      </w:r>
+      <w:r>
+        <w:rPr>
+          <w:rStyle w:val="pron"/>
+          <w:rFonts w:ascii="GWIPA" w:hAnsi="GWIPA" w:cs="Arial"/>
+        </w:rPr>
+        <w:t></w:t>
+      </w:r>
+      <w:r>
+        <w:rPr>
+          <w:rStyle w:val="pron"/>
+          <w:rFonts w:ascii="GWIPA" w:hAnsi="GWIPA" w:cs="Arial"/>
+        </w:rPr>
+        <w:t></w:t>
+      </w:r>
+      <w:r>
+        <w:rPr>
+          <w:rStyle w:val="pron"/>
+          <w:rFonts w:ascii="Arial" w:hAnsi="Arial" w:cs="Arial" w:hint="eastAsia"/>
+        </w:rPr>
+        <w:t>/</w:t>
+      </w:r>
+      <w:r>
+        <w:rPr>
+          <w:rStyle w:val="pron"/>
+          <w:rFonts w:ascii="Arial" w:hAnsi="Arial" w:cs="Arial"/>
+        </w:rPr>
+        <w:br/>
+      </w:r>
+      <w:r>
+        <w:rPr>
+          <w:rStyle w:val="pron"/>
+          <w:rFonts w:ascii="Arial" w:hAnsi="Arial" w:cs="Arial" w:hint="eastAsia"/>
+        </w:rPr>
+        <w:t>[adj.] not sincere, especially when you pretend to know less about something than you really do.</w:t>
+      </w:r>
+      <w:r>
+        <w:rPr>
+          <w:rStyle w:val="pron"/>
+          <w:rFonts w:ascii="Arial" w:hAnsi="Arial" w:cs="Arial"/>
+        </w:rPr>
+        <w:br/>
+      </w:r>
+      <w:r>
+        <w:rPr>
+          <w:rStyle w:val="pron"/>
+          <w:rFonts w:ascii="Arial" w:hAnsi="Arial" w:cs="Arial" w:hint="eastAsia"/>
+        </w:rPr>
+        <w:t>He is a disingenuous man.</w:t>
+      </w:r>
+    </w:p>
+    <w:p>
+      <w:pPr>
+        <w:jc w:val="left"/>
+        <w:rPr>
+          <w:rStyle w:val="pron"/>
+          <w:rFonts w:ascii="Arial" w:hAnsi="Arial" w:cs="Arial" w:hint="eastAsia"/>
+        </w:rPr>
+      </w:pPr>
+      <w:r>
+        <w:rPr>
+          <w:rStyle w:val="pron"/>
+          <w:rFonts w:ascii="Arial" w:hAnsi="Arial" w:cs="Arial" w:hint="eastAsia"/>
+          <w:b/>
+        </w:rPr>
+        <w:t>deposit</w:t>
+      </w:r>
+      <w:r>
+        <w:rPr>
+          <w:rStyle w:val="pron"/>
+          <w:rFonts w:ascii="Arial" w:hAnsi="Arial" w:cs="Arial"/>
+        </w:rPr>
+        <w:br/>
+      </w:r>
+      <w:r>
+        <w:rPr>
+          <w:rStyle w:val="pron"/>
+          <w:rFonts w:ascii="Arial" w:hAnsi="Arial" w:cs="Arial" w:hint="eastAsia"/>
+        </w:rPr>
+        <w:t>1. [n.] (</w:t>
+      </w:r>
+      <w:r>
+        <w:rPr>
+          <w:rStyle w:val="pron"/>
+          <w:rFonts w:ascii="Arial" w:hAnsi="Arial" w:cs="Arial" w:hint="eastAsia"/>
+          <w:i/>
+        </w:rPr>
+        <w:t>usually singular</w:t>
+      </w:r>
+      <w:r>
+        <w:rPr>
+          <w:rStyle w:val="pron"/>
+          <w:rFonts w:ascii="Arial" w:hAnsi="Arial" w:cs="Arial" w:hint="eastAsia"/>
+        </w:rPr>
+        <w:t xml:space="preserve">) a sum of money that is given as the first part of </w:t>
+      </w:r>
+      <w:r>
+        <w:rPr>
+          <w:rStyle w:val="pron"/>
+          <w:rFonts w:ascii="Arial" w:hAnsi="Arial" w:cs="Arial" w:hint="eastAsia"/>
+          <w:b/>
+        </w:rPr>
+        <w:t>a larger payment.</w:t>
+      </w:r>
+      <w:r>
+        <w:rPr>
+          <w:rStyle w:val="pron"/>
+          <w:rFonts w:ascii="Arial" w:hAnsi="Arial" w:cs="Arial"/>
+          <w:b/>
+        </w:rPr>
+        <w:br/>
+      </w:r>
+      <w:r>
+        <w:rPr>
+          <w:rStyle w:val="pron"/>
+          <w:rFonts w:ascii="Arial" w:hAnsi="Arial" w:cs="Arial" w:hint="eastAsia"/>
+        </w:rPr>
+        <w:t>2. [n.] (</w:t>
+      </w:r>
+      <w:r>
+        <w:rPr>
+          <w:rStyle w:val="pron"/>
+          <w:rFonts w:ascii="Arial" w:hAnsi="Arial" w:cs="Arial" w:hint="eastAsia"/>
+          <w:i/>
+        </w:rPr>
+        <w:t>usually singular</w:t>
+      </w:r>
+      <w:r>
+        <w:rPr>
+          <w:rStyle w:val="pron"/>
+          <w:rFonts w:ascii="Arial" w:hAnsi="Arial" w:cs="Arial" w:hint="eastAsia"/>
+        </w:rPr>
+        <w:t xml:space="preserve">) a sum of money that is paid by somebody </w:t>
+      </w:r>
+      <w:r>
+        <w:rPr>
+          <w:rStyle w:val="pron"/>
+          <w:rFonts w:ascii="Arial" w:hAnsi="Arial" w:cs="Arial" w:hint="eastAsia"/>
+          <w:b/>
+        </w:rPr>
+        <w:t xml:space="preserve">when they rent </w:t>
+      </w:r>
+      <w:r>
+        <w:rPr>
+          <w:rStyle w:val="pron"/>
+          <w:rFonts w:ascii="Arial" w:hAnsi="Arial" w:cs="Arial" w:hint="eastAsia"/>
+        </w:rPr>
+        <w:t>something and that is returned when they do not damage the thing they are renting.</w:t>
+      </w:r>
+    </w:p>
+    <w:p>
+      <w:pPr>
+        <w:jc w:val="left"/>
+        <w:rPr>
+          <w:rStyle w:val="pron"/>
           <w:rFonts w:ascii="Arial" w:hAnsi="Arial" w:cs="Arial"/>
         </w:rPr>
       </w:pPr>
@@ -35966,14 +36229,7 @@
           <w:rFonts w:ascii="Arial" w:hAnsi="Arial" w:cs="Arial" w:hint="eastAsia"/>
           <w:b/>
         </w:rPr>
-        <w:t>disingenuous</w:t>
-      </w:r>
-      <w:r>
-        <w:rPr>
-          <w:rStyle w:val="pron"/>
-          <w:rFonts w:ascii="Arial" w:hAnsi="Arial" w:cs="Arial" w:hint="eastAsia"/>
-        </w:rPr>
-        <w:t xml:space="preserve"> </w:t>
+        <w:t>pharoah</w:t>
       </w:r>
       <w:bookmarkEnd w:id="0"/>
       <w:r>
@@ -35981,147 +36237,84 @@
           <w:rStyle w:val="pron"/>
           <w:rFonts w:ascii="Arial" w:hAnsi="Arial" w:cs="Arial" w:hint="eastAsia"/>
         </w:rPr>
+        <w:t xml:space="preserve"> /</w:t>
+      </w:r>
+      <w:r>
+        <w:rPr>
+          <w:rStyle w:val="pron"/>
+          <w:rFonts w:ascii="GWIPA" w:hAnsi="GWIPA" w:cs="Arial"/>
+        </w:rPr>
+        <w:t></w:t>
+      </w:r>
+      <w:r>
+        <w:rPr>
+          <w:rStyle w:val="pron"/>
+          <w:rFonts w:ascii="GWIPA" w:hAnsi="GWIPA" w:cs="Arial"/>
+        </w:rPr>
+        <w:t></w:t>
+      </w:r>
+      <w:r>
+        <w:rPr>
+          <w:rStyle w:val="pron"/>
+          <w:rFonts w:ascii="GWIPA" w:hAnsi="GWIPA" w:cs="Arial"/>
+        </w:rPr>
+        <w:t></w:t>
+      </w:r>
+      <w:r>
+        <w:rPr>
+          <w:rStyle w:val="pron"/>
+          <w:rFonts w:ascii="GWIPA" w:hAnsi="GWIPA" w:cs="Arial"/>
+        </w:rPr>
+        <w:t></w:t>
+      </w:r>
+      <w:r>
+        <w:rPr>
+          <w:rStyle w:val="pron"/>
+          <w:rFonts w:ascii="GWIPA" w:hAnsi="GWIPA" w:cs="Arial"/>
+        </w:rPr>
+        <w:t></w:t>
+      </w:r>
+      <w:r>
+        <w:rPr>
+          <w:rStyle w:val="pron"/>
+          <w:rFonts w:ascii="GWIPA" w:hAnsi="GWIPA" w:cs="Arial"/>
+        </w:rPr>
+        <w:t></w:t>
+      </w:r>
+      <w:r>
+        <w:rPr>
+          <w:rStyle w:val="pron"/>
+          <w:rFonts w:ascii="GWIPA" w:hAnsi="GWIPA" w:cs="Arial"/>
+        </w:rPr>
+        <w:t></w:t>
+      </w:r>
+      <w:r>
+        <w:rPr>
+          <w:rStyle w:val="pron"/>
+          <w:rFonts w:ascii="Arial" w:hAnsi="Arial" w:cs="Arial" w:hint="eastAsia"/>
+        </w:rPr>
         <w:t>/</w:t>
       </w:r>
       <w:r>
         <w:rPr>
           <w:rStyle w:val="pron"/>
-          <w:rFonts w:ascii="GWIPA" w:hAnsi="GWIPA" w:cs="Arial"/>
-        </w:rPr>
-        <w:t></w:t>
-      </w:r>
-      <w:r>
-        <w:rPr>
-          <w:rStyle w:val="pron"/>
-          <w:rFonts w:ascii="GWIPA" w:hAnsi="GWIPA" w:cs="Arial"/>
-        </w:rPr>
-        <w:t></w:t>
-      </w:r>
-      <w:r>
-        <w:rPr>
-          <w:rStyle w:val="pron"/>
-          <w:rFonts w:ascii="GWIPA" w:hAnsi="GWIPA" w:cs="Arial"/>
-        </w:rPr>
-        <w:t></w:t>
-      </w:r>
-      <w:r>
-        <w:rPr>
-          <w:rStyle w:val="pron"/>
-          <w:rFonts w:ascii="GWIPA" w:hAnsi="GWIPA" w:cs="Arial"/>
-        </w:rPr>
-        <w:t></w:t>
-      </w:r>
-      <w:r>
-        <w:rPr>
-          <w:rStyle w:val="pron"/>
-          <w:rFonts w:ascii="GWIPA" w:hAnsi="GWIPA" w:cs="Arial"/>
-        </w:rPr>
-        <w:t></w:t>
-      </w:r>
-      <w:r>
-        <w:rPr>
-          <w:rStyle w:val="pron"/>
-          <w:rFonts w:ascii="GWIPA" w:hAnsi="GWIPA" w:cs="Arial"/>
-        </w:rPr>
-        <w:t></w:t>
-      </w:r>
-      <w:r>
-        <w:rPr>
-          <w:rStyle w:val="pron"/>
-          <w:rFonts w:ascii="GWIPA" w:hAnsi="GWIPA" w:cs="Arial"/>
-        </w:rPr>
-        <w:t></w:t>
-      </w:r>
-      <w:r>
-        <w:rPr>
-          <w:rStyle w:val="pron"/>
-          <w:rFonts w:ascii="GWIPA" w:hAnsi="GWIPA" w:cs="Arial"/>
-        </w:rPr>
-        <w:t></w:t>
-      </w:r>
-      <w:r>
-        <w:rPr>
-          <w:rStyle w:val="pron"/>
-          <w:rFonts w:ascii="GWIPA" w:hAnsi="GWIPA" w:cs="Arial"/>
-        </w:rPr>
-        <w:t></w:t>
-      </w:r>
-      <w:r>
-        <w:rPr>
-          <w:rStyle w:val="pron"/>
-          <w:rFonts w:ascii="GWIPA" w:hAnsi="GWIPA" w:cs="Arial"/>
-        </w:rPr>
-        <w:t></w:t>
-      </w:r>
-      <w:r>
-        <w:rPr>
-          <w:rStyle w:val="pron"/>
-          <w:rFonts w:ascii="GWIPA" w:hAnsi="GWIPA" w:cs="Arial"/>
-        </w:rPr>
-        <w:t></w:t>
-      </w:r>
-      <w:r>
-        <w:rPr>
-          <w:rStyle w:val="pron"/>
-          <w:rFonts w:ascii="GWIPA" w:hAnsi="GWIPA" w:cs="Arial"/>
-        </w:rPr>
-        <w:t></w:t>
-      </w:r>
-      <w:r>
-        <w:rPr>
-          <w:rStyle w:val="pron"/>
-          <w:rFonts w:ascii="GWIPA" w:hAnsi="GWIPA" w:cs="Arial"/>
-        </w:rPr>
-        <w:t></w:t>
-      </w:r>
-      <w:r>
-        <w:rPr>
-          <w:rStyle w:val="pron"/>
-          <w:rFonts w:ascii="GWIPA" w:hAnsi="GWIPA" w:cs="Arial"/>
-        </w:rPr>
-        <w:t></w:t>
-      </w:r>
-      <w:r>
-        <w:rPr>
-          <w:rStyle w:val="pron"/>
-          <w:rFonts w:ascii="GWIPA" w:hAnsi="GWIPA" w:cs="Arial"/>
-        </w:rPr>
-        <w:t></w:t>
-      </w:r>
-      <w:r>
-        <w:rPr>
-          <w:rStyle w:val="pron"/>
-          <w:rFonts w:ascii="Arial" w:hAnsi="Arial" w:cs="Arial" w:hint="eastAsia"/>
-        </w:rPr>
-        <w:t>/</w:t>
-      </w:r>
-      <w:r>
-        <w:rPr>
-          <w:rStyle w:val="pron"/>
-          <w:rFonts w:ascii="Arial" w:hAnsi="Arial" w:cs="Arial"/>
-        </w:rPr>
-        <w:br/>
-      </w:r>
-      <w:r>
-        <w:rPr>
-          <w:rStyle w:val="pron"/>
-          <w:rFonts w:ascii="Arial" w:hAnsi="Arial" w:cs="Arial" w:hint="eastAsia"/>
-        </w:rPr>
-        <w:t>[adj.] not sincere, especially when you pretend to know less about something than you really do.</w:t>
-      </w:r>
-      <w:r>
-        <w:rPr>
-          <w:rStyle w:val="pron"/>
-          <w:rFonts w:ascii="Arial" w:hAnsi="Arial" w:cs="Arial"/>
-        </w:rPr>
-        <w:br/>
-      </w:r>
-      <w:r>
-        <w:rPr>
-          <w:rStyle w:val="pron"/>
-          <w:rFonts w:ascii="Arial" w:hAnsi="Arial" w:cs="Arial" w:hint="eastAsia"/>
-        </w:rPr>
-        <w:t>He is a disingenuous man.</w:t>
+          <w:rFonts w:ascii="Arial" w:hAnsi="Arial" w:cs="Arial"/>
+        </w:rPr>
+        <w:br/>
+      </w:r>
+      <w:r>
+        <w:rPr>
+          <w:rStyle w:val="pron"/>
+          <w:rFonts w:ascii="Arial" w:hAnsi="Arial" w:cs="Arial" w:hint="eastAsia"/>
+        </w:rPr>
+        <w:t xml:space="preserve">[n.] </w:t>
+      </w:r>
+      <w:r>
+        <w:rPr>
+          <w:rStyle w:val="pron"/>
+          <w:rFonts w:ascii="Arial" w:hAnsi="Arial" w:cs="Arial" w:hint="eastAsia"/>
+        </w:rPr>
+        <w:t>法老</w:t>
       </w:r>
     </w:p>
     <w:sectPr>
@@ -37045,7 +37238,7 @@
   <a:extraClrSchemeLst/>
   <a:extLst>
     <a:ext uri="{05A4C25C-085E-4340-85A3-A5531E510DB2}">
-      <thm15:themeFamily xmlns="" xmlns:thm15="http://schemas.microsoft.com/office/thememl/2012/main" name="Office Theme" id="{62F939B6-93AF-4DB8-9C6B-D6C7DFDC589F}" vid="{4A3C46E8-61CC-4603-A589-7422A47A8E4A}"/>
+      <thm15:themeFamily xmlns:thm15="http://schemas.microsoft.com/office/thememl/2012/main" xmlns="" name="Office Theme" id="{62F939B6-93AF-4DB8-9C6B-D6C7DFDC589F}" vid="{4A3C46E8-61CC-4603-A589-7422A47A8E4A}"/>
     </a:ext>
   </a:extLst>
 </a:theme>
